--- a/src/bioneuronai/analysis/keywords/README.docx
+++ b/src/bioneuronai/analysis/keywords/README.docx
@@ -1,56 +1,54 @@
 
 <file path=word/document.xml><?xml version="1.0" encoding="utf-8"?>
-<w:document xmlns:a="http://schemas.openxmlformats.org/drawingml/2006/main" xmlns:cdr="http://schemas.openxmlformats.org/drawingml/2006/chartDrawing" xmlns:o="urn:schemas-microsoft-com:office:office" xmlns:pic="http://schemas.openxmlformats.org/drawingml/2006/picture" xmlns:r="http://schemas.openxmlformats.org/officeDocument/2006/relationships" xmlns:v="urn:schemas-microsoft-com:vml" xmlns:ve="http://schemas.openxmlformats.org/markup-compatibility/2006" xmlns:vt="http://schemas.openxmlformats.org/officeDocument/2006/docPropsVTypes" xmlns:w="http://schemas.openxmlformats.org/wordprocessingml/2006/main" xmlns:w10="urn:schemas-microsoft-com:office:word" xmlns:wp="http://schemas.openxmlformats.org/drawingml/2006/wordprocessingDrawing" xmlns:wne="http://schemas.microsoft.com/office/word/2006/wordml">
+<w:document xmlns:wpc="http://schemas.microsoft.com/office/word/2010/wordprocessingCanvas" xmlns:cx="http://schemas.microsoft.com/office/drawing/2014/chartex" xmlns:cx1="http://schemas.microsoft.com/office/drawing/2015/9/8/chartex" xmlns:cx2="http://schemas.microsoft.com/office/drawing/2015/10/21/chartex" xmlns:cx3="http://schemas.microsoft.com/office/drawing/2016/5/9/chartex" xmlns:cx4="http://schemas.microsoft.com/office/drawing/2016/5/10/chartex" xmlns:cx5="http://schemas.microsoft.com/office/drawing/2016/5/11/chartex" xmlns:cx6="http://schemas.microsoft.com/office/drawing/2016/5/12/chartex" xmlns:cx7="http://schemas.microsoft.com/office/drawing/2016/5/13/chartex" xmlns:cx8="http://schemas.microsoft.com/office/drawing/2016/5/14/chartex" xmlns:mc="http://schemas.openxmlformats.org/markup-compatibility/2006" xmlns:aink="http://schemas.microsoft.com/office/drawing/2016/ink" xmlns:am3d="http://schemas.microsoft.com/office/drawing/2017/model3d" xmlns:o="urn:schemas-microsoft-com:office:office" xmlns:oel="http://schemas.microsoft.com/office/2019/extlst" xmlns:r="http://schemas.openxmlformats.org/officeDocument/2006/relationships" xmlns:m="http://schemas.openxmlformats.org/officeDocument/2006/math" xmlns:v="urn:schemas-microsoft-com:vml" xmlns:wp14="http://schemas.microsoft.com/office/word/2010/wordprocessingDrawing" xmlns:wp="http://schemas.openxmlformats.org/drawingml/2006/wordprocessingDrawing" xmlns:w10="urn:schemas-microsoft-com:office:word" xmlns:w="http://schemas.openxmlformats.org/wordprocessingml/2006/main" xmlns:w14="http://schemas.microsoft.com/office/word/2010/wordml" xmlns:w15="http://schemas.microsoft.com/office/word/2012/wordml" xmlns:w16cex="http://schemas.microsoft.com/office/word/2018/wordml/cex" xmlns:w16cid="http://schemas.microsoft.com/office/word/2016/wordml/cid" xmlns:w16="http://schemas.microsoft.com/office/word/2018/wordml" xmlns:w16du="http://schemas.microsoft.com/office/word/2023/wordml/word16du" xmlns:w16sdtdh="http://schemas.microsoft.com/office/word/2020/wordml/sdtdatahash" xmlns:w16sdtfl="http://schemas.microsoft.com/office/word/2024/wordml/sdtformatlock" xmlns:w16se="http://schemas.microsoft.com/office/word/2015/wordml/symex" xmlns:wpg="http://schemas.microsoft.com/office/word/2010/wordprocessingGroup" xmlns:wpi="http://schemas.microsoft.com/office/word/2010/wordprocessingInk" xmlns:wne="http://schemas.microsoft.com/office/word/2006/wordml" xmlns:wps="http://schemas.microsoft.com/office/word/2010/wordprocessingShape" mc:Ignorable="w14 w15 w16se w16cid w16 w16cex w16sdtdh w16sdtfl w16du wp14">
   <w:body>
-    <w:sectPr>
-      <w:pgSz w:w="12240" w:h="15840" w:orient="portrait"/>
-      <w:pgMar w:top="1440" w:right="1800" w:bottom="1440" w:left="1800" w:header="720" w:footer="720" w:gutter="0"/>
-    </w:sectPr>
-    <w:p>
-      <w:pPr>
-        <w:pStyle w:val="Heading1"/>
-        <w:spacing w:lineRule="auto"/>
-      </w:pPr>
-      <w:r>
-        <w:rPr/>
-        <w:t xml:space="preserve">分析模組 — 關鍵字系統 (Keywords)</w:t>
+    <w:p>
+      <w:pPr>
+        <w:pStyle w:val="1"/>
+      </w:pPr>
+      <w:r>
+        <w:t>分析模組</w:t>
+      </w:r>
+      <w:r>
+        <w:t xml:space="preserve"> — </w:t>
+      </w:r>
+      <w:r>
+        <w:t>關鍵字系統</w:t>
+      </w:r>
+      <w:r>
+        <w:t xml:space="preserve"> (Keywords)</w:t>
       </w:r>
     </w:p>
     <w:p>
       <w:pPr>
         <w:ind w:left="284"/>
         <w:jc w:val="both"/>
-        <w:spacing w:lineRule="auto"/>
       </w:pPr>
       <w:r>
         <w:rPr>
           <w:b/>
         </w:rPr>
-        <w:t xml:space="preserve">版本</w:t>
-      </w:r>
-      <w:r>
-        <w:rPr/>
+        <w:t>版本</w:t>
+      </w:r>
+      <w:r>
         <w:t xml:space="preserve">: v3.0 </w:t>
       </w:r>
       <w:r>
         <w:rPr>
           <w:b/>
         </w:rPr>
-        <w:t xml:space="preserve">更新日期</w:t>
-      </w:r>
-      <w:r>
-        <w:rPr/>
-        <w:t xml:space="preserve">: 2026-03-27</w:t>
-      </w:r>
-    </w:p>
-    <w:p>
-      <w:pPr>
-        <w:pStyle w:val="Heading2"/>
-        <w:spacing w:lineRule="auto"/>
-      </w:pPr>
-      <w:r>
-        <w:rPr/>
-        <w:t xml:space="preserve">目錄</w:t>
+        <w:t>更新日期</w:t>
+      </w:r>
+      <w:r>
+        <w:t>: 2026-03-27</w:t>
+      </w:r>
+    </w:p>
+    <w:p>
+      <w:pPr>
+        <w:pStyle w:val="2"/>
+      </w:pPr>
+      <w:r>
+        <w:t>目錄</w:t>
       </w:r>
     </w:p>
     <w:p>
@@ -59,14 +57,13 @@
           <w:ilvl w:val="0"/>
           <w:numId w:val="1"/>
         </w:numPr>
-        <w:spacing w:lineRule="auto"/>
-      </w:pPr>
-      <w:hyperlink r:id="rId5">
+      </w:pPr>
+      <w:hyperlink w:anchor="%E6%A8%A1%E7%B5%84%E6%A6%82%E8%BF%B0">
         <w:r>
           <w:rPr>
-            <w:rStyle w:val="Hyperlink"/>
+            <w:rStyle w:val="a3"/>
           </w:rPr>
-          <w:t xml:space="preserve">模組概述</w:t>
+          <w:t>模組概述</w:t>
         </w:r>
       </w:hyperlink>
     </w:p>
@@ -76,14 +73,13 @@
           <w:ilvl w:val="0"/>
           <w:numId w:val="1"/>
         </w:numPr>
-        <w:spacing w:lineRule="auto"/>
-      </w:pPr>
-      <w:hyperlink r:id="rId6">
+      </w:pPr>
+      <w:hyperlink w:anchor="%E7%B3%BB%E7%B5%B1%E6%9E%B6%E6%A7%8B%E8%88%87%E8%81%B7%E8%B2%AC%E5%88%86%E9%9B%A2">
         <w:r>
           <w:rPr>
-            <w:rStyle w:val="Hyperlink"/>
+            <w:rStyle w:val="a3"/>
           </w:rPr>
-          <w:t xml:space="preserve">系統架構與職責分離</w:t>
+          <w:t>系統架構與職責分離</w:t>
         </w:r>
       </w:hyperlink>
     </w:p>
@@ -93,14 +89,13 @@
           <w:ilvl w:val="0"/>
           <w:numId w:val="1"/>
         </w:numPr>
-        <w:spacing w:lineRule="auto"/>
-      </w:pPr>
-      <w:hyperlink r:id="rId7">
+      </w:pPr>
+      <w:hyperlink w:anchor="%E6%A0%B8%E5%BF%83%E5%85%83%E4%BB%B6%E8%88%87%E8%A9%B3%E7%B4%B0%E6%96%B9%E6%B3%95">
         <w:r>
           <w:rPr>
-            <w:rStyle w:val="Hyperlink"/>
+            <w:rStyle w:val="a3"/>
           </w:rPr>
-          <w:t xml:space="preserve">核心元件與詳細方法</w:t>
+          <w:t>核心元件與詳細方法</w:t>
         </w:r>
       </w:hyperlink>
     </w:p>
@@ -110,14 +105,19 @@
           <w:ilvl w:val="0"/>
           <w:numId w:val="1"/>
         </w:numPr>
-        <w:spacing w:lineRule="auto"/>
-      </w:pPr>
-      <w:hyperlink r:id="rId8">
+      </w:pPr>
+      <w:hyperlink w:anchor="%E5%8B%95%E6%85%8B%E6%AC%8A%E9%87%8D%E8%88%87%E5%AD%B8%E7%BF%92%E6%A9%9F%E5%88%B6-rlhf">
         <w:r>
           <w:rPr>
-            <w:rStyle w:val="Hyperlink"/>
+            <w:rStyle w:val="a3"/>
           </w:rPr>
-          <w:t xml:space="preserve">動態權重與學習機制 (RLHF)</w:t>
+          <w:t>動態權重與學習機制</w:t>
+        </w:r>
+        <w:r>
+          <w:rPr>
+            <w:rStyle w:val="a3"/>
+          </w:rPr>
+          <w:t xml:space="preserve"> (RLHF)</w:t>
         </w:r>
       </w:hyperlink>
     </w:p>
@@ -127,65 +127,91 @@
           <w:ilvl w:val="0"/>
           <w:numId w:val="1"/>
         </w:numPr>
-        <w:spacing w:lineRule="auto"/>
-      </w:pPr>
-      <w:hyperlink r:id="rId9">
+      </w:pPr>
+      <w:hyperlink w:anchor="%E6%8C%81%E4%B9%85%E5%8C%96%E5%AD%98%E5%84%B2">
         <w:r>
           <w:rPr>
-            <w:rStyle w:val="Hyperlink"/>
+            <w:rStyle w:val="a3"/>
           </w:rPr>
-          <w:t xml:space="preserve">持久化存儲</w:t>
+          <w:t>持久化存儲</w:t>
         </w:r>
       </w:hyperlink>
     </w:p>
     <w:p>
       <w:pPr>
-        <w:pStyle w:val="Heading2"/>
-        <w:spacing w:lineRule="auto"/>
-      </w:pPr>
-      <w:r>
-        <w:rPr/>
-        <w:t xml:space="preserve">模組概述</w:t>
-      </w:r>
-    </w:p>
-    <w:p>
-      <w:pPr>
-        <w:spacing w:lineRule="auto"/>
-      </w:pPr>
-      <w:r>
-        <w:rPr/>
-        <w:t xml:space="preserve">keywords</w:t>
-      </w:r>
-      <w:r>
-        <w:rPr/>
-        <w:t xml:space="preserve"> 子模組是一個動態的市場關鍵字管理系統。它不使用硬編碼的關鍵字，而是透過 </w:t>
-      </w:r>
-      <w:r>
-        <w:rPr/>
-        <w:t xml:space="preserve">config/keywords/</w:t>
-      </w:r>
-      <w:r>
-        <w:rPr/>
-        <w:t xml:space="preserve"> 下的 JSON 檔案進行分類管理，並結合 SQLite 提供高效的查詢與歷史記錄追蹤。系統內建基於預測準確率的動態權重調整 (RLHF)，讓關鍵字重要性隨市場變化自動演進。</w:t>
-      </w:r>
-    </w:p>
-    <w:p>
-      <w:pPr>
-        <w:pStyle w:val="Heading2"/>
-        <w:spacing w:lineRule="auto"/>
-      </w:pPr>
-      <w:r>
-        <w:rPr/>
-        <w:t xml:space="preserve">系統架構與職責分離</w:t>
-      </w:r>
-    </w:p>
-    <w:p>
-      <w:pPr>
-        <w:spacing w:lineRule="auto"/>
-      </w:pPr>
-      <w:r>
-        <w:rPr/>
-        <w:t xml:space="preserve">為了符合單一職責原則 (SRP)，系統將查詢與學習分開。總共包含 6 個 Python 檔案，共約 1,824 行代碼。</w:t>
+        <w:pStyle w:val="2"/>
+      </w:pPr>
+      <w:r>
+        <w:t>模組概述</w:t>
+      </w:r>
+    </w:p>
+    <w:p>
+      <w:r>
+        <w:t xml:space="preserve">keywords </w:t>
+      </w:r>
+      <w:r>
+        <w:t>子模組是一個動態的市場關鍵字管理系統。它不使用硬編碼的關鍵字，而是透過</w:t>
+      </w:r>
+      <w:r>
+        <w:t xml:space="preserve"> config/keywords/ </w:t>
+      </w:r>
+      <w:r>
+        <w:t>下的</w:t>
+      </w:r>
+      <w:r>
+        <w:t xml:space="preserve"> JSON </w:t>
+      </w:r>
+      <w:r>
+        <w:t>檔案進行分類管理，並結合</w:t>
+      </w:r>
+      <w:r>
+        <w:t xml:space="preserve"> SQLite </w:t>
+      </w:r>
+      <w:r>
+        <w:t>提供高效的查詢與歷史記錄追蹤。系統內建基於預測準確率的動態權重調整</w:t>
+      </w:r>
+      <w:r>
+        <w:t xml:space="preserve"> (RLHF)</w:t>
+      </w:r>
+      <w:r>
+        <w:t>，讓關鍵字重要性隨市場變化自動演進。</w:t>
+      </w:r>
+    </w:p>
+    <w:p>
+      <w:pPr>
+        <w:pStyle w:val="2"/>
+      </w:pPr>
+      <w:r>
+        <w:t>系統架構與職責分離</w:t>
+      </w:r>
+    </w:p>
+    <w:p>
+      <w:r>
+        <w:t>為了符合單一職責原則</w:t>
+      </w:r>
+      <w:r>
+        <w:t xml:space="preserve"> (SRP)</w:t>
+      </w:r>
+      <w:r>
+        <w:t>，系統將查詢與學習分開。總共包含</w:t>
+      </w:r>
+      <w:r>
+        <w:t xml:space="preserve"> 6 </w:t>
+      </w:r>
+      <w:r>
+        <w:t>個</w:t>
+      </w:r>
+      <w:r>
+        <w:t xml:space="preserve"> Python </w:t>
+      </w:r>
+      <w:r>
+        <w:t>檔案，共約</w:t>
+      </w:r>
+      <w:r>
+        <w:t xml:space="preserve"> 1,824 </w:t>
+      </w:r>
+      <w:r>
+        <w:t>行代碼。</w:t>
       </w:r>
     </w:p>
     <w:p>
@@ -194,1971 +220,1547 @@
           <w:ilvl w:val="0"/>
           <w:numId w:val="2"/>
         </w:numPr>
-        <w:spacing w:lineRule="auto"/>
       </w:pPr>
       <w:r>
         <w:rPr>
           <w:b/>
         </w:rPr>
-        <w:t xml:space="preserve">讀取/查詢 (</w:t>
+        <w:t>讀取</w:t>
       </w:r>
       <w:r>
         <w:rPr>
           <w:b/>
         </w:rPr>
-        <w:t xml:space="preserve">manager.py</w:t>
+        <w:t>/</w:t>
       </w:r>
       <w:r>
         <w:rPr>
           <w:b/>
         </w:rPr>
-        <w:t xml:space="preserve">, </w:t>
+        <w:t>查詢</w:t>
       </w:r>
       <w:r>
         <w:rPr>
           <w:b/>
         </w:rPr>
-        <w:t xml:space="preserve">loader.py</w:t>
-      </w:r>
+        <w:t xml:space="preserve"> (manager.py, loader.py, static_utils.py, __init__.py)</w:t>
+      </w:r>
+      <w:r>
+        <w:t xml:space="preserve">: </w:t>
+      </w:r>
+      <w:r>
+        <w:t>負責將資料載入記憶體，對外提供文字匹配、權重查詢與統計介面。</w:t>
+      </w:r>
+    </w:p>
+    <w:p>
+      <w:pPr>
+        <w:numPr>
+          <w:ilvl w:val="0"/>
+          <w:numId w:val="2"/>
+        </w:numPr>
+      </w:pPr>
       <w:r>
         <w:rPr>
           <w:b/>
         </w:rPr>
-        <w:t xml:space="preserve">, </w:t>
+        <w:t>寫入</w:t>
       </w:r>
       <w:r>
         <w:rPr>
           <w:b/>
         </w:rPr>
-        <w:t xml:space="preserve">static_utils.py</w:t>
+        <w:t>/</w:t>
       </w:r>
       <w:r>
         <w:rPr>
           <w:b/>
         </w:rPr>
-        <w:t xml:space="preserve">, </w:t>
+        <w:t>學習</w:t>
       </w:r>
       <w:r>
         <w:rPr>
           <w:b/>
         </w:rPr>
-        <w:t xml:space="preserve">__init__.py</w:t>
-      </w:r>
+        <w:t xml:space="preserve"> (learner.py)</w:t>
+      </w:r>
+      <w:r>
+        <w:t xml:space="preserve">: </w:t>
+      </w:r>
+      <w:r>
+        <w:t>負責追蹤歷史預測，請求當前市價驗證，並更新</w:t>
+      </w:r>
+      <w:r>
+        <w:t xml:space="preserve"> SQLite </w:t>
+      </w:r>
+      <w:r>
+        <w:t>與</w:t>
+      </w:r>
+      <w:r>
+        <w:t xml:space="preserve"> JSON </w:t>
+      </w:r>
+      <w:r>
+        <w:t>的權重數值。</w:t>
+      </w:r>
+    </w:p>
+    <w:p>
+      <w:pPr>
+        <w:numPr>
+          <w:ilvl w:val="0"/>
+          <w:numId w:val="2"/>
+        </w:numPr>
+      </w:pPr>
       <w:r>
         <w:rPr>
           <w:b/>
         </w:rPr>
-        <w:t xml:space="preserve">)</w:t>
-      </w:r>
-      <w:r>
-        <w:rPr/>
-        <w:t xml:space="preserve">: 負責將資料載入記憶體，對外提供文字匹配、權重查詢與統計介面。</w:t>
-      </w:r>
-    </w:p>
-    <w:p>
-      <w:pPr>
-        <w:numPr>
-          <w:ilvl w:val="0"/>
-          <w:numId w:val="2"/>
-        </w:numPr>
-        <w:spacing w:lineRule="auto"/>
-      </w:pPr>
+        <w:t>資料模型</w:t>
+      </w:r>
       <w:r>
         <w:rPr>
           <w:b/>
         </w:rPr>
-        <w:t xml:space="preserve">寫入/學習 (</w:t>
-      </w:r>
+        <w:t xml:space="preserve"> (models.py)</w:t>
+      </w:r>
+      <w:r>
+        <w:t xml:space="preserve">: </w:t>
+      </w:r>
+      <w:r>
+        <w:t>定義共用資料結構。</w:t>
+      </w:r>
+    </w:p>
+    <w:p>
+      <w:pPr>
+        <w:pStyle w:val="2"/>
+      </w:pPr>
+      <w:r>
+        <w:t>核心元件與詳細方法</w:t>
+      </w:r>
+    </w:p>
+    <w:p>
+      <w:pPr>
+        <w:pStyle w:val="3"/>
+      </w:pPr>
+      <w:r>
+        <w:t xml:space="preserve">__init__.py (60 </w:t>
+      </w:r>
+      <w:r>
+        <w:t>行</w:t>
+      </w:r>
+      <w:r>
+        <w:t>)</w:t>
+      </w:r>
+    </w:p>
+    <w:p>
+      <w:r>
+        <w:t>提供統一對外的導出，簡化其他模組的調用。</w:t>
+      </w:r>
+    </w:p>
+    <w:p>
       <w:r>
         <w:rPr>
           <w:b/>
         </w:rPr>
-        <w:t xml:space="preserve">learner.py</w:t>
-      </w:r>
+        <w:t>導出清單</w:t>
+      </w:r>
+      <w:r>
+        <w:t>:</w:t>
+      </w:r>
+    </w:p>
+    <w:p>
+      <w:pPr>
+        <w:numPr>
+          <w:ilvl w:val="0"/>
+          <w:numId w:val="3"/>
+        </w:numPr>
+      </w:pPr>
+      <w:r>
+        <w:t>模型：</w:t>
+      </w:r>
+      <w:r>
+        <w:t>Keyword, KeywordMatch, PredictionRecord</w:t>
+      </w:r>
+    </w:p>
+    <w:p>
+      <w:pPr>
+        <w:numPr>
+          <w:ilvl w:val="0"/>
+          <w:numId w:val="3"/>
+        </w:numPr>
+      </w:pPr>
+      <w:r>
+        <w:t>載入器：</w:t>
+      </w:r>
+      <w:r>
+        <w:t>KeywordLoader</w:t>
+      </w:r>
+    </w:p>
+    <w:p>
+      <w:pPr>
+        <w:numPr>
+          <w:ilvl w:val="0"/>
+          <w:numId w:val="3"/>
+        </w:numPr>
+      </w:pPr>
+      <w:r>
+        <w:lastRenderedPageBreak/>
+        <w:t>管理器：</w:t>
+      </w:r>
+      <w:r>
+        <w:t>KeywordManager, get_keyword_manager</w:t>
+      </w:r>
+    </w:p>
+    <w:p>
+      <w:pPr>
+        <w:numPr>
+          <w:ilvl w:val="0"/>
+          <w:numId w:val="3"/>
+        </w:numPr>
+      </w:pPr>
+      <w:r>
+        <w:t>靜態工具：</w:t>
+      </w:r>
+      <w:r>
+        <w:t>MarketKeywords</w:t>
+      </w:r>
+    </w:p>
+    <w:p>
+      <w:pPr>
+        <w:numPr>
+          <w:ilvl w:val="0"/>
+          <w:numId w:val="3"/>
+        </w:numPr>
+      </w:pPr>
+      <w:r>
+        <w:t>學習器：</w:t>
+      </w:r>
+      <w:r>
+        <w:t>KeywordLearner</w:t>
+      </w:r>
+    </w:p>
+    <w:p>
+      <w:pPr>
+        <w:pStyle w:val="3"/>
+      </w:pPr>
+      <w:r>
+        <w:t xml:space="preserve">manager.py (905 </w:t>
+      </w:r>
+      <w:r>
+        <w:t>行</w:t>
+      </w:r>
+      <w:r>
+        <w:t>)</w:t>
+      </w:r>
+    </w:p>
+    <w:p>
+      <w:r>
+        <w:t>核心管理器，負責關鍵字的載入、文字匹配、預測記錄與持久化。以</w:t>
+      </w:r>
+      <w:r>
+        <w:t xml:space="preserve"> Singleton </w:t>
+      </w:r>
+      <w:r>
+        <w:t>模式運作。</w:t>
+      </w:r>
+    </w:p>
+    <w:p>
       <w:r>
         <w:rPr>
           <w:b/>
         </w:rPr>
-        <w:t xml:space="preserve">)</w:t>
-      </w:r>
-      <w:r>
-        <w:rPr/>
-        <w:t xml:space="preserve">: 負責追蹤歷史預測，請求當前市價驗證，並更新 SQLite 與 JSON 的權重數值。</w:t>
-      </w:r>
-    </w:p>
-    <w:p>
-      <w:pPr>
-        <w:numPr>
-          <w:ilvl w:val="0"/>
-          <w:numId w:val="2"/>
-        </w:numPr>
-        <w:spacing w:lineRule="auto"/>
-      </w:pPr>
+        <w:t>類別常數</w:t>
+      </w:r>
+      <w:r>
+        <w:t>:</w:t>
+      </w:r>
+    </w:p>
+    <w:p>
+      <w:pPr>
+        <w:numPr>
+          <w:ilvl w:val="0"/>
+          <w:numId w:val="4"/>
+        </w:numPr>
+      </w:pPr>
+      <w:r>
+        <w:t>DEFAULT_DB_PATH = "config/market_keywords.db"</w:t>
+      </w:r>
+    </w:p>
+    <w:p>
+      <w:pPr>
+        <w:numPr>
+          <w:ilvl w:val="0"/>
+          <w:numId w:val="4"/>
+        </w:numPr>
+      </w:pPr>
+      <w:r>
+        <w:t>WEIGHT_INCREASE_FACTOR = 1.08</w:t>
+      </w:r>
+      <w:r>
+        <w:t>、</w:t>
+      </w:r>
+      <w:r>
+        <w:t>WEIGHT_DECREASE_FACTOR = 0.92</w:t>
+      </w:r>
+    </w:p>
+    <w:p>
+      <w:pPr>
+        <w:numPr>
+          <w:ilvl w:val="0"/>
+          <w:numId w:val="4"/>
+        </w:numPr>
+      </w:pPr>
+      <w:r>
+        <w:t>MAX_DYNAMIC_WEIGHT = 2.0</w:t>
+      </w:r>
+      <w:r>
+        <w:t>、</w:t>
+      </w:r>
+      <w:r>
+        <w:t>MIN_DYNAMIC_WEIGHT = 0.3</w:t>
+      </w:r>
+    </w:p>
+    <w:p>
+      <w:pPr>
+        <w:numPr>
+          <w:ilvl w:val="0"/>
+          <w:numId w:val="4"/>
+        </w:numPr>
+      </w:pPr>
+      <w:r>
+        <w:t>MIN_PREDICTIONS_FOR_BASE = 20</w:t>
+      </w:r>
+      <w:r>
+        <w:t>（調整基礎權重所需最低預測次數）</w:t>
+      </w:r>
+    </w:p>
+    <w:p>
+      <w:pPr>
+        <w:numPr>
+          <w:ilvl w:val="0"/>
+          <w:numId w:val="4"/>
+        </w:numPr>
+      </w:pPr>
+      <w:r>
+        <w:t>MAX_BASE_WEIGHT = 3.5</w:t>
+      </w:r>
+      <w:r>
+        <w:t>、</w:t>
+      </w:r>
+      <w:r>
+        <w:t>MIN_BASE_WEIGHT = 0.5</w:t>
+      </w:r>
+    </w:p>
+    <w:p>
       <w:r>
         <w:rPr>
           <w:b/>
         </w:rPr>
-        <w:t xml:space="preserve">資料模型 (</w:t>
+        <w:t xml:space="preserve">KeywordManager </w:t>
       </w:r>
       <w:r>
         <w:rPr>
           <w:b/>
         </w:rPr>
-        <w:t xml:space="preserve">models.py</w:t>
-      </w:r>
+        <w:t>方法</w:t>
+      </w:r>
+      <w:r>
+        <w:t>:</w:t>
+      </w:r>
+    </w:p>
+    <w:p>
+      <w:r>
+        <w:t>初始化與載入</w:t>
+      </w:r>
+    </w:p>
+    <w:p>
+      <w:pPr>
+        <w:numPr>
+          <w:ilvl w:val="0"/>
+          <w:numId w:val="5"/>
+        </w:numPr>
+      </w:pPr>
+      <w:r>
+        <w:t xml:space="preserve">__init__(config_path, db_path): </w:t>
+      </w:r>
+      <w:r>
+        <w:t>初始化，優先從</w:t>
+      </w:r>
+      <w:r>
+        <w:t xml:space="preserve"> SQLite </w:t>
+      </w:r>
+      <w:r>
+        <w:t>快取載入，否則從</w:t>
+      </w:r>
+      <w:r>
+        <w:t xml:space="preserve"> JSON </w:t>
+      </w:r>
+      <w:r>
+        <w:t>載入。</w:t>
+      </w:r>
+    </w:p>
+    <w:p>
+      <w:pPr>
+        <w:numPr>
+          <w:ilvl w:val="0"/>
+          <w:numId w:val="5"/>
+        </w:numPr>
+      </w:pPr>
+      <w:r>
+        <w:t xml:space="preserve">_init_database(): </w:t>
+      </w:r>
+      <w:r>
+        <w:t>建立</w:t>
+      </w:r>
+      <w:r>
+        <w:t xml:space="preserve"> SQLite prediction_history </w:t>
+      </w:r>
+      <w:r>
+        <w:t>資料表。</w:t>
+      </w:r>
+    </w:p>
+    <w:p>
+      <w:pPr>
+        <w:numPr>
+          <w:ilvl w:val="0"/>
+          <w:numId w:val="5"/>
+        </w:numPr>
+      </w:pPr>
+      <w:r>
+        <w:t xml:space="preserve">_load_keywords(): </w:t>
+      </w:r>
+      <w:r>
+        <w:t>協調</w:t>
+      </w:r>
+      <w:r>
+        <w:t xml:space="preserve"> SQLite / JSON </w:t>
+      </w:r>
+      <w:r>
+        <w:t>載入順序。</w:t>
+      </w:r>
+    </w:p>
+    <w:p>
+      <w:pPr>
+        <w:numPr>
+          <w:ilvl w:val="0"/>
+          <w:numId w:val="5"/>
+        </w:numPr>
+      </w:pPr>
+      <w:r>
+        <w:t xml:space="preserve">_load_from_database() → bool: </w:t>
+      </w:r>
+      <w:r>
+        <w:t>從</w:t>
+      </w:r>
+      <w:r>
+        <w:t xml:space="preserve"> SQLite </w:t>
+      </w:r>
+      <w:r>
+        <w:t>快取載入關鍵字。</w:t>
+      </w:r>
+    </w:p>
+    <w:p>
+      <w:pPr>
+        <w:numPr>
+          <w:ilvl w:val="0"/>
+          <w:numId w:val="5"/>
+        </w:numPr>
+      </w:pPr>
+      <w:r>
+        <w:t xml:space="preserve">_save_to_database(): </w:t>
+      </w:r>
+      <w:r>
+        <w:t>將記憶體中的關鍵字寫回</w:t>
+      </w:r>
+      <w:r>
+        <w:t xml:space="preserve"> SQLite</w:t>
+      </w:r>
+      <w:r>
+        <w:t>。</w:t>
+      </w:r>
+    </w:p>
+    <w:p>
+      <w:r>
+        <w:t>匹配與查詢</w:t>
+      </w:r>
+    </w:p>
+    <w:p>
+      <w:pPr>
+        <w:numPr>
+          <w:ilvl w:val="0"/>
+          <w:numId w:val="6"/>
+        </w:numPr>
+      </w:pPr>
+      <w:r>
+        <w:t xml:space="preserve">find_matches(text) → List[KeywordMatch]: </w:t>
+      </w:r>
+      <w:r>
+        <w:t>在文本中尋找匹配的關鍵字，支援中英文（中文無須</w:t>
+      </w:r>
+      <w:r>
+        <w:t xml:space="preserve"> word boundary</w:t>
+      </w:r>
+      <w:r>
+        <w:t>）。</w:t>
+      </w:r>
+    </w:p>
+    <w:p>
+      <w:pPr>
+        <w:numPr>
+          <w:ilvl w:val="0"/>
+          <w:numId w:val="6"/>
+        </w:numPr>
+      </w:pPr>
+      <w:r>
+        <w:t xml:space="preserve">get_importance_score(text) → Tuple[float, List[str]]: </w:t>
+      </w:r>
+      <w:r>
+        <w:t>根據匹配關鍵字的</w:t>
+      </w:r>
+      <w:r>
+        <w:t xml:space="preserve"> effective_weight </w:t>
+      </w:r>
+      <w:r>
+        <w:t>與</w:t>
+      </w:r>
+      <w:r>
+        <w:t xml:space="preserve"> accuracy </w:t>
+      </w:r>
+      <w:r>
+        <w:t>計算重要性分數</w:t>
+      </w:r>
+      <w:r>
+        <w:t xml:space="preserve"> (0–10)</w:t>
+      </w:r>
+      <w:r>
+        <w:t>。</w:t>
+      </w:r>
+    </w:p>
+    <w:p>
+      <w:pPr>
+        <w:numPr>
+          <w:ilvl w:val="0"/>
+          <w:numId w:val="6"/>
+        </w:numPr>
+      </w:pPr>
+      <w:r>
+        <w:t xml:space="preserve">get_sentiment_bias(text) → Tuple[str, float]: </w:t>
+      </w:r>
+      <w:r>
+        <w:t>統計正負面權重，返回</w:t>
+      </w:r>
+      <w:r>
+        <w:t xml:space="preserve"> 'positive'/'negative'/'neutral' </w:t>
+      </w:r>
+      <w:r>
+        <w:t>與信心值</w:t>
+      </w:r>
+      <w:r>
+        <w:t xml:space="preserve"> (0–1)</w:t>
+      </w:r>
+      <w:r>
+        <w:t>。</w:t>
+      </w:r>
+    </w:p>
+    <w:p>
+      <w:pPr>
+        <w:numPr>
+          <w:ilvl w:val="0"/>
+          <w:numId w:val="6"/>
+        </w:numPr>
+      </w:pPr>
+      <w:r>
+        <w:t xml:space="preserve">is_high_impact_news(text, threshold=2.5) → Tuple[bool, List[str]]: </w:t>
+      </w:r>
+      <w:r>
+        <w:t>快速篩選是否包含高權重關鍵字。</w:t>
+      </w:r>
+    </w:p>
+    <w:p>
+      <w:r>
+        <w:t>關鍵字管理</w:t>
+      </w:r>
+    </w:p>
+    <w:p>
+      <w:pPr>
+        <w:numPr>
+          <w:ilvl w:val="0"/>
+          <w:numId w:val="7"/>
+        </w:numPr>
+      </w:pPr>
+      <w:r>
+        <w:t xml:space="preserve">add_keyword(keyword, category, base_weight, sentiment_bias, description, subcategory) → bool: </w:t>
+      </w:r>
+      <w:r>
+        <w:t>新增關鍵字並存檔。</w:t>
+      </w:r>
+    </w:p>
+    <w:p>
+      <w:pPr>
+        <w:numPr>
+          <w:ilvl w:val="0"/>
+          <w:numId w:val="7"/>
+        </w:numPr>
+      </w:pPr>
+      <w:r>
+        <w:t xml:space="preserve">remove_keyword(keyword): </w:t>
+      </w:r>
+      <w:r>
+        <w:t>移除關鍵字。</w:t>
+      </w:r>
+    </w:p>
+    <w:p>
+      <w:pPr>
+        <w:numPr>
+          <w:ilvl w:val="0"/>
+          <w:numId w:val="7"/>
+        </w:numPr>
+      </w:pPr>
+      <w:r>
+        <w:t xml:space="preserve">refresh_stale_keywords() → int: </w:t>
+      </w:r>
+      <w:r>
+        <w:t>重置過時（</w:t>
+      </w:r>
+      <w:r>
+        <w:t xml:space="preserve">&gt;90 </w:t>
+      </w:r>
+      <w:r>
+        <w:t>天未更新且準確率</w:t>
+      </w:r>
+      <w:r>
+        <w:t xml:space="preserve"> &lt;40%</w:t>
+      </w:r>
+      <w:r>
+        <w:t>）關鍵字的</w:t>
+      </w:r>
+      <w:r>
+        <w:t xml:space="preserve"> </w:t>
+      </w:r>
+      <w:r>
+        <w:lastRenderedPageBreak/>
+        <w:t>dynamic_weight</w:t>
+      </w:r>
+      <w:r>
+        <w:t>，返回重置數量。</w:t>
+      </w:r>
+    </w:p>
+    <w:p>
+      <w:pPr>
+        <w:numPr>
+          <w:ilvl w:val="0"/>
+          <w:numId w:val="7"/>
+        </w:numPr>
+      </w:pPr>
+      <w:r>
+        <w:t xml:space="preserve">update_keywords_from_trending(trending_topics) → int: </w:t>
+      </w:r>
+      <w:r>
+        <w:t>從熱門話題清單新增關鍵字，返回新增數量。</w:t>
+      </w:r>
+    </w:p>
+    <w:p>
+      <w:pPr>
+        <w:numPr>
+          <w:ilvl w:val="0"/>
+          <w:numId w:val="7"/>
+        </w:numPr>
+      </w:pPr>
+      <w:r>
+        <w:t xml:space="preserve">get_stale_keywords() → List[Keyword]: </w:t>
+      </w:r>
+      <w:r>
+        <w:t>返回所有過時關鍵字。</w:t>
+      </w:r>
+    </w:p>
+    <w:p>
+      <w:pPr>
+        <w:numPr>
+          <w:ilvl w:val="0"/>
+          <w:numId w:val="7"/>
+        </w:numPr>
+      </w:pPr>
+      <w:r>
+        <w:t xml:space="preserve">get_top_keywords(n=20) → List[Keyword]: </w:t>
+      </w:r>
+      <w:r>
+        <w:t>返回</w:t>
+      </w:r>
+      <w:r>
+        <w:t xml:space="preserve"> effective_weight </w:t>
+      </w:r>
+      <w:r>
+        <w:t>最高的</w:t>
+      </w:r>
+      <w:r>
+        <w:t xml:space="preserve"> N </w:t>
+      </w:r>
+      <w:r>
+        <w:t>個關鍵字。</w:t>
+      </w:r>
+    </w:p>
+    <w:p>
+      <w:r>
+        <w:t>預測記錄與驗證</w:t>
+      </w:r>
+    </w:p>
+    <w:p>
+      <w:pPr>
+        <w:numPr>
+          <w:ilvl w:val="0"/>
+          <w:numId w:val="8"/>
+        </w:numPr>
+      </w:pPr>
+      <w:r>
+        <w:t xml:space="preserve">record_prediction(keyword, predicted_direction, price_before, news_title) → int: </w:t>
+      </w:r>
+      <w:r>
+        <w:t>在</w:t>
+      </w:r>
+      <w:r>
+        <w:t xml:space="preserve"> SQLite prediction_history </w:t>
+      </w:r>
+      <w:r>
+        <w:t>寫入預測，返回預測</w:t>
+      </w:r>
+      <w:r>
+        <w:t xml:space="preserve"> ID</w:t>
+      </w:r>
+      <w:r>
+        <w:t>。</w:t>
+      </w:r>
+    </w:p>
+    <w:p>
+      <w:pPr>
+        <w:numPr>
+          <w:ilvl w:val="0"/>
+          <w:numId w:val="8"/>
+        </w:numPr>
+      </w:pPr>
+      <w:r>
+        <w:t xml:space="preserve">verify_prediction(prediction_id, actual_direction, price_after) → bool: </w:t>
+      </w:r>
+      <w:r>
+        <w:t>更新預測的實際方向，並修改對應關鍵字的</w:t>
+      </w:r>
+      <w:r>
+        <w:t xml:space="preserve"> dynamic_weight</w:t>
+      </w:r>
+      <w:r>
+        <w:t>；預測次數達</w:t>
+      </w:r>
+      <w:r>
+        <w:t xml:space="preserve"> 20 </w:t>
+      </w:r>
+      <w:r>
+        <w:t>次後觸發</w:t>
+      </w:r>
+      <w:r>
+        <w:t xml:space="preserve"> _update_base_weight()</w:t>
+      </w:r>
+      <w:r>
+        <w:t>。</w:t>
+      </w:r>
+    </w:p>
+    <w:p>
+      <w:pPr>
+        <w:numPr>
+          <w:ilvl w:val="0"/>
+          <w:numId w:val="8"/>
+        </w:numPr>
+      </w:pPr>
+      <w:r>
+        <w:t xml:space="preserve">record_and_verify_prediction(keyword, predicted, actual, price_before, price_after): </w:t>
+      </w:r>
+      <w:r>
+        <w:t>便捷方法，一次完成記錄與驗證。</w:t>
+      </w:r>
+    </w:p>
+    <w:p>
+      <w:pPr>
+        <w:numPr>
+          <w:ilvl w:val="0"/>
+          <w:numId w:val="8"/>
+        </w:numPr>
+      </w:pPr>
+      <w:r>
+        <w:t xml:space="preserve">update_sentiment_bias_from_results(keyword, price_changes): </w:t>
+      </w:r>
+      <w:r>
+        <w:t>根據近期實際價格變化，自動修正該關鍵字的</w:t>
+      </w:r>
+      <w:r>
+        <w:t xml:space="preserve"> sentiment_bias</w:t>
+      </w:r>
+      <w:r>
+        <w:t>。</w:t>
+      </w:r>
+    </w:p>
+    <w:p>
+      <w:r>
+        <w:t>統計與報告</w:t>
+      </w:r>
+    </w:p>
+    <w:p>
+      <w:pPr>
+        <w:numPr>
+          <w:ilvl w:val="0"/>
+          <w:numId w:val="9"/>
+        </w:numPr>
+      </w:pPr>
+      <w:r>
+        <w:t xml:space="preserve">get_statistics() → Dict: </w:t>
+      </w:r>
+      <w:r>
+        <w:t>返回</w:t>
+      </w:r>
+      <w:r>
+        <w:t xml:space="preserve"> total, by_category, stale_count, avg_weight </w:t>
+      </w:r>
+      <w:r>
+        <w:t>等統計。</w:t>
+      </w:r>
+    </w:p>
+    <w:p>
+      <w:pPr>
+        <w:numPr>
+          <w:ilvl w:val="0"/>
+          <w:numId w:val="9"/>
+        </w:numPr>
+      </w:pPr>
+      <w:r>
+        <w:t xml:space="preserve">get_prediction_history(keyword, limit) → List[PredictionRecord]: </w:t>
+      </w:r>
+      <w:r>
+        <w:t>查詢特定關鍵字的預測歷史。</w:t>
+      </w:r>
+    </w:p>
+    <w:p>
+      <w:pPr>
+        <w:numPr>
+          <w:ilvl w:val="0"/>
+          <w:numId w:val="9"/>
+        </w:numPr>
+      </w:pPr>
+      <w:r>
+        <w:t xml:space="preserve">get_pending_predictions() → List[PredictionRecord]: </w:t>
+      </w:r>
+      <w:r>
+        <w:t>返回尚未驗證的預測列表。</w:t>
+      </w:r>
+    </w:p>
+    <w:p>
+      <w:pPr>
+        <w:numPr>
+          <w:ilvl w:val="0"/>
+          <w:numId w:val="9"/>
+        </w:numPr>
+      </w:pPr>
+      <w:r>
+        <w:t xml:space="preserve">get_overall_accuracy() → Tuple[float, int, int]: </w:t>
+      </w:r>
+      <w:r>
+        <w:t>返回整體準確率</w:t>
+      </w:r>
+      <w:r>
+        <w:t xml:space="preserve"> (accuracy, correct, total)</w:t>
+      </w:r>
+      <w:r>
+        <w:t>。</w:t>
+      </w:r>
+    </w:p>
+    <w:p>
+      <w:pPr>
+        <w:numPr>
+          <w:ilvl w:val="0"/>
+          <w:numId w:val="9"/>
+        </w:numPr>
+      </w:pPr>
+      <w:r>
+        <w:t xml:space="preserve">get_keyword_performance(min_predictions=5) → List[Dict]: </w:t>
+      </w:r>
+      <w:r>
+        <w:t>返回各關鍵字表現排名。</w:t>
+      </w:r>
+    </w:p>
+    <w:p>
+      <w:pPr>
+        <w:numPr>
+          <w:ilvl w:val="0"/>
+          <w:numId w:val="9"/>
+        </w:numPr>
+      </w:pPr>
+      <w:r>
+        <w:t xml:space="preserve">print_report(): </w:t>
+      </w:r>
+      <w:r>
+        <w:t>印出完整統計報告。</w:t>
+      </w:r>
+    </w:p>
+    <w:p>
+      <w:r>
+        <w:t>持久化</w:t>
+      </w:r>
+    </w:p>
+    <w:p>
+      <w:pPr>
+        <w:numPr>
+          <w:ilvl w:val="0"/>
+          <w:numId w:val="10"/>
+        </w:numPr>
+      </w:pPr>
+      <w:r>
+        <w:t xml:space="preserve">_save_keywords(): </w:t>
+      </w:r>
+      <w:r>
+        <w:t>協調寫入</w:t>
+      </w:r>
+      <w:r>
+        <w:t xml:space="preserve"> JSON </w:t>
+      </w:r>
+      <w:r>
+        <w:t>分類檔案。</w:t>
+      </w:r>
+    </w:p>
+    <w:p>
+      <w:pPr>
+        <w:numPr>
+          <w:ilvl w:val="0"/>
+          <w:numId w:val="10"/>
+        </w:numPr>
+      </w:pPr>
+      <w:r>
+        <w:t xml:space="preserve">_save_to_category_files(): </w:t>
+      </w:r>
+      <w:r>
+        <w:t>依</w:t>
+      </w:r>
+      <w:r>
+        <w:t xml:space="preserve"> category </w:t>
+      </w:r>
+      <w:r>
+        <w:t>分組寫回</w:t>
+      </w:r>
+      <w:r>
+        <w:t xml:space="preserve"> config/keywords/*.json</w:t>
+      </w:r>
+      <w:r>
+        <w:t>。</w:t>
+      </w:r>
+    </w:p>
+    <w:p>
+      <w:pPr>
+        <w:numPr>
+          <w:ilvl w:val="0"/>
+          <w:numId w:val="10"/>
+        </w:numPr>
+      </w:pPr>
+      <w:r>
+        <w:t xml:space="preserve">_save_to_single_file(): </w:t>
+      </w:r>
+      <w:r>
+        <w:t>備用，寫入單一</w:t>
+      </w:r>
+      <w:r>
+        <w:t xml:space="preserve"> JSON </w:t>
+      </w:r>
+      <w:r>
+        <w:t>檔案。</w:t>
+      </w:r>
+    </w:p>
+    <w:p>
+      <w:pPr>
+        <w:numPr>
+          <w:ilvl w:val="0"/>
+          <w:numId w:val="10"/>
+        </w:numPr>
+      </w:pPr>
+      <w:r>
+        <w:t xml:space="preserve">_update_index_file(by_category): </w:t>
+      </w:r>
+      <w:r>
+        <w:t>更新</w:t>
+      </w:r>
+      <w:r>
+        <w:t xml:space="preserve"> config/keywords/_index.json</w:t>
+      </w:r>
+      <w:r>
+        <w:t>。</w:t>
+      </w:r>
+    </w:p>
+    <w:p>
       <w:r>
         <w:rPr>
           <w:b/>
         </w:rPr>
-        <w:t xml:space="preserve">)</w:t>
-      </w:r>
-      <w:r>
-        <w:rPr/>
-        <w:t xml:space="preserve">: 定義共用資料結構。</w:t>
-      </w:r>
-    </w:p>
-    <w:p>
-      <w:pPr>
-        <w:pStyle w:val="Heading2"/>
-        <w:spacing w:lineRule="auto"/>
-      </w:pPr>
-      <w:r>
-        <w:rPr/>
-        <w:t xml:space="preserve">核心元件與詳細方法</w:t>
-      </w:r>
-    </w:p>
-    <w:p>
-      <w:pPr>
-        <w:pStyle w:val="Heading3"/>
-        <w:spacing w:lineRule="auto"/>
-      </w:pPr>
-      <w:r>
-        <w:rPr/>
-        <w:t xml:space="preserve">__init__.py</w:t>
-      </w:r>
-      <w:r>
-        <w:rPr/>
-        <w:t xml:space="preserve"> (60 行)</w:t>
-      </w:r>
-    </w:p>
-    <w:p>
-      <w:pPr>
-        <w:spacing w:lineRule="auto"/>
-      </w:pPr>
-      <w:r>
-        <w:rPr/>
-        <w:t xml:space="preserve">提供統一對外的導出，簡化其他模組的調用。</w:t>
-      </w:r>
-    </w:p>
-    <w:p>
-      <w:pPr>
-        <w:spacing w:lineRule="auto"/>
-      </w:pPr>
+        <w:t>工廠函數</w:t>
+      </w:r>
+      <w:r>
+        <w:t>:</w:t>
+      </w:r>
+    </w:p>
+    <w:p>
+      <w:pPr>
+        <w:numPr>
+          <w:ilvl w:val="0"/>
+          <w:numId w:val="11"/>
+        </w:numPr>
+      </w:pPr>
+      <w:r>
+        <w:t xml:space="preserve">get_keyword_manager() → KeywordManager: </w:t>
+      </w:r>
+      <w:r>
+        <w:t>返回全域</w:t>
+      </w:r>
+      <w:r>
+        <w:t xml:space="preserve"> Singleton </w:t>
+      </w:r>
+      <w:r>
+        <w:t>實例。</w:t>
+      </w:r>
+    </w:p>
+    <w:p>
+      <w:pPr>
+        <w:pStyle w:val="3"/>
+      </w:pPr>
+      <w:r>
+        <w:t xml:space="preserve">learner.py (443 </w:t>
+      </w:r>
+      <w:r>
+        <w:t>行</w:t>
+      </w:r>
+      <w:r>
+        <w:t>)</w:t>
+      </w:r>
+    </w:p>
+    <w:p>
+      <w:r>
+        <w:t>關鍵字學習器，定期執行強化學習</w:t>
+      </w:r>
+      <w:r>
+        <w:t xml:space="preserve"> (RLHF) </w:t>
+      </w:r>
+      <w:r>
+        <w:t>邏輯，與高頻查詢流程分離。</w:t>
+      </w:r>
+    </w:p>
+    <w:p>
       <w:r>
         <w:rPr>
           <w:b/>
         </w:rPr>
-        <w:t xml:space="preserve">導出清單</w:t>
-      </w:r>
-      <w:r>
-        <w:rPr/>
-        <w:t xml:space="preserve">:</w:t>
-      </w:r>
-    </w:p>
-    <w:p>
-      <w:pPr>
-        <w:numPr>
-          <w:ilvl w:val="0"/>
-          <w:numId w:val="3"/>
-        </w:numPr>
-        <w:spacing w:lineRule="auto"/>
-      </w:pPr>
-      <w:r>
-        <w:rPr/>
-        <w:t xml:space="preserve">模型：</w:t>
-      </w:r>
-      <w:r>
-        <w:rPr/>
-        <w:t xml:space="preserve">Keyword</w:t>
-      </w:r>
-      <w:r>
-        <w:rPr/>
-        <w:t xml:space="preserve">, </w:t>
-      </w:r>
-      <w:r>
-        <w:rPr/>
-        <w:t xml:space="preserve">KeywordMatch</w:t>
-      </w:r>
-      <w:r>
-        <w:rPr/>
-        <w:t xml:space="preserve">, </w:t>
-      </w:r>
-      <w:r>
-        <w:rPr/>
-        <w:t xml:space="preserve">PredictionRecord</w:t>
-      </w:r>
-    </w:p>
-    <w:p>
-      <w:pPr>
-        <w:numPr>
-          <w:ilvl w:val="0"/>
-          <w:numId w:val="3"/>
-        </w:numPr>
-        <w:spacing w:lineRule="auto"/>
-      </w:pPr>
-      <w:r>
-        <w:rPr/>
-        <w:t xml:space="preserve">載入器：</w:t>
-      </w:r>
-      <w:r>
-        <w:rPr/>
-        <w:t xml:space="preserve">KeywordLoader</w:t>
-      </w:r>
-    </w:p>
-    <w:p>
-      <w:pPr>
-        <w:numPr>
-          <w:ilvl w:val="0"/>
-          <w:numId w:val="3"/>
-        </w:numPr>
-        <w:spacing w:lineRule="auto"/>
-      </w:pPr>
-      <w:r>
-        <w:rPr/>
-        <w:t xml:space="preserve">管理器：</w:t>
-      </w:r>
-      <w:r>
-        <w:rPr/>
-        <w:t xml:space="preserve">KeywordManager</w:t>
-      </w:r>
-      <w:r>
-        <w:rPr/>
-        <w:t xml:space="preserve">, </w:t>
-      </w:r>
-      <w:r>
-        <w:rPr/>
-        <w:t xml:space="preserve">get_keyword_manager</w:t>
-      </w:r>
-    </w:p>
-    <w:p>
-      <w:pPr>
-        <w:numPr>
-          <w:ilvl w:val="0"/>
-          <w:numId w:val="3"/>
-        </w:numPr>
-        <w:spacing w:lineRule="auto"/>
-      </w:pPr>
-      <w:r>
-        <w:rPr/>
-        <w:t xml:space="preserve">靜態工具：</w:t>
-      </w:r>
-      <w:r>
-        <w:rPr/>
-        <w:t xml:space="preserve">MarketKeywords</w:t>
-      </w:r>
-    </w:p>
-    <w:p>
-      <w:pPr>
-        <w:numPr>
-          <w:ilvl w:val="0"/>
-          <w:numId w:val="3"/>
-        </w:numPr>
-        <w:spacing w:lineRule="auto"/>
-      </w:pPr>
-      <w:r>
-        <w:rPr/>
-        <w:t xml:space="preserve">學習器：</w:t>
-      </w:r>
-      <w:r>
-        <w:rPr/>
-        <w:t xml:space="preserve">KeywordLearner</w:t>
-      </w:r>
-    </w:p>
-    <w:p>
-      <w:pPr>
-        <w:pStyle w:val="Heading3"/>
-        <w:spacing w:lineRule="auto"/>
-      </w:pPr>
-      <w:r>
-        <w:rPr/>
-        <w:t xml:space="preserve">manager.py</w:t>
-      </w:r>
-      <w:r>
-        <w:rPr/>
-        <w:t xml:space="preserve"> (905 行)</w:t>
-      </w:r>
-    </w:p>
-    <w:p>
-      <w:pPr>
-        <w:spacing w:lineRule="auto"/>
-      </w:pPr>
-      <w:r>
-        <w:rPr/>
-        <w:t xml:space="preserve">核心管理器，負責關鍵字的載入、文字匹配、預測記錄與持久化。以 Singleton 模式運作。</w:t>
-      </w:r>
-    </w:p>
-    <w:p>
-      <w:pPr>
-        <w:spacing w:lineRule="auto"/>
-      </w:pPr>
+        <w:t>類別常數</w:t>
+      </w:r>
+      <w:r>
+        <w:t>:</w:t>
+      </w:r>
+    </w:p>
+    <w:p>
+      <w:pPr>
+        <w:numPr>
+          <w:ilvl w:val="0"/>
+          <w:numId w:val="12"/>
+        </w:numPr>
+      </w:pPr>
+      <w:r>
+        <w:lastRenderedPageBreak/>
+        <w:t>DEFAULT_CHECK_HOURS = 4</w:t>
+      </w:r>
+      <w:r>
+        <w:t>（預設驗證等待時間）</w:t>
+      </w:r>
+    </w:p>
+    <w:p>
+      <w:pPr>
+        <w:numPr>
+          <w:ilvl w:val="0"/>
+          <w:numId w:val="12"/>
+        </w:numPr>
+      </w:pPr>
+      <w:r>
+        <w:t>PRICE_THRESHOLD = 0.01</w:t>
+      </w:r>
+      <w:r>
+        <w:t>（</w:t>
+      </w:r>
+      <w:r>
+        <w:t xml:space="preserve">1% </w:t>
+      </w:r>
+      <w:r>
+        <w:t>價格變動門檻）</w:t>
+      </w:r>
+    </w:p>
+    <w:p>
+      <w:pPr>
+        <w:numPr>
+          <w:ilvl w:val="0"/>
+          <w:numId w:val="12"/>
+        </w:numPr>
+      </w:pPr>
+      <w:r>
+        <w:t>WEIGHT_INCREASE_FACTOR = 1.08</w:t>
+      </w:r>
+      <w:r>
+        <w:t>、</w:t>
+      </w:r>
+      <w:r>
+        <w:t>WEIGHT_DECREASE_FACTOR = 0.92</w:t>
+      </w:r>
+    </w:p>
+    <w:p>
+      <w:pPr>
+        <w:numPr>
+          <w:ilvl w:val="0"/>
+          <w:numId w:val="12"/>
+        </w:numPr>
+      </w:pPr>
+      <w:r>
+        <w:t>MAX_DYNAMIC_WEIGHT = 2.0</w:t>
+      </w:r>
+      <w:r>
+        <w:t>、</w:t>
+      </w:r>
+      <w:r>
+        <w:t>MIN_DYNAMIC_WEIGHT = 0.3</w:t>
+      </w:r>
+    </w:p>
+    <w:p>
       <w:r>
         <w:rPr>
           <w:b/>
         </w:rPr>
-        <w:t xml:space="preserve">類別常數</w:t>
-      </w:r>
-      <w:r>
-        <w:rPr/>
-        <w:t xml:space="preserve">:</w:t>
-      </w:r>
-    </w:p>
-    <w:p>
-      <w:pPr>
-        <w:numPr>
-          <w:ilvl w:val="0"/>
-          <w:numId w:val="4"/>
-        </w:numPr>
-        <w:spacing w:lineRule="auto"/>
-      </w:pPr>
-      <w:r>
-        <w:rPr/>
-        <w:t xml:space="preserve">DEFAULT_DB_PATH = "config/market_keywords.db"</w:t>
-      </w:r>
-    </w:p>
-    <w:p>
-      <w:pPr>
-        <w:numPr>
-          <w:ilvl w:val="0"/>
-          <w:numId w:val="4"/>
-        </w:numPr>
-        <w:spacing w:lineRule="auto"/>
-      </w:pPr>
-      <w:r>
-        <w:rPr/>
-        <w:t xml:space="preserve">WEIGHT_INCREASE_FACTOR = 1.08</w:t>
-      </w:r>
-      <w:r>
-        <w:rPr/>
-        <w:t xml:space="preserve">、</w:t>
-      </w:r>
-      <w:r>
-        <w:rPr/>
-        <w:t xml:space="preserve">WEIGHT_DECREASE_FACTOR = 0.92</w:t>
-      </w:r>
-    </w:p>
-    <w:p>
-      <w:pPr>
-        <w:numPr>
-          <w:ilvl w:val="0"/>
-          <w:numId w:val="4"/>
-        </w:numPr>
-        <w:spacing w:lineRule="auto"/>
-      </w:pPr>
-      <w:r>
-        <w:rPr/>
-        <w:t xml:space="preserve">MAX_DYNAMIC_WEIGHT = 2.0</w:t>
-      </w:r>
-      <w:r>
-        <w:rPr/>
-        <w:t xml:space="preserve">、</w:t>
-      </w:r>
-      <w:r>
-        <w:rPr/>
-        <w:t xml:space="preserve">MIN_DYNAMIC_WEIGHT = 0.3</w:t>
-      </w:r>
-    </w:p>
-    <w:p>
-      <w:pPr>
-        <w:numPr>
-          <w:ilvl w:val="0"/>
-          <w:numId w:val="4"/>
-        </w:numPr>
-        <w:spacing w:lineRule="auto"/>
-      </w:pPr>
-      <w:r>
-        <w:rPr/>
-        <w:t xml:space="preserve">MIN_PREDICTIONS_FOR_BASE = 20</w:t>
-      </w:r>
-      <w:r>
-        <w:rPr/>
-        <w:t xml:space="preserve">（調整基礎權重所需最低預測次數）</w:t>
-      </w:r>
-    </w:p>
-    <w:p>
-      <w:pPr>
-        <w:numPr>
-          <w:ilvl w:val="0"/>
-          <w:numId w:val="4"/>
-        </w:numPr>
-        <w:spacing w:lineRule="auto"/>
-      </w:pPr>
-      <w:r>
-        <w:rPr/>
-        <w:t xml:space="preserve">MAX_BASE_WEIGHT = 3.5</w:t>
-      </w:r>
-      <w:r>
-        <w:rPr/>
-        <w:t xml:space="preserve">、</w:t>
-      </w:r>
-      <w:r>
-        <w:rPr/>
-        <w:t xml:space="preserve">MIN_BASE_WEIGHT = 0.5</w:t>
-      </w:r>
-    </w:p>
-    <w:p>
-      <w:pPr>
-        <w:spacing w:lineRule="auto"/>
-      </w:pPr>
+        <w:t xml:space="preserve">KeywordLearner </w:t>
+      </w:r>
       <w:r>
         <w:rPr>
           <w:b/>
         </w:rPr>
-        <w:t xml:space="preserve">KeywordManager</w:t>
-      </w:r>
+        <w:t>方法</w:t>
+      </w:r>
+      <w:r>
+        <w:t>:</w:t>
+      </w:r>
+    </w:p>
+    <w:p>
+      <w:pPr>
+        <w:numPr>
+          <w:ilvl w:val="0"/>
+          <w:numId w:val="13"/>
+        </w:numPr>
+      </w:pPr>
+      <w:r>
+        <w:t xml:space="preserve">__init__(keyword_manager, db_path="config/keyword_learning.db"): </w:t>
+      </w:r>
+      <w:r>
+        <w:t>初始化，建立或接收</w:t>
+      </w:r>
+      <w:r>
+        <w:t xml:space="preserve"> KeywordManager </w:t>
+      </w:r>
+      <w:r>
+        <w:t>實例，初始化學習資料庫。</w:t>
+      </w:r>
+    </w:p>
+    <w:p>
+      <w:pPr>
+        <w:numPr>
+          <w:ilvl w:val="0"/>
+          <w:numId w:val="13"/>
+        </w:numPr>
+      </w:pPr>
+      <w:r>
+        <w:t xml:space="preserve">_init_learning_db(): </w:t>
+      </w:r>
+      <w:r>
+        <w:t>建立</w:t>
+      </w:r>
+      <w:r>
+        <w:t xml:space="preserve"> SQLite predictions </w:t>
+      </w:r>
+      <w:r>
+        <w:t>與</w:t>
+      </w:r>
+      <w:r>
+        <w:t xml:space="preserve"> learning_history </w:t>
+      </w:r>
+      <w:r>
+        <w:t>資料表。</w:t>
+      </w:r>
+    </w:p>
+    <w:p>
+      <w:pPr>
+        <w:numPr>
+          <w:ilvl w:val="0"/>
+          <w:numId w:val="13"/>
+        </w:numPr>
+      </w:pPr>
+      <w:r>
+        <w:t xml:space="preserve">log_prediction(keywords, predicted_direction, symbol, price_at_prediction, check_after_hours, metadata) → str: </w:t>
+      </w:r>
+      <w:r>
+        <w:t>將新預測寫入</w:t>
+      </w:r>
+      <w:r>
+        <w:t xml:space="preserve"> predictions </w:t>
+      </w:r>
+      <w:r>
+        <w:t>資料表，返回</w:t>
+      </w:r>
+      <w:r>
+        <w:t xml:space="preserve"> prediction_id</w:t>
+      </w:r>
+      <w:r>
+        <w:t>。</w:t>
+      </w:r>
+    </w:p>
+    <w:p>
+      <w:pPr>
+        <w:numPr>
+          <w:ilvl w:val="0"/>
+          <w:numId w:val="13"/>
+        </w:numPr>
+      </w:pPr>
+      <w:r>
+        <w:t xml:space="preserve">validate_and_learn(): </w:t>
+      </w:r>
+      <w:r>
+        <w:t>找出到期（預設</w:t>
+      </w:r>
+      <w:r>
+        <w:t xml:space="preserve"> 4 </w:t>
+      </w:r>
+      <w:r>
+        <w:t>小時後）的</w:t>
+      </w:r>
+      <w:r>
+        <w:t xml:space="preserve"> pending </w:t>
+      </w:r>
+      <w:r>
+        <w:t>預測，請求當前市價，判斷是否正確，呼叫</w:t>
+      </w:r>
+      <w:r>
+        <w:t xml:space="preserve"> _update_keyword_weight() </w:t>
+      </w:r>
+      <w:r>
+        <w:t>更新權重，並寫入</w:t>
+      </w:r>
+      <w:r>
+        <w:t xml:space="preserve"> learning_history</w:t>
+      </w:r>
+      <w:r>
+        <w:t>。</w:t>
+      </w:r>
+    </w:p>
+    <w:p>
+      <w:pPr>
+        <w:numPr>
+          <w:ilvl w:val="0"/>
+          <w:numId w:val="13"/>
+        </w:numPr>
+      </w:pPr>
+      <w:r>
+        <w:t xml:space="preserve">_update_keyword_weight(keyword, is_correct): </w:t>
+      </w:r>
+      <w:r>
+        <w:t>根據預測結果調整</w:t>
+      </w:r>
+      <w:r>
+        <w:t xml:space="preserve"> dynamic_weight</w:t>
+      </w:r>
+      <w:r>
+        <w:t>，並透過</w:t>
+      </w:r>
+      <w:r>
+        <w:t xml:space="preserve"> keyword_manager </w:t>
+      </w:r>
+      <w:r>
+        <w:t>持久化。</w:t>
+      </w:r>
+    </w:p>
+    <w:p>
+      <w:pPr>
+        <w:numPr>
+          <w:ilvl w:val="0"/>
+          <w:numId w:val="13"/>
+        </w:numPr>
+      </w:pPr>
+      <w:r>
+        <w:t xml:space="preserve">_save_keywords(): </w:t>
+      </w:r>
+      <w:r>
+        <w:t>學習完畢後，透過</w:t>
+      </w:r>
+      <w:r>
+        <w:t xml:space="preserve"> keyword_manager </w:t>
+      </w:r>
+      <w:r>
+        <w:t>將新的</w:t>
+      </w:r>
+      <w:r>
+        <w:t xml:space="preserve"> Keyword </w:t>
+      </w:r>
+      <w:r>
+        <w:t>狀態寫回</w:t>
+      </w:r>
+      <w:r>
+        <w:t xml:space="preserve"> JSON</w:t>
+      </w:r>
+      <w:r>
+        <w:t>。</w:t>
+      </w:r>
+    </w:p>
+    <w:p>
+      <w:pPr>
+        <w:numPr>
+          <w:ilvl w:val="0"/>
+          <w:numId w:val="13"/>
+        </w:numPr>
+      </w:pPr>
+      <w:r>
+        <w:t xml:space="preserve">get_learning_stats() → Dict: </w:t>
+      </w:r>
+      <w:r>
+        <w:t>返回學習統計（總預測數、正確數、準確率、</w:t>
+      </w:r>
+      <w:r>
+        <w:t xml:space="preserve">pending </w:t>
+      </w:r>
+      <w:r>
+        <w:t>數等）。</w:t>
+      </w:r>
+    </w:p>
+    <w:p>
+      <w:pPr>
+        <w:numPr>
+          <w:ilvl w:val="0"/>
+          <w:numId w:val="13"/>
+        </w:numPr>
+      </w:pPr>
+      <w:r>
+        <w:t xml:space="preserve">get_pending_count() → int: </w:t>
+      </w:r>
+      <w:r>
+        <w:t>返回尚未驗證的預測數量。</w:t>
+      </w:r>
+    </w:p>
+    <w:p>
       <w:r>
         <w:rPr>
           <w:b/>
         </w:rPr>
-        <w:t xml:space="preserve"> 方法</w:t>
-      </w:r>
-      <w:r>
-        <w:rPr/>
-        <w:t xml:space="preserve">:</w:t>
-      </w:r>
-    </w:p>
-    <w:p>
-      <w:pPr>
-        <w:spacing w:lineRule="auto"/>
-      </w:pPr>
-      <w:r>
-        <w:rPr/>
-        <w:t xml:space="preserve">初始化與載入</w:t>
-      </w:r>
-    </w:p>
-    <w:p>
-      <w:pPr>
-        <w:numPr>
-          <w:ilvl w:val="0"/>
-          <w:numId w:val="5"/>
-        </w:numPr>
-        <w:spacing w:lineRule="auto"/>
-      </w:pPr>
-      <w:r>
-        <w:rPr/>
-        <w:t xml:space="preserve">__init__(config_path, db_path)</w:t>
-      </w:r>
-      <w:r>
-        <w:rPr/>
-        <w:t xml:space="preserve">: 初始化，優先從 SQLite 快取載入，否則從 JSON 載入。</w:t>
-      </w:r>
-    </w:p>
-    <w:p>
-      <w:pPr>
-        <w:numPr>
-          <w:ilvl w:val="0"/>
-          <w:numId w:val="5"/>
-        </w:numPr>
-        <w:spacing w:lineRule="auto"/>
-      </w:pPr>
-      <w:r>
-        <w:rPr/>
-        <w:t xml:space="preserve">_init_database()</w:t>
-      </w:r>
-      <w:r>
-        <w:rPr/>
-        <w:t xml:space="preserve">: 建立 SQLite </w:t>
-      </w:r>
-      <w:r>
-        <w:rPr/>
-        <w:t xml:space="preserve">prediction_history</w:t>
-      </w:r>
-      <w:r>
-        <w:rPr/>
-        <w:t xml:space="preserve"> 資料表。</w:t>
-      </w:r>
-    </w:p>
-    <w:p>
-      <w:pPr>
-        <w:numPr>
-          <w:ilvl w:val="0"/>
-          <w:numId w:val="5"/>
-        </w:numPr>
-        <w:spacing w:lineRule="auto"/>
-      </w:pPr>
-      <w:r>
-        <w:rPr/>
-        <w:t xml:space="preserve">_load_keywords()</w:t>
-      </w:r>
-      <w:r>
-        <w:rPr/>
-        <w:t xml:space="preserve">: 協調 SQLite / JSON 載入順序。</w:t>
-      </w:r>
-    </w:p>
-    <w:p>
-      <w:pPr>
-        <w:numPr>
-          <w:ilvl w:val="0"/>
-          <w:numId w:val="5"/>
-        </w:numPr>
-        <w:spacing w:lineRule="auto"/>
-      </w:pPr>
-      <w:r>
-        <w:rPr/>
-        <w:t xml:space="preserve">_load_from_database()</w:t>
-      </w:r>
-      <w:r>
-        <w:rPr/>
-        <w:t xml:space="preserve"> → </w:t>
-      </w:r>
-      <w:r>
-        <w:rPr/>
-        <w:t xml:space="preserve">bool</w:t>
-      </w:r>
-      <w:r>
-        <w:rPr/>
-        <w:t xml:space="preserve">: 從 SQLite 快取載入關鍵字。</w:t>
-      </w:r>
-    </w:p>
-    <w:p>
-      <w:pPr>
-        <w:numPr>
-          <w:ilvl w:val="0"/>
-          <w:numId w:val="5"/>
-        </w:numPr>
-        <w:spacing w:lineRule="auto"/>
-      </w:pPr>
-      <w:r>
-        <w:rPr/>
-        <w:t xml:space="preserve">_save_to_database()</w:t>
-      </w:r>
-      <w:r>
-        <w:rPr/>
-        <w:t xml:space="preserve">: 將記憶體中的關鍵字寫回 SQLite。</w:t>
-      </w:r>
-    </w:p>
-    <w:p>
-      <w:pPr>
-        <w:spacing w:lineRule="auto"/>
-      </w:pPr>
-      <w:r>
-        <w:rPr/>
-        <w:t xml:space="preserve">匹配與查詢</w:t>
-      </w:r>
-    </w:p>
-    <w:p>
-      <w:pPr>
-        <w:numPr>
-          <w:ilvl w:val="0"/>
-          <w:numId w:val="6"/>
-        </w:numPr>
-        <w:spacing w:lineRule="auto"/>
-      </w:pPr>
-      <w:r>
-        <w:rPr/>
-        <w:t xml:space="preserve">find_matches(text)</w:t>
-      </w:r>
-      <w:r>
-        <w:rPr/>
-        <w:t xml:space="preserve"> → </w:t>
-      </w:r>
-      <w:r>
-        <w:rPr/>
-        <w:t xml:space="preserve">List[KeywordMatch]</w:t>
-      </w:r>
-      <w:r>
-        <w:rPr/>
-        <w:t xml:space="preserve">: 在文本中尋找匹配的關鍵字，支援中英文（中文無須 word boundary）。</w:t>
-      </w:r>
-    </w:p>
-    <w:p>
-      <w:pPr>
-        <w:numPr>
-          <w:ilvl w:val="0"/>
-          <w:numId w:val="6"/>
-        </w:numPr>
-        <w:spacing w:lineRule="auto"/>
-      </w:pPr>
-      <w:r>
-        <w:rPr/>
-        <w:t xml:space="preserve">get_importance_score(text)</w:t>
-      </w:r>
-      <w:r>
-        <w:rPr/>
-        <w:t xml:space="preserve"> → </w:t>
-      </w:r>
-      <w:r>
-        <w:rPr/>
-        <w:t xml:space="preserve">Tuple[float, List[str]]</w:t>
-      </w:r>
-      <w:r>
-        <w:rPr/>
-        <w:t xml:space="preserve">: 根據匹配關鍵字的 </w:t>
-      </w:r>
-      <w:r>
-        <w:rPr/>
-        <w:t xml:space="preserve">effective_weight</w:t>
-      </w:r>
-      <w:r>
-        <w:rPr/>
-        <w:t xml:space="preserve"> 與 </w:t>
-      </w:r>
-      <w:r>
-        <w:rPr/>
-        <w:t xml:space="preserve">accuracy</w:t>
-      </w:r>
-      <w:r>
-        <w:rPr/>
-        <w:t xml:space="preserve"> 計算重要性分數 (0–10)。</w:t>
-      </w:r>
-    </w:p>
-    <w:p>
-      <w:pPr>
-        <w:numPr>
-          <w:ilvl w:val="0"/>
-          <w:numId w:val="6"/>
-        </w:numPr>
-        <w:spacing w:lineRule="auto"/>
-      </w:pPr>
-      <w:r>
-        <w:rPr/>
-        <w:t xml:space="preserve">get_sentiment_bias(text)</w:t>
-      </w:r>
-      <w:r>
-        <w:rPr/>
-        <w:t xml:space="preserve"> → </w:t>
-      </w:r>
-      <w:r>
-        <w:rPr/>
-        <w:t xml:space="preserve">Tuple[str, float]</w:t>
-      </w:r>
-      <w:r>
-        <w:rPr/>
-        <w:t xml:space="preserve">: 統計正負面權重，返回 </w:t>
-      </w:r>
-      <w:r>
-        <w:rPr/>
-        <w:t xml:space="preserve">'positive'/'negative'/'neutral'</w:t>
-      </w:r>
-      <w:r>
-        <w:rPr/>
-        <w:t xml:space="preserve"> 與信心值 (0–1)。</w:t>
-      </w:r>
-    </w:p>
-    <w:p>
-      <w:pPr>
-        <w:numPr>
-          <w:ilvl w:val="0"/>
-          <w:numId w:val="6"/>
-        </w:numPr>
-        <w:spacing w:lineRule="auto"/>
-      </w:pPr>
-      <w:r>
-        <w:rPr/>
-        <w:t xml:space="preserve">is_high_impact_news(text, threshold=2.5)</w:t>
-      </w:r>
-      <w:r>
-        <w:rPr/>
-        <w:t xml:space="preserve"> → </w:t>
-      </w:r>
-      <w:r>
-        <w:rPr/>
-        <w:t xml:space="preserve">Tuple[bool, List[str]]</w:t>
-      </w:r>
-      <w:r>
-        <w:rPr/>
-        <w:t xml:space="preserve">: 快速篩選是否包含高權重關鍵字。</w:t>
-      </w:r>
-    </w:p>
-    <w:p>
-      <w:pPr>
-        <w:spacing w:lineRule="auto"/>
-      </w:pPr>
-      <w:r>
-        <w:rPr/>
-        <w:t xml:space="preserve">關鍵字管理</w:t>
-      </w:r>
-    </w:p>
-    <w:p>
-      <w:pPr>
-        <w:numPr>
-          <w:ilvl w:val="0"/>
-          <w:numId w:val="7"/>
-        </w:numPr>
-        <w:spacing w:lineRule="auto"/>
-      </w:pPr>
-      <w:r>
-        <w:rPr/>
-        <w:t xml:space="preserve">add_keyword(keyword, category, base_weight, sentiment_bias, description, subcategory)</w:t>
-      </w:r>
-      <w:r>
-        <w:rPr/>
-        <w:t xml:space="preserve"> → </w:t>
-      </w:r>
-      <w:r>
-        <w:rPr/>
-        <w:t xml:space="preserve">bool</w:t>
-      </w:r>
-      <w:r>
-        <w:rPr/>
-        <w:t xml:space="preserve">: 新增關鍵字並存檔。</w:t>
-      </w:r>
-    </w:p>
-    <w:p>
-      <w:pPr>
-        <w:numPr>
-          <w:ilvl w:val="0"/>
-          <w:numId w:val="7"/>
-        </w:numPr>
-        <w:spacing w:lineRule="auto"/>
-      </w:pPr>
-      <w:r>
-        <w:rPr/>
-        <w:t xml:space="preserve">remove_keyword(keyword)</w:t>
-      </w:r>
-      <w:r>
-        <w:rPr/>
-        <w:t xml:space="preserve">: 移除關鍵字。</w:t>
-      </w:r>
-    </w:p>
-    <w:p>
-      <w:pPr>
-        <w:numPr>
-          <w:ilvl w:val="0"/>
-          <w:numId w:val="7"/>
-        </w:numPr>
-        <w:spacing w:lineRule="auto"/>
-      </w:pPr>
-      <w:r>
-        <w:rPr/>
-        <w:t xml:space="preserve">refresh_stale_keywords()</w:t>
-      </w:r>
-      <w:r>
-        <w:rPr/>
-        <w:t xml:space="preserve"> → </w:t>
-      </w:r>
-      <w:r>
-        <w:rPr/>
-        <w:t xml:space="preserve">int</w:t>
-      </w:r>
-      <w:r>
-        <w:rPr/>
-        <w:t xml:space="preserve">: 重置過時（&gt;90 天未更新且準確率 &lt;40%）關鍵字的 </w:t>
-      </w:r>
-      <w:r>
-        <w:rPr/>
-        <w:t xml:space="preserve">dynamic_weight</w:t>
-      </w:r>
-      <w:r>
-        <w:rPr/>
-        <w:t xml:space="preserve">，返回重置數量。</w:t>
-      </w:r>
-    </w:p>
-    <w:p>
-      <w:pPr>
-        <w:numPr>
-          <w:ilvl w:val="0"/>
-          <w:numId w:val="7"/>
-        </w:numPr>
-        <w:spacing w:lineRule="auto"/>
-      </w:pPr>
-      <w:r>
-        <w:rPr/>
-        <w:t xml:space="preserve">update_keywords_from_trending(trending_topics)</w:t>
-      </w:r>
-      <w:r>
-        <w:rPr/>
-        <w:t xml:space="preserve"> → </w:t>
-      </w:r>
-      <w:r>
-        <w:rPr/>
-        <w:t xml:space="preserve">int</w:t>
-      </w:r>
-      <w:r>
-        <w:rPr/>
-        <w:t xml:space="preserve">: 從熱門話題清單新增關鍵字，返回新增數量。</w:t>
-      </w:r>
-    </w:p>
-    <w:p>
-      <w:pPr>
-        <w:numPr>
-          <w:ilvl w:val="0"/>
-          <w:numId w:val="7"/>
-        </w:numPr>
-        <w:spacing w:lineRule="auto"/>
-      </w:pPr>
-      <w:r>
-        <w:rPr/>
-        <w:t xml:space="preserve">get_stale_keywords()</w:t>
-      </w:r>
-      <w:r>
-        <w:rPr/>
-        <w:t xml:space="preserve"> → </w:t>
-      </w:r>
-      <w:r>
-        <w:rPr/>
-        <w:t xml:space="preserve">List[Keyword]</w:t>
-      </w:r>
-      <w:r>
-        <w:rPr/>
-        <w:t xml:space="preserve">: 返回所有過時關鍵字。</w:t>
-      </w:r>
-    </w:p>
-    <w:p>
-      <w:pPr>
-        <w:numPr>
-          <w:ilvl w:val="0"/>
-          <w:numId w:val="7"/>
-        </w:numPr>
-        <w:spacing w:lineRule="auto"/>
-      </w:pPr>
-      <w:r>
-        <w:rPr/>
-        <w:t xml:space="preserve">get_top_keywords(n=20)</w:t>
-      </w:r>
-      <w:r>
-        <w:rPr/>
-        <w:t xml:space="preserve"> → </w:t>
-      </w:r>
-      <w:r>
-        <w:rPr/>
-        <w:t xml:space="preserve">List[Keyword]</w:t>
-      </w:r>
-      <w:r>
-        <w:rPr/>
-        <w:t xml:space="preserve">: 返回 </w:t>
-      </w:r>
-      <w:r>
-        <w:rPr/>
-        <w:t xml:space="preserve">effective_weight</w:t>
-      </w:r>
-      <w:r>
-        <w:rPr/>
-        <w:t xml:space="preserve"> 最高的 N 個關鍵字。</w:t>
-      </w:r>
-    </w:p>
-    <w:p>
-      <w:pPr>
-        <w:spacing w:lineRule="auto"/>
-      </w:pPr>
-      <w:r>
-        <w:rPr/>
-        <w:t xml:space="preserve">預測記錄與驗證</w:t>
-      </w:r>
-    </w:p>
-    <w:p>
-      <w:pPr>
-        <w:numPr>
-          <w:ilvl w:val="0"/>
-          <w:numId w:val="8"/>
-        </w:numPr>
-        <w:spacing w:lineRule="auto"/>
-      </w:pPr>
-      <w:r>
-        <w:rPr/>
-        <w:t xml:space="preserve">record_prediction(keyword, predicted_direction, price_before, news_title)</w:t>
-      </w:r>
-      <w:r>
-        <w:rPr/>
-        <w:t xml:space="preserve"> → </w:t>
-      </w:r>
-      <w:r>
-        <w:rPr/>
-        <w:t xml:space="preserve">int</w:t>
-      </w:r>
-      <w:r>
-        <w:rPr/>
-        <w:t xml:space="preserve">: 在 SQLite </w:t>
-      </w:r>
-      <w:r>
-        <w:rPr/>
-        <w:t xml:space="preserve">prediction_history</w:t>
-      </w:r>
-      <w:r>
-        <w:rPr/>
-        <w:t xml:space="preserve"> 寫入預測，返回預測 ID。</w:t>
-      </w:r>
-    </w:p>
-    <w:p>
-      <w:pPr>
-        <w:numPr>
-          <w:ilvl w:val="0"/>
-          <w:numId w:val="8"/>
-        </w:numPr>
-        <w:spacing w:lineRule="auto"/>
-      </w:pPr>
-      <w:r>
-        <w:rPr/>
-        <w:t xml:space="preserve">verify_prediction(prediction_id, actual_direction, price_after)</w:t>
-      </w:r>
-      <w:r>
-        <w:rPr/>
-        <w:t xml:space="preserve"> → </w:t>
-      </w:r>
-      <w:r>
-        <w:rPr/>
-        <w:t xml:space="preserve">bool</w:t>
-      </w:r>
-      <w:r>
-        <w:rPr/>
-        <w:t xml:space="preserve">: 更新預測的實際方向，並修改對應關鍵字的 </w:t>
-      </w:r>
-      <w:r>
-        <w:rPr/>
-        <w:t xml:space="preserve">dynamic_weight</w:t>
-      </w:r>
-      <w:r>
-        <w:rPr/>
-        <w:t xml:space="preserve">；預測次數達 20 次後觸發 </w:t>
-      </w:r>
-      <w:r>
-        <w:rPr/>
-        <w:t xml:space="preserve">_update_base_weight()</w:t>
-      </w:r>
-      <w:r>
-        <w:rPr/>
-        <w:t xml:space="preserve">。</w:t>
-      </w:r>
-    </w:p>
-    <w:p>
-      <w:pPr>
-        <w:numPr>
-          <w:ilvl w:val="0"/>
-          <w:numId w:val="8"/>
-        </w:numPr>
-        <w:spacing w:lineRule="auto"/>
-      </w:pPr>
-      <w:r>
-        <w:rPr/>
-        <w:t xml:space="preserve">record_and_verify_prediction(keyword, predicted, actual, price_before, price_after)</w:t>
-      </w:r>
-      <w:r>
-        <w:rPr/>
-        <w:t xml:space="preserve">: 便捷方法，一次完成記錄與驗證。</w:t>
-      </w:r>
-    </w:p>
-    <w:p>
-      <w:pPr>
-        <w:numPr>
-          <w:ilvl w:val="0"/>
-          <w:numId w:val="8"/>
-        </w:numPr>
-        <w:spacing w:lineRule="auto"/>
-      </w:pPr>
-      <w:r>
-        <w:rPr/>
-        <w:t xml:space="preserve">update_sentiment_bias_from_results(keyword, price_changes)</w:t>
-      </w:r>
-      <w:r>
-        <w:rPr/>
-        <w:t xml:space="preserve">: 根據近期實際價格變化，自動修正該關鍵字的 </w:t>
-      </w:r>
-      <w:r>
-        <w:rPr/>
-        <w:t xml:space="preserve">sentiment_bias</w:t>
-      </w:r>
-      <w:r>
-        <w:rPr/>
-        <w:t xml:space="preserve">。</w:t>
-      </w:r>
-    </w:p>
-    <w:p>
-      <w:pPr>
-        <w:spacing w:lineRule="auto"/>
-      </w:pPr>
-      <w:r>
-        <w:rPr/>
-        <w:t xml:space="preserve">統計與報告</w:t>
-      </w:r>
-    </w:p>
-    <w:p>
-      <w:pPr>
-        <w:numPr>
-          <w:ilvl w:val="0"/>
-          <w:numId w:val="9"/>
-        </w:numPr>
-        <w:spacing w:lineRule="auto"/>
-      </w:pPr>
-      <w:r>
-        <w:rPr/>
-        <w:t xml:space="preserve">get_statistics()</w:t>
-      </w:r>
-      <w:r>
-        <w:rPr/>
-        <w:t xml:space="preserve"> → </w:t>
-      </w:r>
-      <w:r>
-        <w:rPr/>
-        <w:t xml:space="preserve">Dict</w:t>
-      </w:r>
-      <w:r>
-        <w:rPr/>
-        <w:t xml:space="preserve">: 返回 </w:t>
-      </w:r>
-      <w:r>
-        <w:rPr/>
-        <w:t xml:space="preserve">total</w:t>
-      </w:r>
-      <w:r>
-        <w:rPr/>
-        <w:t xml:space="preserve">, </w:t>
-      </w:r>
-      <w:r>
-        <w:rPr/>
-        <w:t xml:space="preserve">by_category</w:t>
-      </w:r>
-      <w:r>
-        <w:rPr/>
-        <w:t xml:space="preserve">, </w:t>
-      </w:r>
-      <w:r>
-        <w:rPr/>
-        <w:t xml:space="preserve">stale_count</w:t>
-      </w:r>
-      <w:r>
-        <w:rPr/>
-        <w:t xml:space="preserve">, </w:t>
-      </w:r>
-      <w:r>
-        <w:rPr/>
-        <w:t xml:space="preserve">avg_weight</w:t>
-      </w:r>
-      <w:r>
-        <w:rPr/>
-        <w:t xml:space="preserve"> 等統計。</w:t>
-      </w:r>
-    </w:p>
-    <w:p>
-      <w:pPr>
-        <w:numPr>
-          <w:ilvl w:val="0"/>
-          <w:numId w:val="9"/>
-        </w:numPr>
-        <w:spacing w:lineRule="auto"/>
-      </w:pPr>
-      <w:r>
-        <w:rPr/>
-        <w:t xml:space="preserve">get_prediction_history(keyword, limit)</w:t>
-      </w:r>
-      <w:r>
-        <w:rPr/>
-        <w:t xml:space="preserve"> → </w:t>
-      </w:r>
-      <w:r>
-        <w:rPr/>
-        <w:t xml:space="preserve">List[PredictionRecord]</w:t>
-      </w:r>
-      <w:r>
-        <w:rPr/>
-        <w:t xml:space="preserve">: 查詢特定關鍵字的預測歷史。</w:t>
-      </w:r>
-    </w:p>
-    <w:p>
-      <w:pPr>
-        <w:numPr>
-          <w:ilvl w:val="0"/>
-          <w:numId w:val="9"/>
-        </w:numPr>
-        <w:spacing w:lineRule="auto"/>
-      </w:pPr>
-      <w:r>
-        <w:rPr/>
-        <w:t xml:space="preserve">get_pending_predictions()</w:t>
-      </w:r>
-      <w:r>
-        <w:rPr/>
-        <w:t xml:space="preserve"> → </w:t>
-      </w:r>
-      <w:r>
-        <w:rPr/>
-        <w:t xml:space="preserve">List[PredictionRecord]</w:t>
-      </w:r>
-      <w:r>
-        <w:rPr/>
-        <w:t xml:space="preserve">: 返回尚未驗證的預測列表。</w:t>
-      </w:r>
-    </w:p>
-    <w:p>
-      <w:pPr>
-        <w:numPr>
-          <w:ilvl w:val="0"/>
-          <w:numId w:val="9"/>
-        </w:numPr>
-        <w:spacing w:lineRule="auto"/>
-      </w:pPr>
-      <w:r>
-        <w:rPr/>
-        <w:t xml:space="preserve">get_overall_accuracy()</w:t>
-      </w:r>
-      <w:r>
-        <w:rPr/>
-        <w:t xml:space="preserve"> → </w:t>
-      </w:r>
-      <w:r>
-        <w:rPr/>
-        <w:t xml:space="preserve">Tuple[float, int, int]</w:t>
-      </w:r>
-      <w:r>
-        <w:rPr/>
-        <w:t xml:space="preserve">: 返回整體準確率 </w:t>
-      </w:r>
-      <w:r>
-        <w:rPr/>
-        <w:t xml:space="preserve">(accuracy, correct, total)</w:t>
-      </w:r>
-      <w:r>
-        <w:rPr/>
-        <w:t xml:space="preserve">。</w:t>
-      </w:r>
-    </w:p>
-    <w:p>
-      <w:pPr>
-        <w:numPr>
-          <w:ilvl w:val="0"/>
-          <w:numId w:val="9"/>
-        </w:numPr>
-        <w:spacing w:lineRule="auto"/>
-      </w:pPr>
-      <w:r>
-        <w:rPr/>
-        <w:t xml:space="preserve">get_keyword_performance(min_predictions=5)</w:t>
-      </w:r>
-      <w:r>
-        <w:rPr/>
-        <w:t xml:space="preserve"> → </w:t>
-      </w:r>
-      <w:r>
-        <w:rPr/>
-        <w:t xml:space="preserve">List[Dict]</w:t>
-      </w:r>
-      <w:r>
-        <w:rPr/>
-        <w:t xml:space="preserve">: 返回各關鍵字表現排名。</w:t>
-      </w:r>
-    </w:p>
-    <w:p>
-      <w:pPr>
-        <w:numPr>
-          <w:ilvl w:val="0"/>
-          <w:numId w:val="9"/>
-        </w:numPr>
-        <w:spacing w:lineRule="auto"/>
-      </w:pPr>
-      <w:r>
-        <w:rPr/>
-        <w:t xml:space="preserve">print_report()</w:t>
-      </w:r>
-      <w:r>
-        <w:rPr/>
-        <w:t xml:space="preserve">: 印出完整統計報告。</w:t>
-      </w:r>
-    </w:p>
-    <w:p>
-      <w:pPr>
-        <w:spacing w:lineRule="auto"/>
-      </w:pPr>
-      <w:r>
-        <w:rPr/>
-        <w:t xml:space="preserve">持久化</w:t>
-      </w:r>
-    </w:p>
-    <w:p>
-      <w:pPr>
-        <w:numPr>
-          <w:ilvl w:val="0"/>
-          <w:numId w:val="10"/>
-        </w:numPr>
-        <w:spacing w:lineRule="auto"/>
-      </w:pPr>
-      <w:r>
-        <w:rPr/>
-        <w:t xml:space="preserve">_save_keywords()</w:t>
-      </w:r>
-      <w:r>
-        <w:rPr/>
-        <w:t xml:space="preserve">: 協調寫入 JSON 分類檔案。</w:t>
-      </w:r>
-    </w:p>
-    <w:p>
-      <w:pPr>
-        <w:numPr>
-          <w:ilvl w:val="0"/>
-          <w:numId w:val="10"/>
-        </w:numPr>
-        <w:spacing w:lineRule="auto"/>
-      </w:pPr>
-      <w:r>
-        <w:rPr/>
-        <w:t xml:space="preserve">_save_to_category_files()</w:t>
-      </w:r>
-      <w:r>
-        <w:rPr/>
-        <w:t xml:space="preserve">: 依 </w:t>
-      </w:r>
-      <w:r>
-        <w:rPr/>
-        <w:t xml:space="preserve">category</w:t>
-      </w:r>
-      <w:r>
-        <w:rPr/>
-        <w:t xml:space="preserve"> 分組寫回 </w:t>
-      </w:r>
-      <w:r>
-        <w:rPr/>
-        <w:t xml:space="preserve">config/keywords/*.json</w:t>
-      </w:r>
-      <w:r>
-        <w:rPr/>
-        <w:t xml:space="preserve">。</w:t>
-      </w:r>
-    </w:p>
-    <w:p>
-      <w:pPr>
-        <w:numPr>
-          <w:ilvl w:val="0"/>
-          <w:numId w:val="10"/>
-        </w:numPr>
-        <w:spacing w:lineRule="auto"/>
-      </w:pPr>
-      <w:r>
-        <w:rPr/>
-        <w:t xml:space="preserve">_save_to_single_file()</w:t>
-      </w:r>
-      <w:r>
-        <w:rPr/>
-        <w:t xml:space="preserve">: 備用，寫入單一 JSON 檔案。</w:t>
-      </w:r>
-    </w:p>
-    <w:p>
-      <w:pPr>
-        <w:numPr>
-          <w:ilvl w:val="0"/>
-          <w:numId w:val="10"/>
-        </w:numPr>
-        <w:spacing w:lineRule="auto"/>
-      </w:pPr>
-      <w:r>
-        <w:rPr/>
-        <w:t xml:space="preserve">_update_index_file(by_category)</w:t>
-      </w:r>
-      <w:r>
-        <w:rPr/>
-        <w:t xml:space="preserve">: 更新 </w:t>
-      </w:r>
-      <w:r>
-        <w:rPr/>
-        <w:t xml:space="preserve">config/keywords/_index.json</w:t>
-      </w:r>
-      <w:r>
-        <w:rPr/>
-        <w:t xml:space="preserve">。</w:t>
-      </w:r>
-    </w:p>
-    <w:p>
-      <w:pPr>
-        <w:spacing w:lineRule="auto"/>
-      </w:pPr>
+        <w:t>工廠函數</w:t>
+      </w:r>
+      <w:r>
+        <w:t>:</w:t>
+      </w:r>
+    </w:p>
+    <w:p>
+      <w:pPr>
+        <w:numPr>
+          <w:ilvl w:val="0"/>
+          <w:numId w:val="14"/>
+        </w:numPr>
+      </w:pPr>
+      <w:r>
+        <w:t xml:space="preserve">get_keyword_learner() → KeywordLearner: </w:t>
+      </w:r>
+      <w:r>
+        <w:t>返回全域</w:t>
+      </w:r>
+      <w:r>
+        <w:t xml:space="preserve"> Singleton </w:t>
+      </w:r>
+      <w:r>
+        <w:t>實例。</w:t>
+      </w:r>
+    </w:p>
+    <w:p>
+      <w:pPr>
+        <w:pStyle w:val="3"/>
+      </w:pPr>
+      <w:r>
+        <w:t xml:space="preserve">loader.py (131 </w:t>
+      </w:r>
+      <w:r>
+        <w:t>行</w:t>
+      </w:r>
+      <w:r>
+        <w:t>)</w:t>
+      </w:r>
+    </w:p>
+    <w:p>
+      <w:r>
+        <w:t xml:space="preserve">JSON </w:t>
+      </w:r>
+      <w:r>
+        <w:t>載入器，處理從磁碟讀取關鍵字的邏輯。</w:t>
+      </w:r>
+    </w:p>
+    <w:p>
       <w:r>
         <w:rPr>
           <w:b/>
         </w:rPr>
-        <w:t xml:space="preserve">工廠函數</w:t>
-      </w:r>
-      <w:r>
-        <w:rPr/>
-        <w:t xml:space="preserve">:</w:t>
-      </w:r>
-    </w:p>
-    <w:p>
-      <w:pPr>
-        <w:numPr>
-          <w:ilvl w:val="0"/>
-          <w:numId w:val="11"/>
-        </w:numPr>
-        <w:spacing w:lineRule="auto"/>
-      </w:pPr>
-      <w:r>
-        <w:rPr/>
-        <w:t xml:space="preserve">get_keyword_manager()</w:t>
-      </w:r>
-      <w:r>
-        <w:rPr/>
-        <w:t xml:space="preserve"> → </w:t>
-      </w:r>
-      <w:r>
-        <w:rPr/>
-        <w:t xml:space="preserve">KeywordManager</w:t>
-      </w:r>
-      <w:r>
-        <w:rPr/>
-        <w:t xml:space="preserve">: 返回全域 Singleton 實例。</w:t>
-      </w:r>
-    </w:p>
-    <w:p>
-      <w:pPr>
-        <w:pStyle w:val="Heading3"/>
-        <w:spacing w:lineRule="auto"/>
-      </w:pPr>
-      <w:r>
-        <w:rPr/>
-        <w:t xml:space="preserve">learner.py</w:t>
-      </w:r>
-      <w:r>
-        <w:rPr/>
-        <w:t xml:space="preserve"> (443 行)</w:t>
-      </w:r>
-    </w:p>
-    <w:p>
-      <w:pPr>
-        <w:spacing w:lineRule="auto"/>
-      </w:pPr>
-      <w:r>
-        <w:rPr/>
-        <w:t xml:space="preserve">關鍵字學習器，定期執行強化學習 (RLHF) 邏輯，與高頻查詢流程分離。</w:t>
-      </w:r>
-    </w:p>
-    <w:p>
-      <w:pPr>
-        <w:spacing w:lineRule="auto"/>
-      </w:pPr>
+        <w:t xml:space="preserve">KeywordLoader </w:t>
+      </w:r>
       <w:r>
         <w:rPr>
           <w:b/>
         </w:rPr>
-        <w:t xml:space="preserve">類別常數</w:t>
-      </w:r>
-      <w:r>
-        <w:rPr/>
-        <w:t xml:space="preserve">:</w:t>
-      </w:r>
-    </w:p>
-    <w:p>
-      <w:pPr>
-        <w:numPr>
-          <w:ilvl w:val="0"/>
-          <w:numId w:val="12"/>
-        </w:numPr>
-        <w:spacing w:lineRule="auto"/>
-      </w:pPr>
-      <w:r>
-        <w:rPr/>
-        <w:t xml:space="preserve">DEFAULT_CHECK_HOURS = 4</w:t>
-      </w:r>
-      <w:r>
-        <w:rPr/>
-        <w:t xml:space="preserve">（預設驗證等待時間）</w:t>
-      </w:r>
-    </w:p>
-    <w:p>
-      <w:pPr>
-        <w:numPr>
-          <w:ilvl w:val="0"/>
-          <w:numId w:val="12"/>
-        </w:numPr>
-        <w:spacing w:lineRule="auto"/>
-      </w:pPr>
-      <w:r>
-        <w:rPr/>
-        <w:t xml:space="preserve">PRICE_THRESHOLD = 0.01</w:t>
-      </w:r>
-      <w:r>
-        <w:rPr/>
-        <w:t xml:space="preserve">（1% 價格變動門檻）</w:t>
-      </w:r>
-    </w:p>
-    <w:p>
-      <w:pPr>
-        <w:numPr>
-          <w:ilvl w:val="0"/>
-          <w:numId w:val="12"/>
-        </w:numPr>
-        <w:spacing w:lineRule="auto"/>
-      </w:pPr>
-      <w:r>
-        <w:rPr/>
-        <w:t xml:space="preserve">WEIGHT_INCREASE_FACTOR = 1.08</w:t>
-      </w:r>
-      <w:r>
-        <w:rPr/>
-        <w:t xml:space="preserve">、</w:t>
-      </w:r>
-      <w:r>
-        <w:rPr/>
-        <w:t xml:space="preserve">WEIGHT_DECREASE_FACTOR = 0.92</w:t>
-      </w:r>
-    </w:p>
-    <w:p>
-      <w:pPr>
-        <w:numPr>
-          <w:ilvl w:val="0"/>
-          <w:numId w:val="12"/>
-        </w:numPr>
-        <w:spacing w:lineRule="auto"/>
-      </w:pPr>
-      <w:r>
-        <w:rPr/>
-        <w:t xml:space="preserve">MAX_DYNAMIC_WEIGHT = 2.0</w:t>
-      </w:r>
-      <w:r>
-        <w:rPr/>
-        <w:t xml:space="preserve">、</w:t>
-      </w:r>
-      <w:r>
-        <w:rPr/>
-        <w:t xml:space="preserve">MIN_DYNAMIC_WEIGHT = 0.3</w:t>
-      </w:r>
-    </w:p>
-    <w:p>
-      <w:pPr>
-        <w:spacing w:lineRule="auto"/>
-      </w:pPr>
+        <w:t>方法</w:t>
+      </w:r>
+      <w:r>
+        <w:t>:</w:t>
+      </w:r>
+    </w:p>
+    <w:p>
+      <w:pPr>
+        <w:numPr>
+          <w:ilvl w:val="0"/>
+          <w:numId w:val="15"/>
+        </w:numPr>
+      </w:pPr>
+      <w:r>
+        <w:t xml:space="preserve">__init__(keywords_dir="config/keywords", config_path="config/market_keywords.json"): </w:t>
+      </w:r>
+      <w:r>
+        <w:t>設定分類目錄與備用單一檔案路徑。</w:t>
+      </w:r>
+    </w:p>
+    <w:p>
+      <w:pPr>
+        <w:numPr>
+          <w:ilvl w:val="0"/>
+          <w:numId w:val="15"/>
+        </w:numPr>
+      </w:pPr>
+      <w:r>
+        <w:t xml:space="preserve">load() → Dict[str, Keyword]: </w:t>
+      </w:r>
+      <w:r>
+        <w:t>主要入口，優先呼叫</w:t>
+      </w:r>
+      <w:r>
+        <w:t xml:space="preserve"> load_from_category_files()</w:t>
+      </w:r>
+      <w:r>
+        <w:t>，若無結果則退回</w:t>
+      </w:r>
+      <w:r>
+        <w:t xml:space="preserve"> load_from_single_file()</w:t>
+      </w:r>
+      <w:r>
+        <w:t>。</w:t>
+      </w:r>
+    </w:p>
+    <w:p>
+      <w:pPr>
+        <w:numPr>
+          <w:ilvl w:val="0"/>
+          <w:numId w:val="15"/>
+        </w:numPr>
+      </w:pPr>
+      <w:r>
+        <w:t xml:space="preserve">load_from_category_files() → Dict[str, Keyword]: </w:t>
+      </w:r>
+      <w:r>
+        <w:t>讀取</w:t>
+      </w:r>
+      <w:r>
+        <w:t xml:space="preserve"> _index.json</w:t>
+      </w:r>
+      <w:r>
+        <w:t>，依序載入所有分類</w:t>
+      </w:r>
+      <w:r>
+        <w:t xml:space="preserve"> JSON </w:t>
+      </w:r>
+      <w:r>
+        <w:t>檔案；若無</w:t>
+      </w:r>
+      <w:r>
+        <w:t xml:space="preserve"> _index.json </w:t>
+      </w:r>
+      <w:r>
+        <w:t>則掃描目錄中所有</w:t>
+      </w:r>
+      <w:r>
+        <w:t xml:space="preserve"> *.json</w:t>
+      </w:r>
+      <w:r>
+        <w:t>。</w:t>
+      </w:r>
+    </w:p>
+    <w:p>
+      <w:pPr>
+        <w:numPr>
+          <w:ilvl w:val="0"/>
+          <w:numId w:val="15"/>
+        </w:numPr>
+      </w:pPr>
+      <w:r>
+        <w:t xml:space="preserve">load_from_single_file() → Dict[str, Keyword]: </w:t>
+      </w:r>
+      <w:r>
+        <w:t>備用方案，從</w:t>
+      </w:r>
+      <w:r>
+        <w:t xml:space="preserve"> config/market_keywords.json </w:t>
+      </w:r>
+      <w:r>
+        <w:t>讀取。</w:t>
+      </w:r>
+    </w:p>
+    <w:p>
+      <w:pPr>
+        <w:pStyle w:val="3"/>
+      </w:pPr>
+      <w:r>
+        <w:lastRenderedPageBreak/>
+        <w:t xml:space="preserve">static_utils.py (186 </w:t>
+      </w:r>
+      <w:r>
+        <w:t>行</w:t>
+      </w:r>
+      <w:r>
+        <w:t>)</w:t>
+      </w:r>
+    </w:p>
+    <w:p>
+      <w:r>
+        <w:t>靜態包裝類，將</w:t>
+      </w:r>
+      <w:r>
+        <w:t xml:space="preserve"> KeywordManager </w:t>
+      </w:r>
+      <w:r>
+        <w:t>的所有功能以類別方法形式對外暴露，無需手動取得</w:t>
+      </w:r>
+      <w:r>
+        <w:t xml:space="preserve"> Singleton</w:t>
+      </w:r>
+      <w:r>
+        <w:t>。</w:t>
+      </w:r>
+    </w:p>
+    <w:p>
       <w:r>
         <w:rPr>
           <w:b/>
         </w:rPr>
-        <w:t xml:space="preserve">KeywordLearner</w:t>
+        <w:t xml:space="preserve">MarketKeywords </w:t>
       </w:r>
       <w:r>
         <w:rPr>
           <w:b/>
         </w:rPr>
-        <w:t xml:space="preserve"> 方法</w:t>
-      </w:r>
-      <w:r>
-        <w:rPr/>
-        <w:t xml:space="preserve">:</w:t>
-      </w:r>
-    </w:p>
-    <w:p>
-      <w:pPr>
-        <w:numPr>
-          <w:ilvl w:val="0"/>
-          <w:numId w:val="13"/>
-        </w:numPr>
-        <w:spacing w:lineRule="auto"/>
-      </w:pPr>
-      <w:r>
-        <w:rPr/>
-        <w:t xml:space="preserve">__init__(keyword_manager, db_path="config/keyword_learning.db")</w:t>
-      </w:r>
-      <w:r>
-        <w:rPr/>
-        <w:t xml:space="preserve">: 初始化，建立或接收 </w:t>
-      </w:r>
-      <w:r>
-        <w:rPr/>
-        <w:t xml:space="preserve">KeywordManager</w:t>
-      </w:r>
-      <w:r>
-        <w:rPr/>
-        <w:t xml:space="preserve"> 實例，初始化學習資料庫。</w:t>
-      </w:r>
-    </w:p>
-    <w:p>
-      <w:pPr>
-        <w:numPr>
-          <w:ilvl w:val="0"/>
-          <w:numId w:val="13"/>
-        </w:numPr>
-        <w:spacing w:lineRule="auto"/>
-      </w:pPr>
-      <w:r>
-        <w:rPr/>
-        <w:t xml:space="preserve">_init_learning_db()</w:t>
-      </w:r>
-      <w:r>
-        <w:rPr/>
-        <w:t xml:space="preserve">: 建立 SQLite </w:t>
-      </w:r>
-      <w:r>
-        <w:rPr/>
-        <w:t xml:space="preserve">predictions</w:t>
-      </w:r>
-      <w:r>
-        <w:rPr/>
-        <w:t xml:space="preserve"> 與 </w:t>
-      </w:r>
-      <w:r>
-        <w:rPr/>
-        <w:t xml:space="preserve">learning_history</w:t>
-      </w:r>
-      <w:r>
-        <w:rPr/>
-        <w:t xml:space="preserve"> 資料表。</w:t>
-      </w:r>
-    </w:p>
-    <w:p>
-      <w:pPr>
-        <w:numPr>
-          <w:ilvl w:val="0"/>
-          <w:numId w:val="13"/>
-        </w:numPr>
-        <w:spacing w:lineRule="auto"/>
-      </w:pPr>
-      <w:r>
-        <w:rPr/>
-        <w:t xml:space="preserve">log_prediction(keywords, predicted_direction, symbol, price_at_prediction, check_after_hours, metadata)</w:t>
-      </w:r>
-      <w:r>
-        <w:rPr/>
-        <w:t xml:space="preserve"> → </w:t>
-      </w:r>
-      <w:r>
-        <w:rPr/>
-        <w:t xml:space="preserve">str</w:t>
-      </w:r>
-      <w:r>
-        <w:rPr/>
-        <w:t xml:space="preserve">: 將新預測寫入 </w:t>
-      </w:r>
-      <w:r>
-        <w:rPr/>
-        <w:t xml:space="preserve">predictions</w:t>
-      </w:r>
-      <w:r>
-        <w:rPr/>
-        <w:t xml:space="preserve"> 資料表，返回 </w:t>
-      </w:r>
-      <w:r>
-        <w:rPr/>
-        <w:t xml:space="preserve">prediction_id</w:t>
-      </w:r>
-      <w:r>
-        <w:rPr/>
-        <w:t xml:space="preserve">。</w:t>
-      </w:r>
-    </w:p>
-    <w:p>
-      <w:pPr>
-        <w:numPr>
-          <w:ilvl w:val="0"/>
-          <w:numId w:val="13"/>
-        </w:numPr>
-        <w:spacing w:lineRule="auto"/>
-      </w:pPr>
-      <w:r>
-        <w:rPr/>
-        <w:t xml:space="preserve">validate_and_learn()</w:t>
-      </w:r>
-      <w:r>
-        <w:rPr/>
-        <w:t xml:space="preserve">: 找出到期（預設 4 小時後）的 pending 預測，請求當前市價，判斷是否正確，呼叫 </w:t>
-      </w:r>
-      <w:r>
-        <w:rPr/>
-        <w:t xml:space="preserve">_update_keyword_weight()</w:t>
-      </w:r>
-      <w:r>
-        <w:rPr/>
-        <w:t xml:space="preserve"> 更新權重，並寫入 </w:t>
-      </w:r>
-      <w:r>
-        <w:rPr/>
-        <w:t xml:space="preserve">learning_history</w:t>
-      </w:r>
-      <w:r>
-        <w:rPr/>
-        <w:t xml:space="preserve">。</w:t>
-      </w:r>
-    </w:p>
-    <w:p>
-      <w:pPr>
-        <w:numPr>
-          <w:ilvl w:val="0"/>
-          <w:numId w:val="13"/>
-        </w:numPr>
-        <w:spacing w:lineRule="auto"/>
-      </w:pPr>
-      <w:r>
-        <w:rPr/>
-        <w:t xml:space="preserve">_update_keyword_weight(keyword, is_correct)</w:t>
-      </w:r>
-      <w:r>
-        <w:rPr/>
-        <w:t xml:space="preserve">: 根據預測結果調整 </w:t>
-      </w:r>
-      <w:r>
-        <w:rPr/>
-        <w:t xml:space="preserve">dynamic_weight</w:t>
-      </w:r>
-      <w:r>
-        <w:rPr/>
-        <w:t xml:space="preserve">，並透過 </w:t>
-      </w:r>
-      <w:r>
-        <w:rPr/>
-        <w:t xml:space="preserve">keyword_manager</w:t>
-      </w:r>
-      <w:r>
-        <w:rPr/>
-        <w:t xml:space="preserve"> 持久化。</w:t>
-      </w:r>
-    </w:p>
-    <w:p>
-      <w:pPr>
-        <w:numPr>
-          <w:ilvl w:val="0"/>
-          <w:numId w:val="13"/>
-        </w:numPr>
-        <w:spacing w:lineRule="auto"/>
-      </w:pPr>
-      <w:r>
-        <w:rPr/>
-        <w:t xml:space="preserve">_save_keywords()</w:t>
-      </w:r>
-      <w:r>
-        <w:rPr/>
-        <w:t xml:space="preserve">: 學習完畢後，透過 </w:t>
-      </w:r>
-      <w:r>
-        <w:rPr/>
-        <w:t xml:space="preserve">keyword_manager</w:t>
-      </w:r>
-      <w:r>
-        <w:rPr/>
-        <w:t xml:space="preserve"> 將新的 </w:t>
-      </w:r>
-      <w:r>
-        <w:rPr/>
-        <w:t xml:space="preserve">Keyword</w:t>
-      </w:r>
-      <w:r>
-        <w:rPr/>
-        <w:t xml:space="preserve"> 狀態寫回 JSON。</w:t>
-      </w:r>
-    </w:p>
-    <w:p>
-      <w:pPr>
-        <w:numPr>
-          <w:ilvl w:val="0"/>
-          <w:numId w:val="13"/>
-        </w:numPr>
-        <w:spacing w:lineRule="auto"/>
-      </w:pPr>
-      <w:r>
-        <w:rPr/>
-        <w:t xml:space="preserve">get_learning_stats()</w:t>
-      </w:r>
-      <w:r>
-        <w:rPr/>
-        <w:t xml:space="preserve"> → </w:t>
-      </w:r>
-      <w:r>
-        <w:rPr/>
-        <w:t xml:space="preserve">Dict</w:t>
-      </w:r>
-      <w:r>
-        <w:rPr/>
-        <w:t xml:space="preserve">: 返回學習統計（總預測數、正確數、準確率、pending 數等）。</w:t>
-      </w:r>
-    </w:p>
-    <w:p>
-      <w:pPr>
-        <w:numPr>
-          <w:ilvl w:val="0"/>
-          <w:numId w:val="13"/>
-        </w:numPr>
-        <w:spacing w:lineRule="auto"/>
-      </w:pPr>
-      <w:r>
-        <w:rPr/>
-        <w:t xml:space="preserve">get_pending_count()</w:t>
-      </w:r>
-      <w:r>
-        <w:rPr/>
-        <w:t xml:space="preserve"> → </w:t>
-      </w:r>
-      <w:r>
-        <w:rPr/>
-        <w:t xml:space="preserve">int</w:t>
-      </w:r>
-      <w:r>
-        <w:rPr/>
-        <w:t xml:space="preserve">: 返回尚未驗證的預測數量。</w:t>
-      </w:r>
-    </w:p>
-    <w:p>
-      <w:pPr>
-        <w:spacing w:lineRule="auto"/>
-      </w:pPr>
-      <w:r>
-        <w:rPr>
-          <w:b/>
-        </w:rPr>
-        <w:t xml:space="preserve">工廠函數</w:t>
-      </w:r>
-      <w:r>
-        <w:rPr/>
-        <w:t xml:space="preserve">:</w:t>
-      </w:r>
-    </w:p>
-    <w:p>
-      <w:pPr>
-        <w:numPr>
-          <w:ilvl w:val="0"/>
-          <w:numId w:val="14"/>
-        </w:numPr>
-        <w:spacing w:lineRule="auto"/>
-      </w:pPr>
-      <w:r>
-        <w:rPr/>
-        <w:t xml:space="preserve">get_keyword_learner()</w:t>
-      </w:r>
-      <w:r>
-        <w:rPr/>
-        <w:t xml:space="preserve"> → </w:t>
-      </w:r>
-      <w:r>
-        <w:rPr/>
-        <w:t xml:space="preserve">KeywordLearner</w:t>
-      </w:r>
-      <w:r>
-        <w:rPr/>
-        <w:t xml:space="preserve">: 返回全域 Singleton 實例。</w:t>
-      </w:r>
-    </w:p>
-    <w:p>
-      <w:pPr>
-        <w:pStyle w:val="Heading3"/>
-        <w:spacing w:lineRule="auto"/>
-      </w:pPr>
-      <w:r>
-        <w:rPr/>
-        <w:t xml:space="preserve">loader.py</w:t>
-      </w:r>
-      <w:r>
-        <w:rPr/>
-        <w:t xml:space="preserve"> (131 行)</w:t>
-      </w:r>
-    </w:p>
-    <w:p>
-      <w:pPr>
-        <w:spacing w:lineRule="auto"/>
-      </w:pPr>
-      <w:r>
-        <w:rPr/>
-        <w:t xml:space="preserve">JSON 載入器，處理從磁碟讀取關鍵字的邏輯。</w:t>
-      </w:r>
-    </w:p>
-    <w:p>
-      <w:pPr>
-        <w:spacing w:lineRule="auto"/>
-      </w:pPr>
-      <w:r>
-        <w:rPr>
-          <w:b/>
-        </w:rPr>
-        <w:t xml:space="preserve">KeywordLoader</w:t>
-      </w:r>
-      <w:r>
-        <w:rPr>
-          <w:b/>
-        </w:rPr>
-        <w:t xml:space="preserve"> 方法</w:t>
-      </w:r>
-      <w:r>
-        <w:rPr/>
-        <w:t xml:space="preserve">:</w:t>
-      </w:r>
-    </w:p>
-    <w:p>
-      <w:pPr>
-        <w:numPr>
-          <w:ilvl w:val="0"/>
-          <w:numId w:val="15"/>
-        </w:numPr>
-        <w:spacing w:lineRule="auto"/>
-      </w:pPr>
-      <w:r>
-        <w:rPr/>
-        <w:t xml:space="preserve">__init__(keywords_dir="config/keywords", config_path="config/market_keywords.json")</w:t>
-      </w:r>
-      <w:r>
-        <w:rPr/>
-        <w:t xml:space="preserve">: 設定分類目錄與備用單一檔案路徑。</w:t>
-      </w:r>
-    </w:p>
-    <w:p>
-      <w:pPr>
-        <w:numPr>
-          <w:ilvl w:val="0"/>
-          <w:numId w:val="15"/>
-        </w:numPr>
-        <w:spacing w:lineRule="auto"/>
-      </w:pPr>
-      <w:r>
-        <w:rPr/>
-        <w:t xml:space="preserve">load()</w:t>
-      </w:r>
-      <w:r>
-        <w:rPr/>
-        <w:t xml:space="preserve"> → </w:t>
-      </w:r>
-      <w:r>
-        <w:rPr/>
-        <w:t xml:space="preserve">Dict[str, Keyword]</w:t>
-      </w:r>
-      <w:r>
-        <w:rPr/>
-        <w:t xml:space="preserve">: 主要入口，優先呼叫 </w:t>
-      </w:r>
-      <w:r>
-        <w:rPr/>
-        <w:t xml:space="preserve">load_from_category_files()</w:t>
-      </w:r>
-      <w:r>
-        <w:rPr/>
-        <w:t xml:space="preserve">，若無結果則退回 </w:t>
-      </w:r>
-      <w:r>
-        <w:rPr/>
-        <w:t xml:space="preserve">load_from_single_file()</w:t>
-      </w:r>
-      <w:r>
-        <w:rPr/>
-        <w:t xml:space="preserve">。</w:t>
-      </w:r>
-    </w:p>
-    <w:p>
-      <w:pPr>
-        <w:numPr>
-          <w:ilvl w:val="0"/>
-          <w:numId w:val="15"/>
-        </w:numPr>
-        <w:spacing w:lineRule="auto"/>
-      </w:pPr>
-      <w:r>
-        <w:rPr/>
-        <w:t xml:space="preserve">load_from_category_files()</w:t>
-      </w:r>
-      <w:r>
-        <w:rPr/>
-        <w:t xml:space="preserve"> → </w:t>
-      </w:r>
-      <w:r>
-        <w:rPr/>
-        <w:t xml:space="preserve">Dict[str, Keyword]</w:t>
-      </w:r>
-      <w:r>
-        <w:rPr/>
-        <w:t xml:space="preserve">: 讀取 </w:t>
-      </w:r>
-      <w:r>
-        <w:rPr/>
-        <w:t xml:space="preserve">_index.json</w:t>
-      </w:r>
-      <w:r>
-        <w:rPr/>
-        <w:t xml:space="preserve">，依序載入所有分類 JSON 檔案；若無 </w:t>
-      </w:r>
-      <w:r>
-        <w:rPr/>
-        <w:t xml:space="preserve">_index.json</w:t>
-      </w:r>
-      <w:r>
-        <w:rPr/>
-        <w:t xml:space="preserve"> 則掃描目錄中所有 </w:t>
-      </w:r>
-      <w:r>
-        <w:rPr/>
-        <w:t xml:space="preserve">*.json</w:t>
-      </w:r>
-      <w:r>
-        <w:rPr/>
-        <w:t xml:space="preserve">。</w:t>
-      </w:r>
-    </w:p>
-    <w:p>
-      <w:pPr>
-        <w:numPr>
-          <w:ilvl w:val="0"/>
-          <w:numId w:val="15"/>
-        </w:numPr>
-        <w:spacing w:lineRule="auto"/>
-      </w:pPr>
-      <w:r>
-        <w:rPr/>
-        <w:t xml:space="preserve">load_from_single_file()</w:t>
-      </w:r>
-      <w:r>
-        <w:rPr/>
-        <w:t xml:space="preserve"> → </w:t>
-      </w:r>
-      <w:r>
-        <w:rPr/>
-        <w:t xml:space="preserve">Dict[str, Keyword]</w:t>
-      </w:r>
-      <w:r>
-        <w:rPr/>
-        <w:t xml:space="preserve">: 備用方案，從 </w:t>
-      </w:r>
-      <w:r>
-        <w:rPr/>
-        <w:t xml:space="preserve">config/market_keywords.json</w:t>
-      </w:r>
-      <w:r>
-        <w:rPr/>
-        <w:t xml:space="preserve"> 讀取。</w:t>
-      </w:r>
-    </w:p>
-    <w:p>
-      <w:pPr>
-        <w:pStyle w:val="Heading3"/>
-        <w:spacing w:lineRule="auto"/>
-      </w:pPr>
-      <w:r>
-        <w:rPr/>
-        <w:t xml:space="preserve">static_utils.py</w:t>
-      </w:r>
-      <w:r>
-        <w:rPr/>
-        <w:t xml:space="preserve"> (186 行)</w:t>
-      </w:r>
-    </w:p>
-    <w:p>
-      <w:pPr>
-        <w:spacing w:lineRule="auto"/>
-      </w:pPr>
-      <w:r>
-        <w:rPr/>
-        <w:t xml:space="preserve">靜態包裝類，將 </w:t>
-      </w:r>
-      <w:r>
-        <w:rPr/>
-        <w:t xml:space="preserve">KeywordManager</w:t>
-      </w:r>
-      <w:r>
-        <w:rPr/>
-        <w:t xml:space="preserve"> 的所有功能以類別方法形式對外暴露，無需手動取得 Singleton。</w:t>
-      </w:r>
-    </w:p>
-    <w:p>
-      <w:pPr>
-        <w:spacing w:lineRule="auto"/>
-      </w:pPr>
-      <w:r>
-        <w:rPr>
-          <w:b/>
-        </w:rPr>
-        <w:t xml:space="preserve">MarketKeywords</w:t>
-      </w:r>
-      <w:r>
-        <w:rPr>
-          <w:b/>
-        </w:rPr>
-        <w:t xml:space="preserve"> 類別方法</w:t>
-      </w:r>
-      <w:r>
-        <w:rPr/>
-        <w:t xml:space="preserve">:</w:t>
-      </w:r>
-    </w:p>
-    <w:p>
-      <w:pPr>
-        <w:spacing w:lineRule="auto"/>
-      </w:pPr>
-      <w:r>
-        <w:rPr/>
-        <w:t xml:space="preserve">查詢</w:t>
+        <w:t>類別方法</w:t>
+      </w:r>
+      <w:r>
+        <w:t>:</w:t>
+      </w:r>
+    </w:p>
+    <w:p>
+      <w:r>
+        <w:t>查詢</w:t>
       </w:r>
     </w:p>
     <w:p>
@@ -2167,23 +1769,18 @@
           <w:ilvl w:val="0"/>
           <w:numId w:val="16"/>
         </w:numPr>
-        <w:spacing w:lineRule="auto"/>
-      </w:pPr>
-      <w:r>
-        <w:rPr/>
-        <w:t xml:space="preserve">get_instance()</w:t>
-      </w:r>
-      <w:r>
-        <w:rPr/>
-        <w:t xml:space="preserve"> → </w:t>
-      </w:r>
-      <w:r>
-        <w:rPr/>
-        <w:t xml:space="preserve">KeywordManager</w:t>
-      </w:r>
-      <w:r>
-        <w:rPr/>
-        <w:t xml:space="preserve">: 取得 Singleton。</w:t>
+      </w:pPr>
+      <w:r>
+        <w:t xml:space="preserve">get_instance() → KeywordManager: </w:t>
+      </w:r>
+      <w:r>
+        <w:t>取得</w:t>
+      </w:r>
+      <w:r>
+        <w:t xml:space="preserve"> Singleton</w:t>
+      </w:r>
+      <w:r>
+        <w:t>。</w:t>
       </w:r>
     </w:p>
     <w:p>
@@ -2192,23 +1789,18 @@
           <w:ilvl w:val="0"/>
           <w:numId w:val="16"/>
         </w:numPr>
-        <w:spacing w:lineRule="auto"/>
-      </w:pPr>
-      <w:r>
-        <w:rPr/>
-        <w:t xml:space="preserve">get_importance_score(text)</w:t>
-      </w:r>
-      <w:r>
-        <w:rPr/>
-        <w:t xml:space="preserve"> → </w:t>
-      </w:r>
-      <w:r>
-        <w:rPr/>
-        <w:t xml:space="preserve">Tuple[float, List[str]]</w:t>
-      </w:r>
-      <w:r>
-        <w:rPr/>
-        <w:t xml:space="preserve">: 計算文本重要性分數 (0–10)。</w:t>
+      </w:pPr>
+      <w:r>
+        <w:t xml:space="preserve">get_importance_score(text) → Tuple[float, List[str]]: </w:t>
+      </w:r>
+      <w:r>
+        <w:t>計算文本重要性分數</w:t>
+      </w:r>
+      <w:r>
+        <w:t xml:space="preserve"> (0–10)</w:t>
+      </w:r>
+      <w:r>
+        <w:t>。</w:t>
       </w:r>
     </w:p>
     <w:p>
@@ -2217,23 +1809,12 @@
           <w:ilvl w:val="0"/>
           <w:numId w:val="16"/>
         </w:numPr>
-        <w:spacing w:lineRule="auto"/>
-      </w:pPr>
-      <w:r>
-        <w:rPr/>
-        <w:t xml:space="preserve">get_sentiment_bias(text)</w:t>
-      </w:r>
-      <w:r>
-        <w:rPr/>
-        <w:t xml:space="preserve"> → </w:t>
-      </w:r>
-      <w:r>
-        <w:rPr/>
-        <w:t xml:space="preserve">Tuple[str, float]</w:t>
-      </w:r>
-      <w:r>
-        <w:rPr/>
-        <w:t xml:space="preserve">: 分析情緒傾向與信心值。</w:t>
+      </w:pPr>
+      <w:r>
+        <w:t xml:space="preserve">get_sentiment_bias(text) → Tuple[str, float]: </w:t>
+      </w:r>
+      <w:r>
+        <w:t>分析情緒傾向與信心值。</w:t>
       </w:r>
     </w:p>
     <w:p>
@@ -2242,23 +1823,12 @@
           <w:ilvl w:val="0"/>
           <w:numId w:val="16"/>
         </w:numPr>
-        <w:spacing w:lineRule="auto"/>
-      </w:pPr>
-      <w:r>
-        <w:rPr/>
-        <w:t xml:space="preserve">find_matches(text)</w:t>
-      </w:r>
-      <w:r>
-        <w:rPr/>
-        <w:t xml:space="preserve"> → </w:t>
-      </w:r>
-      <w:r>
-        <w:rPr/>
-        <w:t xml:space="preserve">List[KeywordMatch]</w:t>
-      </w:r>
-      <w:r>
-        <w:rPr/>
-        <w:t xml:space="preserve">: 返回匹配的關鍵字，按權重排序。</w:t>
+      </w:pPr>
+      <w:r>
+        <w:t xml:space="preserve">find_matches(text) → List[KeywordMatch]: </w:t>
+      </w:r>
+      <w:r>
+        <w:t>返回匹配的關鍵字，按權重排序。</w:t>
       </w:r>
     </w:p>
     <w:p>
@@ -2267,23 +1837,12 @@
           <w:ilvl w:val="0"/>
           <w:numId w:val="16"/>
         </w:numPr>
-        <w:spacing w:lineRule="auto"/>
-      </w:pPr>
-      <w:r>
-        <w:rPr/>
-        <w:t xml:space="preserve">is_high_impact_news(text, threshold=2.5)</w:t>
-      </w:r>
-      <w:r>
-        <w:rPr/>
-        <w:t xml:space="preserve"> → </w:t>
-      </w:r>
-      <w:r>
-        <w:rPr/>
-        <w:t xml:space="preserve">Tuple[bool, List[str]]</w:t>
-      </w:r>
-      <w:r>
-        <w:rPr/>
-        <w:t xml:space="preserve">: 高影響力新聞快速判斷。</w:t>
+      </w:pPr>
+      <w:r>
+        <w:t xml:space="preserve">is_high_impact_news(text, threshold=2.5) → Tuple[bool, List[str]]: </w:t>
+      </w:r>
+      <w:r>
+        <w:t>高影響力新聞快速判斷。</w:t>
       </w:r>
     </w:p>
     <w:p>
@@ -2292,23 +1851,12 @@
           <w:ilvl w:val="0"/>
           <w:numId w:val="16"/>
         </w:numPr>
-        <w:spacing w:lineRule="auto"/>
-      </w:pPr>
-      <w:r>
-        <w:rPr/>
-        <w:t xml:space="preserve">get_keyword_count()</w:t>
-      </w:r>
-      <w:r>
-        <w:rPr/>
-        <w:t xml:space="preserve"> → </w:t>
-      </w:r>
-      <w:r>
-        <w:rPr/>
-        <w:t xml:space="preserve">int</w:t>
-      </w:r>
-      <w:r>
-        <w:rPr/>
-        <w:t xml:space="preserve">: 返回關鍵字總數。</w:t>
+      </w:pPr>
+      <w:r>
+        <w:t xml:space="preserve">get_keyword_count() → int: </w:t>
+      </w:r>
+      <w:r>
+        <w:t>返回關鍵字總數。</w:t>
       </w:r>
     </w:p>
     <w:p>
@@ -2317,23 +1865,18 @@
           <w:ilvl w:val="0"/>
           <w:numId w:val="16"/>
         </w:numPr>
-        <w:spacing w:lineRule="auto"/>
-      </w:pPr>
-      <w:r>
-        <w:rPr/>
-        <w:t xml:space="preserve">get_top_keywords(n=20)</w:t>
-      </w:r>
-      <w:r>
-        <w:rPr/>
-        <w:t xml:space="preserve"> → </w:t>
-      </w:r>
-      <w:r>
-        <w:rPr/>
-        <w:t xml:space="preserve">List[Keyword]</w:t>
-      </w:r>
-      <w:r>
-        <w:rPr/>
-        <w:t xml:space="preserve">: 返回權重最高的 N 個關鍵字。</w:t>
+      </w:pPr>
+      <w:r>
+        <w:t xml:space="preserve">get_top_keywords(n=20) → List[Keyword]: </w:t>
+      </w:r>
+      <w:r>
+        <w:t>返回權重最高的</w:t>
+      </w:r>
+      <w:r>
+        <w:t xml:space="preserve"> N </w:t>
+      </w:r>
+      <w:r>
+        <w:t>個關鍵字。</w:t>
       </w:r>
     </w:p>
     <w:p>
@@ -2342,23 +1885,12 @@
           <w:ilvl w:val="0"/>
           <w:numId w:val="16"/>
         </w:numPr>
-        <w:spacing w:lineRule="auto"/>
-      </w:pPr>
-      <w:r>
-        <w:rPr/>
-        <w:t xml:space="preserve">get_overall_accuracy()</w:t>
-      </w:r>
-      <w:r>
-        <w:rPr/>
-        <w:t xml:space="preserve"> → </w:t>
-      </w:r>
-      <w:r>
-        <w:rPr/>
-        <w:t xml:space="preserve">Tuple[float, int, int]</w:t>
-      </w:r>
-      <w:r>
-        <w:rPr/>
-        <w:t xml:space="preserve">: 返回整體準確率。</w:t>
+      </w:pPr>
+      <w:r>
+        <w:t xml:space="preserve">get_overall_accuracy() → Tuple[float, int, int]: </w:t>
+      </w:r>
+      <w:r>
+        <w:t>返回整體準確率。</w:t>
       </w:r>
     </w:p>
     <w:p>
@@ -2367,23 +1899,12 @@
           <w:ilvl w:val="0"/>
           <w:numId w:val="16"/>
         </w:numPr>
-        <w:spacing w:lineRule="auto"/>
-      </w:pPr>
-      <w:r>
-        <w:rPr/>
-        <w:t xml:space="preserve">get_keyword_performance(min_predictions=5)</w:t>
-      </w:r>
-      <w:r>
-        <w:rPr/>
-        <w:t xml:space="preserve"> → </w:t>
-      </w:r>
-      <w:r>
-        <w:rPr/>
-        <w:t xml:space="preserve">List[Dict]</w:t>
-      </w:r>
-      <w:r>
-        <w:rPr/>
-        <w:t xml:space="preserve">: 關鍵字表現排名。</w:t>
+      </w:pPr>
+      <w:r>
+        <w:t xml:space="preserve">get_keyword_performance(min_predictions=5) → List[Dict]: </w:t>
+      </w:r>
+      <w:r>
+        <w:t>關鍵字表現排名。</w:t>
       </w:r>
     </w:p>
     <w:p>
@@ -2392,32 +1913,17 @@
           <w:ilvl w:val="0"/>
           <w:numId w:val="16"/>
         </w:numPr>
-        <w:spacing w:lineRule="auto"/>
-      </w:pPr>
-      <w:r>
-        <w:rPr/>
-        <w:t xml:space="preserve">get_statistics()</w:t>
-      </w:r>
-      <w:r>
-        <w:rPr/>
-        <w:t xml:space="preserve"> → </w:t>
-      </w:r>
-      <w:r>
-        <w:rPr/>
-        <w:t xml:space="preserve">Dict</w:t>
-      </w:r>
-      <w:r>
-        <w:rPr/>
-        <w:t xml:space="preserve">: 完整統計資料。</w:t>
-      </w:r>
-    </w:p>
-    <w:p>
-      <w:pPr>
-        <w:spacing w:lineRule="auto"/>
-      </w:pPr>
-      <w:r>
-        <w:rPr/>
-        <w:t xml:space="preserve">管理</w:t>
+      </w:pPr>
+      <w:r>
+        <w:t xml:space="preserve">get_statistics() → Dict: </w:t>
+      </w:r>
+      <w:r>
+        <w:t>完整統計資料。</w:t>
+      </w:r>
+    </w:p>
+    <w:p>
+      <w:r>
+        <w:t>管理</w:t>
       </w:r>
     </w:p>
     <w:p>
@@ -2426,23 +1932,12 @@
           <w:ilvl w:val="0"/>
           <w:numId w:val="17"/>
         </w:numPr>
-        <w:spacing w:lineRule="auto"/>
-      </w:pPr>
-      <w:r>
-        <w:rPr/>
-        <w:t xml:space="preserve">add_keyword(keyword, category, base_weight, sentiment_bias, description, subcategory)</w:t>
-      </w:r>
-      <w:r>
-        <w:rPr/>
-        <w:t xml:space="preserve"> → </w:t>
-      </w:r>
-      <w:r>
-        <w:rPr/>
-        <w:t xml:space="preserve">bool</w:t>
-      </w:r>
-      <w:r>
-        <w:rPr/>
-        <w:t xml:space="preserve">: 新增關鍵字。</w:t>
+      </w:pPr>
+      <w:r>
+        <w:t xml:space="preserve">add_keyword(keyword, category, base_weight, sentiment_bias, description, subcategory) → bool: </w:t>
+      </w:r>
+      <w:r>
+        <w:t>新增關鍵字。</w:t>
       </w:r>
     </w:p>
     <w:p>
@@ -2451,15 +1946,12 @@
           <w:ilvl w:val="0"/>
           <w:numId w:val="17"/>
         </w:numPr>
-        <w:spacing w:lineRule="auto"/>
-      </w:pPr>
-      <w:r>
-        <w:rPr/>
-        <w:t xml:space="preserve">remove_keyword(keyword)</w:t>
-      </w:r>
-      <w:r>
-        <w:rPr/>
-        <w:t xml:space="preserve">: 移除關鍵字。</w:t>
+      </w:pPr>
+      <w:r>
+        <w:t xml:space="preserve">remove_keyword(keyword): </w:t>
+      </w:r>
+      <w:r>
+        <w:t>移除關鍵字。</w:t>
       </w:r>
     </w:p>
     <w:p>
@@ -2468,23 +1960,12 @@
           <w:ilvl w:val="0"/>
           <w:numId w:val="17"/>
         </w:numPr>
-        <w:spacing w:lineRule="auto"/>
-      </w:pPr>
-      <w:r>
-        <w:rPr/>
-        <w:t xml:space="preserve">refresh_stale_keywords()</w:t>
-      </w:r>
-      <w:r>
-        <w:rPr/>
-        <w:t xml:space="preserve"> → </w:t>
-      </w:r>
-      <w:r>
-        <w:rPr/>
-        <w:t xml:space="preserve">int</w:t>
-      </w:r>
-      <w:r>
-        <w:rPr/>
-        <w:t xml:space="preserve">: 重置過時關鍵字。</w:t>
+      </w:pPr>
+      <w:r>
+        <w:t xml:space="preserve">refresh_stale_keywords() → int: </w:t>
+      </w:r>
+      <w:r>
+        <w:t>重置過時關鍵字。</w:t>
       </w:r>
     </w:p>
     <w:p>
@@ -2493,32 +1974,17 @@
           <w:ilvl w:val="0"/>
           <w:numId w:val="17"/>
         </w:numPr>
-        <w:spacing w:lineRule="auto"/>
-      </w:pPr>
-      <w:r>
-        <w:rPr/>
-        <w:t xml:space="preserve">update_from_trending(trending_topics)</w:t>
-      </w:r>
-      <w:r>
-        <w:rPr/>
-        <w:t xml:space="preserve"> → </w:t>
-      </w:r>
-      <w:r>
-        <w:rPr/>
-        <w:t xml:space="preserve">int</w:t>
-      </w:r>
-      <w:r>
-        <w:rPr/>
-        <w:t xml:space="preserve">: 從熱門話題新增關鍵字。</w:t>
-      </w:r>
-    </w:p>
-    <w:p>
-      <w:pPr>
-        <w:spacing w:lineRule="auto"/>
-      </w:pPr>
-      <w:r>
-        <w:rPr/>
-        <w:t xml:space="preserve">預測</w:t>
+      </w:pPr>
+      <w:r>
+        <w:t xml:space="preserve">update_from_trending(trending_topics) → int: </w:t>
+      </w:r>
+      <w:r>
+        <w:t>從熱門話題新增關鍵字。</w:t>
+      </w:r>
+    </w:p>
+    <w:p>
+      <w:r>
+        <w:t>預測</w:t>
       </w:r>
     </w:p>
     <w:p>
@@ -2527,23 +1993,12 @@
           <w:ilvl w:val="0"/>
           <w:numId w:val="18"/>
         </w:numPr>
-        <w:spacing w:lineRule="auto"/>
-      </w:pPr>
-      <w:r>
-        <w:rPr/>
-        <w:t xml:space="preserve">record_prediction(keyword, predicted_direction, price_before, news_title)</w:t>
-      </w:r>
-      <w:r>
-        <w:rPr/>
-        <w:t xml:space="preserve"> → </w:t>
-      </w:r>
-      <w:r>
-        <w:rPr/>
-        <w:t xml:space="preserve">int</w:t>
-      </w:r>
-      <w:r>
-        <w:rPr/>
-        <w:t xml:space="preserve">: 記錄預測。</w:t>
+      </w:pPr>
+      <w:r>
+        <w:t xml:space="preserve">record_prediction(keyword, predicted_direction, price_before, news_title) → int: </w:t>
+      </w:r>
+      <w:r>
+        <w:t>記錄預測。</w:t>
       </w:r>
     </w:p>
     <w:p>
@@ -2552,32 +2007,17 @@
           <w:ilvl w:val="0"/>
           <w:numId w:val="18"/>
         </w:numPr>
-        <w:spacing w:lineRule="auto"/>
-      </w:pPr>
-      <w:r>
-        <w:rPr/>
-        <w:t xml:space="preserve">verify_prediction(prediction_id, actual_direction, price_after)</w:t>
-      </w:r>
-      <w:r>
-        <w:rPr/>
-        <w:t xml:space="preserve"> → </w:t>
-      </w:r>
-      <w:r>
-        <w:rPr/>
-        <w:t xml:space="preserve">bool</w:t>
-      </w:r>
-      <w:r>
-        <w:rPr/>
-        <w:t xml:space="preserve">: 驗證預測。</w:t>
-      </w:r>
-    </w:p>
-    <w:p>
-      <w:pPr>
-        <w:spacing w:lineRule="auto"/>
-      </w:pPr>
-      <w:r>
-        <w:rPr/>
-        <w:t xml:space="preserve">報告</w:t>
+      </w:pPr>
+      <w:r>
+        <w:t xml:space="preserve">verify_prediction(prediction_id, actual_direction, price_after) → bool: </w:t>
+      </w:r>
+      <w:r>
+        <w:t>驗證預測。</w:t>
+      </w:r>
+    </w:p>
+    <w:p>
+      <w:r>
+        <w:t>報告</w:t>
       </w:r>
     </w:p>
     <w:p>
@@ -2586,59 +2026,51 @@
           <w:ilvl w:val="0"/>
           <w:numId w:val="19"/>
         </w:numPr>
-        <w:spacing w:lineRule="auto"/>
-      </w:pPr>
-      <w:r>
-        <w:rPr/>
-        <w:t xml:space="preserve">print_report()</w:t>
-      </w:r>
-      <w:r>
-        <w:rPr/>
-        <w:t xml:space="preserve">: 印出統計報告。</w:t>
-      </w:r>
-    </w:p>
-    <w:p>
-      <w:pPr>
-        <w:pStyle w:val="Heading3"/>
-        <w:spacing w:lineRule="auto"/>
-      </w:pPr>
-      <w:r>
-        <w:rPr/>
-        <w:t xml:space="preserve">models.py</w:t>
-      </w:r>
-      <w:r>
-        <w:rPr/>
-        <w:t xml:space="preserve"> (99 行)</w:t>
-      </w:r>
-    </w:p>
-    <w:p>
-      <w:pPr>
-        <w:spacing w:lineRule="auto"/>
-      </w:pPr>
-      <w:r>
-        <w:rPr/>
-        <w:t xml:space="preserve">資料模型定義（</w:t>
-      </w:r>
-      <w:r>
-        <w:rPr/>
-        <w:t xml:space="preserve">dataclass</w:t>
-      </w:r>
-      <w:r>
-        <w:rPr/>
-        <w:t xml:space="preserve">，非 Pydantic）。</w:t>
-      </w:r>
-    </w:p>
-    <w:p>
-      <w:pPr>
-        <w:spacing w:lineRule="auto"/>
-      </w:pPr>
-      <w:r>
-        <w:rPr/>
-        <w:t xml:space="preserve">Keyword</w:t>
-      </w:r>
-      <w:r>
-        <w:rPr/>
-        <w:t xml:space="preserve">: 關鍵字完整資料結構</w:t>
+      </w:pPr>
+      <w:r>
+        <w:t xml:space="preserve">print_report(): </w:t>
+      </w:r>
+      <w:r>
+        <w:t>印出統計報告。</w:t>
+      </w:r>
+    </w:p>
+    <w:p>
+      <w:pPr>
+        <w:pStyle w:val="3"/>
+      </w:pPr>
+      <w:r>
+        <w:t xml:space="preserve">models.py (99 </w:t>
+      </w:r>
+      <w:r>
+        <w:t>行</w:t>
+      </w:r>
+      <w:r>
+        <w:t>)</w:t>
+      </w:r>
+    </w:p>
+    <w:p>
+      <w:r>
+        <w:t>資料模型定義（</w:t>
+      </w:r>
+      <w:r>
+        <w:t>dataclass</w:t>
+      </w:r>
+      <w:r>
+        <w:t>，非</w:t>
+      </w:r>
+      <w:r>
+        <w:t xml:space="preserve"> Pydantic</w:t>
+      </w:r>
+      <w:r>
+        <w:t>）。</w:t>
+      </w:r>
+    </w:p>
+    <w:p>
+      <w:r>
+        <w:t xml:space="preserve">Keyword: </w:t>
+      </w:r>
+      <w:r>
+        <w:t>關鍵字完整資料結構</w:t>
       </w:r>
     </w:p>
     <w:p>
@@ -2647,71 +2079,12 @@
           <w:ilvl w:val="0"/>
           <w:numId w:val="20"/>
         </w:numPr>
-        <w:spacing w:lineRule="auto"/>
-      </w:pPr>
-      <w:r>
-        <w:rPr/>
-        <w:t xml:space="preserve">必填欄位：</w:t>
-      </w:r>
-      <w:r>
-        <w:rPr/>
-        <w:t xml:space="preserve">word</w:t>
-      </w:r>
-      <w:r>
-        <w:rPr/>
-        <w:t xml:space="preserve">, </w:t>
-      </w:r>
-      <w:r>
-        <w:rPr/>
-        <w:t xml:space="preserve">category</w:t>
-      </w:r>
-      <w:r>
-        <w:rPr/>
-        <w:t xml:space="preserve">, </w:t>
-      </w:r>
-      <w:r>
-        <w:rPr/>
-        <w:t xml:space="preserve">base_weight</w:t>
-      </w:r>
-      <w:r>
-        <w:rPr/>
-        <w:t xml:space="preserve">, </w:t>
-      </w:r>
-      <w:r>
-        <w:rPr/>
-        <w:t xml:space="preserve">dynamic_weight</w:t>
-      </w:r>
-      <w:r>
-        <w:rPr/>
-        <w:t xml:space="preserve">, </w:t>
-      </w:r>
-      <w:r>
-        <w:rPr/>
-        <w:t xml:space="preserve">sentiment_bias</w:t>
-      </w:r>
-      <w:r>
-        <w:rPr/>
-        <w:t xml:space="preserve">, </w:t>
-      </w:r>
-      <w:r>
-        <w:rPr/>
-        <w:t xml:space="preserve">description</w:t>
-      </w:r>
-      <w:r>
-        <w:rPr/>
-        <w:t xml:space="preserve">, </w:t>
-      </w:r>
-      <w:r>
-        <w:rPr/>
-        <w:t xml:space="preserve">added_date</w:t>
-      </w:r>
-      <w:r>
-        <w:rPr/>
-        <w:t xml:space="preserve">, </w:t>
-      </w:r>
-      <w:r>
-        <w:rPr/>
-        <w:t xml:space="preserve">last_updated</w:t>
+      </w:pPr>
+      <w:r>
+        <w:t>必填欄位：</w:t>
+      </w:r>
+      <w:r>
+        <w:t>word, category, base_weight, dynamic_weight, sentiment_bias, description, added_date, last_updated</w:t>
       </w:r>
     </w:p>
     <w:p>
@@ -2720,31 +2093,13 @@
           <w:ilvl w:val="0"/>
           <w:numId w:val="20"/>
         </w:numPr>
-        <w:spacing w:lineRule="auto"/>
-      </w:pPr>
-      <w:r>
-        <w:rPr/>
-        <w:t xml:space="preserve">統計欄位（有預設值）：</w:t>
-      </w:r>
-      <w:r>
-        <w:rPr/>
-        <w:t xml:space="preserve">hit_count=0</w:t>
-      </w:r>
-      <w:r>
-        <w:rPr/>
-        <w:t xml:space="preserve">, </w:t>
-      </w:r>
-      <w:r>
-        <w:rPr/>
-        <w:t xml:space="preserve">prediction_count=0</w:t>
-      </w:r>
-      <w:r>
-        <w:rPr/>
-        <w:t xml:space="preserve">, </w:t>
-      </w:r>
-      <w:r>
-        <w:rPr/>
-        <w:t xml:space="preserve">correct_count=0</w:t>
+      </w:pPr>
+      <w:r>
+        <w:lastRenderedPageBreak/>
+        <w:t>統計欄位（有預設值）：</w:t>
+      </w:r>
+      <w:r>
+        <w:t>hit_count=0, prediction_count=0, correct_count=0</w:t>
       </w:r>
     </w:p>
     <w:p>
@@ -2753,23 +2108,12 @@
           <w:ilvl w:val="0"/>
           <w:numId w:val="20"/>
         </w:numPr>
-        <w:spacing w:lineRule="auto"/>
-      </w:pPr>
-      <w:r>
-        <w:rPr/>
-        <w:t xml:space="preserve">擴充欄位（有預設值）：</w:t>
-      </w:r>
-      <w:r>
-        <w:rPr/>
-        <w:t xml:space="preserve">dynamic_bias=0.0</w:t>
-      </w:r>
-      <w:r>
-        <w:rPr/>
-        <w:t xml:space="preserve">, </w:t>
-      </w:r>
-      <w:r>
-        <w:rPr/>
-        <w:t xml:space="preserve">subcategory="general"</w:t>
+      </w:pPr>
+      <w:r>
+        <w:t>擴充欄位（有預設值）：</w:t>
+      </w:r>
+      <w:r>
+        <w:t>dynamic_bias=0.0, subcategory="general"</w:t>
       </w:r>
     </w:p>
     <w:p>
@@ -2778,76 +2122,32 @@
           <w:ilvl w:val="0"/>
           <w:numId w:val="20"/>
         </w:numPr>
-        <w:spacing w:lineRule="auto"/>
-      </w:pPr>
-      <w:r>
-        <w:rPr/>
-        <w:t xml:space="preserve">衍生屬性（</w:t>
-      </w:r>
-      <w:r>
-        <w:rPr/>
-        <w:t xml:space="preserve">@property</w:t>
-      </w:r>
-      <w:r>
-        <w:rPr/>
-        <w:t xml:space="preserve">）：</w:t>
-      </w:r>
-      <w:r>
-        <w:rPr/>
-        <w:t xml:space="preserve">accuracy</w:t>
-      </w:r>
-      <w:r>
-        <w:rPr/>
-        <w:t xml:space="preserve">, </w:t>
-      </w:r>
-      <w:r>
-        <w:rPr/>
-        <w:t xml:space="preserve">effective_weight</w:t>
-      </w:r>
-      <w:r>
-        <w:rPr/>
-        <w:t xml:space="preserve">, </w:t>
-      </w:r>
-      <w:r>
-        <w:rPr/>
-        <w:t xml:space="preserve">days_since_added</w:t>
-      </w:r>
-      <w:r>
-        <w:rPr/>
-        <w:t xml:space="preserve">, </w:t>
-      </w:r>
-      <w:r>
-        <w:rPr/>
-        <w:t xml:space="preserve">days_since_updated</w:t>
-      </w:r>
-      <w:r>
-        <w:rPr/>
-        <w:t xml:space="preserve">, </w:t>
-      </w:r>
-      <w:r>
-        <w:rPr/>
-        <w:t xml:space="preserve">is_stale</w:t>
-      </w:r>
-    </w:p>
-    <w:p>
-      <w:pPr>
-        <w:spacing w:lineRule="auto"/>
-      </w:pPr>
-      <w:r>
-        <w:rPr/>
-        <w:t xml:space="preserve">PredictionRecord</w:t>
-      </w:r>
-      <w:r>
-        <w:rPr/>
-        <w:t xml:space="preserve">: 預測記錄（對應 SQLite </w:t>
-      </w:r>
-      <w:r>
-        <w:rPr/>
-        <w:t xml:space="preserve">prediction_history</w:t>
-      </w:r>
-      <w:r>
-        <w:rPr/>
-        <w:t xml:space="preserve"> 資料表）</w:t>
+      </w:pPr>
+      <w:r>
+        <w:t>衍生屬性（</w:t>
+      </w:r>
+      <w:r>
+        <w:t>@property</w:t>
+      </w:r>
+      <w:r>
+        <w:t>）：</w:t>
+      </w:r>
+      <w:r>
+        <w:t>accuracy, effective_weight, days_since_added, days_since_updated, is_stale</w:t>
+      </w:r>
+    </w:p>
+    <w:p>
+      <w:r>
+        <w:t xml:space="preserve">PredictionRecord: </w:t>
+      </w:r>
+      <w:r>
+        <w:t>預測記錄（對應</w:t>
+      </w:r>
+      <w:r>
+        <w:t xml:space="preserve"> SQLite prediction_history </w:t>
+      </w:r>
+      <w:r>
+        <w:t>資料表）</w:t>
       </w:r>
     </w:p>
     <w:p>
@@ -2856,104 +2156,17 @@
           <w:ilvl w:val="0"/>
           <w:numId w:val="21"/>
         </w:numPr>
-        <w:spacing w:lineRule="auto"/>
-      </w:pPr>
-      <w:r>
-        <w:rPr/>
-        <w:t xml:space="preserve">id</w:t>
-      </w:r>
-      <w:r>
-        <w:rPr/>
-        <w:t xml:space="preserve">, </w:t>
-      </w:r>
-      <w:r>
-        <w:rPr/>
-        <w:t xml:space="preserve">keyword</w:t>
-      </w:r>
-      <w:r>
-        <w:rPr/>
-        <w:t xml:space="preserve">, </w:t>
-      </w:r>
-      <w:r>
-        <w:rPr/>
-        <w:t xml:space="preserve">news_title</w:t>
-      </w:r>
-      <w:r>
-        <w:rPr/>
-        <w:t xml:space="preserve">, </w:t>
-      </w:r>
-      <w:r>
-        <w:rPr/>
-        <w:t xml:space="preserve">predicted_direction</w:t>
-      </w:r>
-      <w:r>
-        <w:rPr/>
-        <w:t xml:space="preserve">, </w:t>
-      </w:r>
-      <w:r>
-        <w:rPr/>
-        <w:t xml:space="preserve">actual_direction</w:t>
-      </w:r>
-      <w:r>
-        <w:rPr/>
-        <w:t xml:space="preserve">, </w:t>
-      </w:r>
-      <w:r>
-        <w:rPr/>
-        <w:t xml:space="preserve">price_before</w:t>
-      </w:r>
-      <w:r>
-        <w:rPr/>
-        <w:t xml:space="preserve">, </w:t>
-      </w:r>
-      <w:r>
-        <w:rPr/>
-        <w:t xml:space="preserve">price_after</w:t>
-      </w:r>
-      <w:r>
-        <w:rPr/>
-        <w:t xml:space="preserve">, </w:t>
-      </w:r>
-      <w:r>
-        <w:rPr/>
-        <w:t xml:space="preserve">price_change_pct</w:t>
-      </w:r>
-      <w:r>
-        <w:rPr/>
-        <w:t xml:space="preserve">, </w:t>
-      </w:r>
-      <w:r>
-        <w:rPr/>
-        <w:t xml:space="preserve">is_correct</w:t>
-      </w:r>
-      <w:r>
-        <w:rPr/>
-        <w:t xml:space="preserve">, </w:t>
-      </w:r>
-      <w:r>
-        <w:rPr/>
-        <w:t xml:space="preserve">created_at</w:t>
-      </w:r>
-      <w:r>
-        <w:rPr/>
-        <w:t xml:space="preserve">, </w:t>
-      </w:r>
-      <w:r>
-        <w:rPr/>
-        <w:t xml:space="preserve">verified_at</w:t>
-      </w:r>
-    </w:p>
-    <w:p>
-      <w:pPr>
-        <w:spacing w:lineRule="auto"/>
-      </w:pPr>
-      <w:r>
-        <w:rPr/>
-        <w:t xml:space="preserve">KeywordMatch</w:t>
-      </w:r>
-      <w:r>
-        <w:rPr/>
-        <w:t xml:space="preserve">: 匹配結果</w:t>
+      </w:pPr>
+      <w:r>
+        <w:t>id, keyword, news_title, predicted_direction, actual_direction, price_before, price_after, price_change_pct, is_correct, created_at, verified_at</w:t>
+      </w:r>
+    </w:p>
+    <w:p>
+      <w:r>
+        <w:t xml:space="preserve">KeywordMatch: </w:t>
+      </w:r>
+      <w:r>
+        <w:t>匹配結果</w:t>
       </w:r>
     </w:p>
     <w:p>
@@ -2962,112 +2175,48 @@
           <w:ilvl w:val="0"/>
           <w:numId w:val="22"/>
         </w:numPr>
-        <w:spacing w:lineRule="auto"/>
-      </w:pPr>
-      <w:r>
-        <w:rPr/>
-        <w:t xml:space="preserve">keyword</w:t>
-      </w:r>
-      <w:r>
-        <w:rPr/>
-        <w:t xml:space="preserve">, </w:t>
-      </w:r>
-      <w:r>
-        <w:rPr/>
-        <w:t xml:space="preserve">category</w:t>
-      </w:r>
-      <w:r>
-        <w:rPr/>
-        <w:t xml:space="preserve">, </w:t>
-      </w:r>
-      <w:r>
-        <w:rPr/>
-        <w:t xml:space="preserve">effective_weight</w:t>
-      </w:r>
-      <w:r>
-        <w:rPr/>
-        <w:t xml:space="preserve">, </w:t>
-      </w:r>
-      <w:r>
-        <w:rPr/>
-        <w:t xml:space="preserve">sentiment_bias</w:t>
-      </w:r>
-      <w:r>
-        <w:rPr/>
-        <w:t xml:space="preserve">, </w:t>
-      </w:r>
-      <w:r>
-        <w:rPr/>
-        <w:t xml:space="preserve">description</w:t>
-      </w:r>
-      <w:r>
-        <w:rPr/>
-        <w:t xml:space="preserve">, </w:t>
-      </w:r>
-      <w:r>
-        <w:rPr/>
-        <w:t xml:space="preserve">accuracy</w:t>
-      </w:r>
-      <w:r>
-        <w:rPr/>
-        <w:t xml:space="preserve">, </w:t>
-      </w:r>
-      <w:r>
-        <w:rPr/>
-        <w:t xml:space="preserve">days_old</w:t>
-      </w:r>
-    </w:p>
-    <w:p>
-      <w:pPr>
-        <w:pStyle w:val="Heading2"/>
-        <w:spacing w:lineRule="auto"/>
-      </w:pPr>
-      <w:r>
-        <w:rPr/>
-        <w:t xml:space="preserve">動態權重與學習機制 (RLHF)</w:t>
-      </w:r>
-    </w:p>
-    <w:p>
-      <w:pPr>
-        <w:spacing w:lineRule="auto"/>
-      </w:pPr>
-      <w:r>
-        <w:rPr/>
-        <w:t xml:space="preserve">關鍵字的有效權重 (</w:t>
-      </w:r>
-      <w:r>
-        <w:rPr/>
-        <w:t xml:space="preserve">effective_weight</w:t>
-      </w:r>
-      <w:r>
-        <w:rPr/>
-        <w:t xml:space="preserve">) 為 </w:t>
-      </w:r>
-      <w:r>
-        <w:rPr/>
-        <w:t xml:space="preserve">base_weight × dynamic_weight</w:t>
-      </w:r>
-      <w:r>
-        <w:rPr/>
-        <w:t xml:space="preserve">。</w:t>
-      </w:r>
-    </w:p>
-    <w:p>
-      <w:pPr>
-        <w:pStyle w:val="Heading3"/>
-        <w:spacing w:lineRule="auto"/>
-      </w:pPr>
-      <w:r>
-        <w:rPr/>
-        <w:t xml:space="preserve">短期動態權重 (</w:t>
-      </w:r>
-      <w:r>
-        <w:rPr/>
-        <w:t xml:space="preserve">dynamic_weight</w:t>
-      </w:r>
-      <w:r>
-        <w:rPr/>
-        <w:t xml:space="preserve">)</w:t>
+      </w:pPr>
+      <w:r>
+        <w:t>keyword, category, effective_weight, sentiment_bias, description, accuracy, days_old</w:t>
+      </w:r>
+    </w:p>
+    <w:p>
+      <w:pPr>
+        <w:pStyle w:val="2"/>
+      </w:pPr>
+      <w:r>
+        <w:t>動態權重與學習機制</w:t>
+      </w:r>
+      <w:r>
+        <w:t xml:space="preserve"> (RLHF)</w:t>
+      </w:r>
+    </w:p>
+    <w:p>
+      <w:r>
+        <w:t>關鍵字的有效權重</w:t>
+      </w:r>
+      <w:r>
+        <w:t xml:space="preserve"> (effective_weight) </w:t>
+      </w:r>
+      <w:r>
+        <w:t>為</w:t>
+      </w:r>
+      <w:r>
+        <w:t xml:space="preserve"> base_weight × dynamic_weight</w:t>
+      </w:r>
+      <w:r>
+        <w:t>。</w:t>
+      </w:r>
+    </w:p>
+    <w:p>
+      <w:pPr>
+        <w:pStyle w:val="3"/>
+      </w:pPr>
+      <w:r>
+        <w:t>短期動態權重</w:t>
+      </w:r>
+      <w:r>
+        <w:t xml:space="preserve"> (dynamic_weight)</w:t>
       </w:r>
     </w:p>
     <w:p>
@@ -3076,23 +2225,18 @@
           <w:ilvl w:val="0"/>
           <w:numId w:val="23"/>
         </w:numPr>
-        <w:spacing w:lineRule="auto"/>
-      </w:pPr>
-      <w:r>
-        <w:rPr/>
-        <w:t xml:space="preserve">預測正確：</w:t>
-      </w:r>
-      <w:r>
-        <w:rPr/>
-        <w:t xml:space="preserve">dynamic_weight × 1.08</w:t>
-      </w:r>
-      <w:r>
-        <w:rPr/>
-        <w:t xml:space="preserve">，上限 </w:t>
-      </w:r>
-      <w:r>
-        <w:rPr/>
-        <w:t xml:space="preserve">2.0</w:t>
+      </w:pPr>
+      <w:r>
+        <w:t>預測正確：</w:t>
+      </w:r>
+      <w:r>
+        <w:t>dynamic_weight × 1.08</w:t>
+      </w:r>
+      <w:r>
+        <w:t>，上限</w:t>
+      </w:r>
+      <w:r>
+        <w:t xml:space="preserve"> 2.0</w:t>
       </w:r>
     </w:p>
     <w:p>
@@ -3101,41 +2245,29 @@
           <w:ilvl w:val="0"/>
           <w:numId w:val="23"/>
         </w:numPr>
-        <w:spacing w:lineRule="auto"/>
-      </w:pPr>
-      <w:r>
-        <w:rPr/>
-        <w:t xml:space="preserve">預測錯誤：</w:t>
-      </w:r>
-      <w:r>
-        <w:rPr/>
-        <w:t xml:space="preserve">dynamic_weight × 0.92</w:t>
-      </w:r>
-      <w:r>
-        <w:rPr/>
-        <w:t xml:space="preserve">，下限 </w:t>
-      </w:r>
-      <w:r>
-        <w:rPr/>
-        <w:t xml:space="preserve">0.3</w:t>
-      </w:r>
-    </w:p>
-    <w:p>
-      <w:pPr>
-        <w:pStyle w:val="Heading3"/>
-        <w:spacing w:lineRule="auto"/>
-      </w:pPr>
-      <w:r>
-        <w:rPr/>
-        <w:t xml:space="preserve">長期基礎權重 (</w:t>
-      </w:r>
-      <w:r>
-        <w:rPr/>
-        <w:t xml:space="preserve">base_weight</w:t>
-      </w:r>
-      <w:r>
-        <w:rPr/>
-        <w:t xml:space="preserve">)</w:t>
+      </w:pPr>
+      <w:r>
+        <w:t>預測錯誤：</w:t>
+      </w:r>
+      <w:r>
+        <w:t>dynamic_weight × 0.92</w:t>
+      </w:r>
+      <w:r>
+        <w:t>，下限</w:t>
+      </w:r>
+      <w:r>
+        <w:t xml:space="preserve"> 0.3</w:t>
+      </w:r>
+    </w:p>
+    <w:p>
+      <w:pPr>
+        <w:pStyle w:val="3"/>
+      </w:pPr>
+      <w:r>
+        <w:t>長期基礎權重</w:t>
+      </w:r>
+      <w:r>
+        <w:t xml:space="preserve"> (base_weight)</w:t>
       </w:r>
     </w:p>
     <w:p>
@@ -3144,15 +2276,12 @@
           <w:ilvl w:val="0"/>
           <w:numId w:val="24"/>
         </w:numPr>
-        <w:spacing w:lineRule="auto"/>
-      </w:pPr>
-      <w:r>
-        <w:rPr/>
-        <w:t xml:space="preserve">條件：</w:t>
-      </w:r>
-      <w:r>
-        <w:rPr/>
-        <w:t xml:space="preserve">prediction_count &gt;= 20</w:t>
+      </w:pPr>
+      <w:r>
+        <w:t>條件：</w:t>
+      </w:r>
+      <w:r>
+        <w:t>prediction_count &gt;= 20</w:t>
       </w:r>
     </w:p>
     <w:p>
@@ -3161,23 +2290,24 @@
           <w:ilvl w:val="0"/>
           <w:numId w:val="24"/>
         </w:numPr>
-        <w:spacing w:lineRule="auto"/>
-      </w:pPr>
-      <w:r>
-        <w:rPr/>
-        <w:t xml:space="preserve">準確率 &gt; 70%：</w:t>
-      </w:r>
-      <w:r>
-        <w:rPr/>
-        <w:t xml:space="preserve">base_weight + 0.05</w:t>
-      </w:r>
-      <w:r>
-        <w:rPr/>
-        <w:t xml:space="preserve">，上限 </w:t>
-      </w:r>
-      <w:r>
-        <w:rPr/>
-        <w:t xml:space="preserve">3.5</w:t>
+      </w:pPr>
+      <w:r>
+        <w:t>準確率</w:t>
+      </w:r>
+      <w:r>
+        <w:t xml:space="preserve"> &gt; 70%</w:t>
+      </w:r>
+      <w:r>
+        <w:t>：</w:t>
+      </w:r>
+      <w:r>
+        <w:t>base_weight + 0.05</w:t>
+      </w:r>
+      <w:r>
+        <w:t>，上限</w:t>
+      </w:r>
+      <w:r>
+        <w:t xml:space="preserve"> 3.5</w:t>
       </w:r>
     </w:p>
     <w:p>
@@ -3186,33 +2316,32 @@
           <w:ilvl w:val="0"/>
           <w:numId w:val="24"/>
         </w:numPr>
-        <w:spacing w:lineRule="auto"/>
-      </w:pPr>
-      <w:r>
-        <w:rPr/>
-        <w:t xml:space="preserve">準確率 &lt; 40%：</w:t>
-      </w:r>
-      <w:r>
-        <w:rPr/>
-        <w:t xml:space="preserve">base_weight - 0.05</w:t>
-      </w:r>
-      <w:r>
-        <w:rPr/>
-        <w:t xml:space="preserve">，下限 </w:t>
-      </w:r>
-      <w:r>
-        <w:rPr/>
-        <w:t xml:space="preserve">0.5</w:t>
-      </w:r>
-    </w:p>
-    <w:p>
-      <w:pPr>
-        <w:pStyle w:val="Heading3"/>
-        <w:spacing w:lineRule="auto"/>
-      </w:pPr>
-      <w:r>
-        <w:rPr/>
-        <w:t xml:space="preserve">情緒偏向自動修正</w:t>
+      </w:pPr>
+      <w:r>
+        <w:t>準確率</w:t>
+      </w:r>
+      <w:r>
+        <w:t xml:space="preserve"> &lt; 40%</w:t>
+      </w:r>
+      <w:r>
+        <w:t>：</w:t>
+      </w:r>
+      <w:r>
+        <w:t>base_weight - 0.05</w:t>
+      </w:r>
+      <w:r>
+        <w:t>，下限</w:t>
+      </w:r>
+      <w:r>
+        <w:t xml:space="preserve"> 0.5</w:t>
+      </w:r>
+    </w:p>
+    <w:p>
+      <w:pPr>
+        <w:pStyle w:val="3"/>
+      </w:pPr>
+      <w:r>
+        <w:t>情緒偏向自動修正</w:t>
       </w:r>
     </w:p>
     <w:p>
@@ -3221,33 +2350,26 @@
           <w:ilvl w:val="0"/>
           <w:numId w:val="25"/>
         </w:numPr>
-        <w:spacing w:lineRule="auto"/>
-      </w:pPr>
-      <w:r>
-        <w:rPr/>
-        <w:t xml:space="preserve">update_sentiment_bias_from_results()</w:t>
-      </w:r>
-      <w:r>
-        <w:rPr/>
-        <w:t xml:space="preserve"> 根據近期預測的實際漲跌比例，自動更新 </w:t>
-      </w:r>
-      <w:r>
-        <w:rPr/>
-        <w:t xml:space="preserve">sentiment_bias</w:t>
-      </w:r>
-      <w:r>
-        <w:rPr/>
-        <w:t xml:space="preserve">。</w:t>
-      </w:r>
-    </w:p>
-    <w:p>
-      <w:pPr>
-        <w:pStyle w:val="Heading3"/>
-        <w:spacing w:lineRule="auto"/>
-      </w:pPr>
-      <w:r>
-        <w:rPr/>
-        <w:t xml:space="preserve">關鍵字過時判定</w:t>
+      </w:pPr>
+      <w:r>
+        <w:t xml:space="preserve">update_sentiment_bias_from_results() </w:t>
+      </w:r>
+      <w:r>
+        <w:t>根據近期預測的實際漲跌比例，自動更新</w:t>
+      </w:r>
+      <w:r>
+        <w:t xml:space="preserve"> sentiment_bias</w:t>
+      </w:r>
+      <w:r>
+        <w:t>。</w:t>
+      </w:r>
+    </w:p>
+    <w:p>
+      <w:pPr>
+        <w:pStyle w:val="3"/>
+      </w:pPr>
+      <w:r>
+        <w:t>關鍵字過時判定</w:t>
       </w:r>
     </w:p>
     <w:p>
@@ -3256,27 +2378,21 @@
           <w:ilvl w:val="0"/>
           <w:numId w:val="26"/>
         </w:numPr>
-        <w:spacing w:lineRule="auto"/>
-      </w:pPr>
-      <w:r>
-        <w:rPr/>
-        <w:t xml:space="preserve">Keyword.is_stale</w:t>
-      </w:r>
-      <w:r>
-        <w:rPr/>
-        <w:t xml:space="preserve">：</w:t>
-      </w:r>
-      <w:r>
-        <w:rPr/>
-        <w:t xml:space="preserve">days_since_updated &gt; 90</w:t>
-      </w:r>
-      <w:r>
-        <w:rPr/>
-        <w:t xml:space="preserve"> 且 </w:t>
-      </w:r>
-      <w:r>
-        <w:rPr/>
-        <w:t xml:space="preserve">accuracy &lt; 0.4</w:t>
+      </w:pPr>
+      <w:r>
+        <w:t>Keyword.is_stale</w:t>
+      </w:r>
+      <w:r>
+        <w:t>：</w:t>
+      </w:r>
+      <w:r>
+        <w:t xml:space="preserve">days_since_updated &gt; 90 </w:t>
+      </w:r>
+      <w:r>
+        <w:t>且</w:t>
+      </w:r>
+      <w:r>
+        <w:t xml:space="preserve"> accuracy &lt; 0.4</w:t>
       </w:r>
     </w:p>
     <w:p>
@@ -3285,760 +2401,666 @@
           <w:ilvl w:val="0"/>
           <w:numId w:val="26"/>
         </w:numPr>
-        <w:spacing w:lineRule="auto"/>
-      </w:pPr>
-      <w:r>
-        <w:rPr/>
-        <w:t xml:space="preserve">可透過 </w:t>
-      </w:r>
-      <w:r>
-        <w:rPr/>
-        <w:t xml:space="preserve">refresh_stale_keywords()</w:t>
-      </w:r>
-      <w:r>
-        <w:rPr/>
-        <w:t xml:space="preserve"> 批次重置過時關鍵字的 </w:t>
-      </w:r>
-      <w:r>
-        <w:rPr/>
-        <w:t xml:space="preserve">dynamic_weight</w:t>
-      </w:r>
-      <w:r>
-        <w:rPr/>
-        <w:t xml:space="preserve">。</w:t>
-      </w:r>
-    </w:p>
-    <w:p>
-      <w:pPr>
-        <w:pStyle w:val="Heading2"/>
-        <w:spacing w:lineRule="auto"/>
-      </w:pPr>
-      <w:r>
-        <w:rPr/>
-        <w:t xml:space="preserve">持久化存儲</w:t>
+      </w:pPr>
+      <w:r>
+        <w:t>可透過</w:t>
+      </w:r>
+      <w:r>
+        <w:t xml:space="preserve"> refresh_stale_keywords() </w:t>
+      </w:r>
+      <w:r>
+        <w:t>批次重置過時關鍵字的</w:t>
+      </w:r>
+      <w:r>
+        <w:t xml:space="preserve"> dynamic_weight</w:t>
+      </w:r>
+      <w:r>
+        <w:t>。</w:t>
+      </w:r>
+    </w:p>
+    <w:p>
+      <w:pPr>
+        <w:pStyle w:val="2"/>
+      </w:pPr>
+      <w:r>
+        <w:t>持久化存儲</w:t>
       </w:r>
     </w:p>
     <w:tbl>
       <w:tblPr>
+        <w:tblW w:w="0" w:type="auto"/>
+        <w:jc w:val="center"/>
+        <w:tblCellSpacing w:w="0" w:type="dxa"/>
         <w:tblBorders>
           <w:top w:val="single" w:sz="2" w:space="0" w:color="000000"/>
+          <w:left w:val="single" w:sz="2" w:space="0" w:color="000000"/>
           <w:bottom w:val="single" w:sz="2" w:space="0" w:color="000000"/>
-          <w:left w:val="single" w:sz="2" w:space="0" w:color="000000"/>
           <w:right w:val="single" w:sz="2" w:space="0" w:color="000000"/>
         </w:tblBorders>
-        <w:tblCellSpacing w:w="0" w:type="dxa"/>
         <w:tblCellMar>
-          <w:top w:type="dxa" w:w="80"/>
-          <w:bottom w:type="dxa" w:w="80"/>
-          <w:left w:type="dxa" w:w="160"/>
-          <w:right w:type="dxa" w:w="160"/>
+          <w:top w:w="80" w:type="dxa"/>
+          <w:left w:w="160" w:type="dxa"/>
+          <w:bottom w:w="80" w:type="dxa"/>
+          <w:right w:w="160" w:type="dxa"/>
         </w:tblCellMar>
-        <w:jc w:val="center"/>
+        <w:tblLook w:val="0000" w:firstRow="0" w:lastRow="0" w:firstColumn="0" w:lastColumn="0" w:noHBand="0" w:noVBand="0"/>
       </w:tblPr>
       <w:tblGrid>
-        <w:gridCol w:w="2160"/>
-        <w:gridCol w:w="2160"/>
-        <w:gridCol w:w="2160"/>
-        <w:gridCol w:w="2160"/>
+        <w:gridCol w:w="878"/>
+        <w:gridCol w:w="2605"/>
+        <w:gridCol w:w="3753"/>
+        <w:gridCol w:w="1728"/>
       </w:tblGrid>
       <w:tr>
-        <w:trPr/>
+        <w:trPr>
+          <w:tblCellSpacing w:w="0" w:type="dxa"/>
+          <w:jc w:val="center"/>
+        </w:trPr>
         <w:tc>
           <w:tcPr>
+            <w:tcW w:w="0" w:type="auto"/>
             <w:tcBorders>
               <w:top w:val="single" w:sz="1" w:space="0" w:color="000000"/>
+              <w:left w:val="single" w:sz="1" w:space="0" w:color="000000"/>
               <w:bottom w:val="single" w:sz="1" w:space="0" w:color="000000"/>
-              <w:left w:val="single" w:sz="1" w:space="0" w:color="000000"/>
               <w:right w:val="single" w:sz="1" w:space="0" w:color="000000"/>
             </w:tcBorders>
           </w:tcPr>
           <w:p>
-            <w:pPr>
-              <w:spacing w:lineRule="auto"/>
-            </w:pPr>
             <w:r>
-              <w:rPr/>
-              <w:t xml:space="preserve">存儲</w:t>
+              <w:t>存儲</w:t>
             </w:r>
           </w:p>
         </w:tc>
         <w:tc>
           <w:tcPr>
+            <w:tcW w:w="0" w:type="auto"/>
             <w:tcBorders>
               <w:top w:val="single" w:sz="1" w:space="0" w:color="000000"/>
+              <w:left w:val="single" w:sz="1" w:space="0" w:color="000000"/>
               <w:bottom w:val="single" w:sz="1" w:space="0" w:color="000000"/>
-              <w:left w:val="single" w:sz="1" w:space="0" w:color="000000"/>
               <w:right w:val="single" w:sz="1" w:space="0" w:color="000000"/>
             </w:tcBorders>
           </w:tcPr>
           <w:p>
-            <w:pPr>
-              <w:spacing w:lineRule="auto"/>
-            </w:pPr>
             <w:r>
-              <w:rPr/>
-              <w:t xml:space="preserve">路徑</w:t>
+              <w:t>路徑</w:t>
             </w:r>
           </w:p>
         </w:tc>
         <w:tc>
           <w:tcPr>
+            <w:tcW w:w="0" w:type="auto"/>
             <w:tcBorders>
               <w:top w:val="single" w:sz="1" w:space="0" w:color="000000"/>
+              <w:left w:val="single" w:sz="1" w:space="0" w:color="000000"/>
               <w:bottom w:val="single" w:sz="1" w:space="0" w:color="000000"/>
-              <w:left w:val="single" w:sz="1" w:space="0" w:color="000000"/>
               <w:right w:val="single" w:sz="1" w:space="0" w:color="000000"/>
             </w:tcBorders>
           </w:tcPr>
           <w:p>
-            <w:pPr>
-              <w:spacing w:lineRule="auto"/>
-            </w:pPr>
             <w:r>
-              <w:rPr/>
-              <w:t xml:space="preserve">管理者</w:t>
+              <w:t>管理者</w:t>
             </w:r>
           </w:p>
         </w:tc>
         <w:tc>
           <w:tcPr>
+            <w:tcW w:w="0" w:type="auto"/>
             <w:tcBorders>
               <w:top w:val="single" w:sz="1" w:space="0" w:color="000000"/>
+              <w:left w:val="single" w:sz="1" w:space="0" w:color="000000"/>
               <w:bottom w:val="single" w:sz="1" w:space="0" w:color="000000"/>
-              <w:left w:val="single" w:sz="1" w:space="0" w:color="000000"/>
               <w:right w:val="single" w:sz="1" w:space="0" w:color="000000"/>
             </w:tcBorders>
           </w:tcPr>
           <w:p>
-            <w:pPr>
-              <w:spacing w:lineRule="auto"/>
-            </w:pPr>
             <w:r>
-              <w:rPr/>
-              <w:t xml:space="preserve">資料表 / 內容</w:t>
+              <w:t>資料表</w:t>
+            </w:r>
+            <w:r>
+              <w:t xml:space="preserve"> / </w:t>
+            </w:r>
+            <w:r>
+              <w:t>內容</w:t>
             </w:r>
           </w:p>
         </w:tc>
       </w:tr>
-      <w:tblGrid>
-        <w:gridCol w:w="2160"/>
-        <w:gridCol w:w="2160"/>
-        <w:gridCol w:w="2160"/>
-        <w:gridCol w:w="2160"/>
-      </w:tblGrid>
       <w:tr>
-        <w:trPr/>
+        <w:trPr>
+          <w:tblCellSpacing w:w="0" w:type="dxa"/>
+          <w:jc w:val="center"/>
+        </w:trPr>
         <w:tc>
           <w:tcPr>
+            <w:tcW w:w="0" w:type="auto"/>
             <w:tcBorders>
               <w:top w:val="single" w:sz="1" w:space="0" w:color="000000"/>
+              <w:left w:val="single" w:sz="1" w:space="0" w:color="000000"/>
               <w:bottom w:val="single" w:sz="1" w:space="0" w:color="000000"/>
-              <w:left w:val="single" w:sz="1" w:space="0" w:color="000000"/>
               <w:right w:val="single" w:sz="1" w:space="0" w:color="000000"/>
             </w:tcBorders>
           </w:tcPr>
           <w:p>
-            <w:pPr>
-              <w:spacing w:lineRule="auto"/>
-            </w:pPr>
             <w:r>
-              <w:rPr/>
-              <w:t xml:space="preserve">SQLite</w:t>
+              <w:t>SQLite</w:t>
             </w:r>
           </w:p>
         </w:tc>
         <w:tc>
           <w:tcPr>
+            <w:tcW w:w="0" w:type="auto"/>
             <w:tcBorders>
               <w:top w:val="single" w:sz="1" w:space="0" w:color="000000"/>
+              <w:left w:val="single" w:sz="1" w:space="0" w:color="000000"/>
               <w:bottom w:val="single" w:sz="1" w:space="0" w:color="000000"/>
-              <w:left w:val="single" w:sz="1" w:space="0" w:color="000000"/>
               <w:right w:val="single" w:sz="1" w:space="0" w:color="000000"/>
             </w:tcBorders>
           </w:tcPr>
           <w:p>
-            <w:pPr>
-              <w:spacing w:lineRule="auto"/>
-            </w:pPr>
             <w:r>
               <w:rPr>
                 <w:highlight w:val="lightGray"/>
               </w:rPr>
-              <w:t xml:space="preserve">config/market_keywords.db</w:t>
+              <w:t>config/market_keywords.db</w:t>
             </w:r>
           </w:p>
         </w:tc>
         <w:tc>
           <w:tcPr>
+            <w:tcW w:w="0" w:type="auto"/>
             <w:tcBorders>
               <w:top w:val="single" w:sz="1" w:space="0" w:color="000000"/>
+              <w:left w:val="single" w:sz="1" w:space="0" w:color="000000"/>
               <w:bottom w:val="single" w:sz="1" w:space="0" w:color="000000"/>
-              <w:left w:val="single" w:sz="1" w:space="0" w:color="000000"/>
               <w:right w:val="single" w:sz="1" w:space="0" w:color="000000"/>
             </w:tcBorders>
           </w:tcPr>
           <w:p>
-            <w:pPr>
-              <w:spacing w:lineRule="auto"/>
-            </w:pPr>
             <w:r>
               <w:rPr>
                 <w:highlight w:val="lightGray"/>
               </w:rPr>
-              <w:t xml:space="preserve">KeywordManager</w:t>
+              <w:t>KeywordManager</w:t>
             </w:r>
           </w:p>
         </w:tc>
         <w:tc>
           <w:tcPr>
+            <w:tcW w:w="0" w:type="auto"/>
             <w:tcBorders>
               <w:top w:val="single" w:sz="1" w:space="0" w:color="000000"/>
+              <w:left w:val="single" w:sz="1" w:space="0" w:color="000000"/>
               <w:bottom w:val="single" w:sz="1" w:space="0" w:color="000000"/>
-              <w:left w:val="single" w:sz="1" w:space="0" w:color="000000"/>
               <w:right w:val="single" w:sz="1" w:space="0" w:color="000000"/>
             </w:tcBorders>
           </w:tcPr>
           <w:p>
-            <w:pPr>
-              <w:spacing w:lineRule="auto"/>
-            </w:pPr>
             <w:r>
               <w:rPr>
                 <w:highlight w:val="lightGray"/>
               </w:rPr>
-              <w:t xml:space="preserve">prediction_history</w:t>
+              <w:t>prediction_history</w:t>
             </w:r>
           </w:p>
           <w:p>
-            <w:pPr>
-              <w:spacing w:lineRule="auto"/>
-            </w:pPr>
             <w:r>
-              <w:rPr/>
-              <w:t xml:space="preserve">（預測記錄）、關鍵字快取</w:t>
+              <w:t>（預測記</w:t>
+            </w:r>
+            <w:r>
+              <w:lastRenderedPageBreak/>
+              <w:t>錄）、關鍵字快取</w:t>
             </w:r>
           </w:p>
         </w:tc>
       </w:tr>
       <w:tr>
-        <w:trPr/>
+        <w:trPr>
+          <w:tblCellSpacing w:w="0" w:type="dxa"/>
+          <w:jc w:val="center"/>
+        </w:trPr>
         <w:tc>
           <w:tcPr>
+            <w:tcW w:w="0" w:type="auto"/>
             <w:tcBorders>
               <w:top w:val="single" w:sz="1" w:space="0" w:color="000000"/>
+              <w:left w:val="single" w:sz="1" w:space="0" w:color="000000"/>
               <w:bottom w:val="single" w:sz="1" w:space="0" w:color="000000"/>
-              <w:left w:val="single" w:sz="1" w:space="0" w:color="000000"/>
               <w:right w:val="single" w:sz="1" w:space="0" w:color="000000"/>
             </w:tcBorders>
           </w:tcPr>
           <w:p>
-            <w:pPr>
-              <w:spacing w:lineRule="auto"/>
-            </w:pPr>
             <w:r>
-              <w:rPr/>
-              <w:t xml:space="preserve">SQLite</w:t>
+              <w:lastRenderedPageBreak/>
+              <w:t>SQLite</w:t>
             </w:r>
           </w:p>
         </w:tc>
         <w:tc>
           <w:tcPr>
+            <w:tcW w:w="0" w:type="auto"/>
             <w:tcBorders>
               <w:top w:val="single" w:sz="1" w:space="0" w:color="000000"/>
+              <w:left w:val="single" w:sz="1" w:space="0" w:color="000000"/>
               <w:bottom w:val="single" w:sz="1" w:space="0" w:color="000000"/>
-              <w:left w:val="single" w:sz="1" w:space="0" w:color="000000"/>
               <w:right w:val="single" w:sz="1" w:space="0" w:color="000000"/>
             </w:tcBorders>
           </w:tcPr>
           <w:p>
-            <w:pPr>
-              <w:spacing w:lineRule="auto"/>
-            </w:pPr>
             <w:r>
               <w:rPr>
                 <w:highlight w:val="lightGray"/>
               </w:rPr>
-              <w:t xml:space="preserve">config/keyword_learning.db</w:t>
+              <w:t>config/keyword_learning.db</w:t>
             </w:r>
           </w:p>
         </w:tc>
         <w:tc>
           <w:tcPr>
+            <w:tcW w:w="0" w:type="auto"/>
             <w:tcBorders>
               <w:top w:val="single" w:sz="1" w:space="0" w:color="000000"/>
+              <w:left w:val="single" w:sz="1" w:space="0" w:color="000000"/>
               <w:bottom w:val="single" w:sz="1" w:space="0" w:color="000000"/>
-              <w:left w:val="single" w:sz="1" w:space="0" w:color="000000"/>
               <w:right w:val="single" w:sz="1" w:space="0" w:color="000000"/>
             </w:tcBorders>
           </w:tcPr>
           <w:p>
-            <w:pPr>
-              <w:spacing w:lineRule="auto"/>
-            </w:pPr>
             <w:r>
               <w:rPr>
                 <w:highlight w:val="lightGray"/>
               </w:rPr>
-              <w:t xml:space="preserve">KeywordLearner</w:t>
+              <w:t>KeywordLearner</w:t>
             </w:r>
           </w:p>
         </w:tc>
         <w:tc>
           <w:tcPr>
+            <w:tcW w:w="0" w:type="auto"/>
             <w:tcBorders>
               <w:top w:val="single" w:sz="1" w:space="0" w:color="000000"/>
+              <w:left w:val="single" w:sz="1" w:space="0" w:color="000000"/>
               <w:bottom w:val="single" w:sz="1" w:space="0" w:color="000000"/>
-              <w:left w:val="single" w:sz="1" w:space="0" w:color="000000"/>
               <w:right w:val="single" w:sz="1" w:space="0" w:color="000000"/>
             </w:tcBorders>
           </w:tcPr>
           <w:p>
-            <w:pPr>
-              <w:spacing w:lineRule="auto"/>
-            </w:pPr>
             <w:r>
               <w:rPr>
                 <w:highlight w:val="lightGray"/>
               </w:rPr>
-              <w:t xml:space="preserve">predictions</w:t>
+              <w:t>predictions</w:t>
             </w:r>
           </w:p>
           <w:p>
-            <w:pPr>
-              <w:spacing w:lineRule="auto"/>
-            </w:pPr>
             <w:r>
-              <w:rPr/>
-              <w:t xml:space="preserve">（RLHF 驗證隊列）、</w:t>
+              <w:t>（</w:t>
+            </w:r>
+            <w:r>
+              <w:t xml:space="preserve">RLHF </w:t>
+            </w:r>
+            <w:r>
+              <w:t>驗證隊列）、</w:t>
             </w:r>
           </w:p>
           <w:p>
-            <w:pPr>
-              <w:spacing w:lineRule="auto"/>
-            </w:pPr>
             <w:r>
               <w:rPr>
                 <w:highlight w:val="lightGray"/>
               </w:rPr>
-              <w:t xml:space="preserve">learning_history</w:t>
+              <w:t>learning_history</w:t>
             </w:r>
           </w:p>
           <w:p>
-            <w:pPr>
-              <w:spacing w:lineRule="auto"/>
-            </w:pPr>
             <w:r>
-              <w:rPr/>
-              <w:t xml:space="preserve">（學習軌跡）</w:t>
+              <w:t>（學習軌跡）</w:t>
             </w:r>
           </w:p>
         </w:tc>
       </w:tr>
       <w:tr>
-        <w:trPr/>
+        <w:trPr>
+          <w:tblCellSpacing w:w="0" w:type="dxa"/>
+          <w:jc w:val="center"/>
+        </w:trPr>
         <w:tc>
           <w:tcPr>
+            <w:tcW w:w="0" w:type="auto"/>
             <w:tcBorders>
               <w:top w:val="single" w:sz="1" w:space="0" w:color="000000"/>
+              <w:left w:val="single" w:sz="1" w:space="0" w:color="000000"/>
               <w:bottom w:val="single" w:sz="1" w:space="0" w:color="000000"/>
-              <w:left w:val="single" w:sz="1" w:space="0" w:color="000000"/>
               <w:right w:val="single" w:sz="1" w:space="0" w:color="000000"/>
             </w:tcBorders>
           </w:tcPr>
           <w:p>
-            <w:pPr>
-              <w:spacing w:lineRule="auto"/>
-            </w:pPr>
             <w:r>
-              <w:rPr/>
-              <w:t xml:space="preserve">JSON</w:t>
+              <w:t>JSON</w:t>
             </w:r>
           </w:p>
         </w:tc>
         <w:tc>
           <w:tcPr>
+            <w:tcW w:w="0" w:type="auto"/>
             <w:tcBorders>
               <w:top w:val="single" w:sz="1" w:space="0" w:color="000000"/>
+              <w:left w:val="single" w:sz="1" w:space="0" w:color="000000"/>
               <w:bottom w:val="single" w:sz="1" w:space="0" w:color="000000"/>
-              <w:left w:val="single" w:sz="1" w:space="0" w:color="000000"/>
               <w:right w:val="single" w:sz="1" w:space="0" w:color="000000"/>
             </w:tcBorders>
           </w:tcPr>
           <w:p>
-            <w:pPr>
-              <w:spacing w:lineRule="auto"/>
-            </w:pPr>
             <w:r>
               <w:rPr>
                 <w:highlight w:val="lightGray"/>
               </w:rPr>
-              <w:t xml:space="preserve">config/keywords/*.json</w:t>
+              <w:t>config/keywords/*.json</w:t>
             </w:r>
           </w:p>
         </w:tc>
         <w:tc>
           <w:tcPr>
+            <w:tcW w:w="0" w:type="auto"/>
             <w:tcBorders>
               <w:top w:val="single" w:sz="1" w:space="0" w:color="000000"/>
+              <w:left w:val="single" w:sz="1" w:space="0" w:color="000000"/>
               <w:bottom w:val="single" w:sz="1" w:space="0" w:color="000000"/>
-              <w:left w:val="single" w:sz="1" w:space="0" w:color="000000"/>
               <w:right w:val="single" w:sz="1" w:space="0" w:color="000000"/>
             </w:tcBorders>
           </w:tcPr>
           <w:p>
-            <w:pPr>
-              <w:spacing w:lineRule="auto"/>
-            </w:pPr>
             <w:r>
               <w:rPr>
                 <w:highlight w:val="lightGray"/>
               </w:rPr>
-              <w:t xml:space="preserve">KeywordManager._save_to_category_files()</w:t>
+              <w:t>KeywordManager._save_to_category_files()</w:t>
             </w:r>
           </w:p>
         </w:tc>
         <w:tc>
           <w:tcPr>
+            <w:tcW w:w="0" w:type="auto"/>
             <w:tcBorders>
               <w:top w:val="single" w:sz="1" w:space="0" w:color="000000"/>
+              <w:left w:val="single" w:sz="1" w:space="0" w:color="000000"/>
               <w:bottom w:val="single" w:sz="1" w:space="0" w:color="000000"/>
-              <w:left w:val="single" w:sz="1" w:space="0" w:color="000000"/>
               <w:right w:val="single" w:sz="1" w:space="0" w:color="000000"/>
             </w:tcBorders>
           </w:tcPr>
           <w:p>
-            <w:pPr>
-              <w:spacing w:lineRule="auto"/>
-            </w:pPr>
             <w:r>
-              <w:rPr/>
-              <w:t xml:space="preserve">依分類儲存關鍵字（</w:t>
+              <w:t>依分類儲存關鍵字（</w:t>
             </w:r>
           </w:p>
           <w:p>
-            <w:pPr>
-              <w:spacing w:lineRule="auto"/>
-            </w:pPr>
             <w:r>
               <w:rPr>
                 <w:highlight w:val="lightGray"/>
               </w:rPr>
-              <w:t xml:space="preserve">person</w:t>
+              <w:t>person</w:t>
             </w:r>
           </w:p>
           <w:p>
-            <w:pPr>
-              <w:spacing w:lineRule="auto"/>
-            </w:pPr>
             <w:r>
-              <w:rPr/>
               <w:t xml:space="preserve">, </w:t>
             </w:r>
           </w:p>
           <w:p>
-            <w:pPr>
-              <w:spacing w:lineRule="auto"/>
-            </w:pPr>
             <w:r>
               <w:rPr>
                 <w:highlight w:val="lightGray"/>
               </w:rPr>
-              <w:t xml:space="preserve">institution</w:t>
+              <w:t>institution</w:t>
             </w:r>
           </w:p>
           <w:p>
-            <w:pPr>
-              <w:spacing w:lineRule="auto"/>
-            </w:pPr>
             <w:r>
-              <w:rPr/>
               <w:t xml:space="preserve">, </w:t>
             </w:r>
           </w:p>
           <w:p>
-            <w:pPr>
-              <w:spacing w:lineRule="auto"/>
-            </w:pPr>
             <w:r>
               <w:rPr>
                 <w:highlight w:val="lightGray"/>
               </w:rPr>
-              <w:t xml:space="preserve">macro</w:t>
+              <w:t>macro</w:t>
             </w:r>
           </w:p>
           <w:p>
-            <w:pPr>
-              <w:spacing w:lineRule="auto"/>
-            </w:pPr>
             <w:r>
-              <w:rPr/>
               <w:t xml:space="preserve">, </w:t>
             </w:r>
           </w:p>
           <w:p>
-            <w:pPr>
-              <w:spacing w:lineRule="auto"/>
-            </w:pPr>
             <w:r>
               <w:rPr>
                 <w:highlight w:val="lightGray"/>
               </w:rPr>
-              <w:t xml:space="preserve">legislation</w:t>
+              <w:t>legislation</w:t>
             </w:r>
           </w:p>
           <w:p>
-            <w:pPr>
-              <w:spacing w:lineRule="auto"/>
-            </w:pPr>
             <w:r>
-              <w:rPr/>
               <w:t xml:space="preserve">, </w:t>
             </w:r>
           </w:p>
           <w:p>
-            <w:pPr>
-              <w:spacing w:lineRule="auto"/>
-            </w:pPr>
             <w:r>
               <w:rPr>
                 <w:highlight w:val="lightGray"/>
               </w:rPr>
-              <w:t xml:space="preserve">event</w:t>
+              <w:t>event</w:t>
             </w:r>
           </w:p>
           <w:p>
-            <w:pPr>
-              <w:spacing w:lineRule="auto"/>
-            </w:pPr>
             <w:r>
-              <w:rPr/>
               <w:t xml:space="preserve">, </w:t>
             </w:r>
           </w:p>
           <w:p>
-            <w:pPr>
-              <w:spacing w:lineRule="auto"/>
-            </w:pPr>
             <w:r>
               <w:rPr>
                 <w:highlight w:val="lightGray"/>
               </w:rPr>
-              <w:t xml:space="preserve">coin</w:t>
+              <w:t>coin</w:t>
             </w:r>
           </w:p>
           <w:p>
-            <w:pPr>
-              <w:spacing w:lineRule="auto"/>
-            </w:pPr>
             <w:r>
-              <w:rPr/>
               <w:t xml:space="preserve">, </w:t>
             </w:r>
           </w:p>
           <w:p>
-            <w:pPr>
-              <w:spacing w:lineRule="auto"/>
-            </w:pPr>
             <w:r>
               <w:rPr>
                 <w:highlight w:val="lightGray"/>
               </w:rPr>
-              <w:t xml:space="preserve">tech</w:t>
+              <w:t>tech</w:t>
             </w:r>
           </w:p>
           <w:p>
-            <w:pPr>
-              <w:spacing w:lineRule="auto"/>
-            </w:pPr>
             <w:r>
-              <w:rPr/>
-              <w:t xml:space="preserve">）</w:t>
+              <w:t>）</w:t>
             </w:r>
           </w:p>
         </w:tc>
       </w:tr>
       <w:tr>
-        <w:trPr/>
+        <w:trPr>
+          <w:tblCellSpacing w:w="0" w:type="dxa"/>
+          <w:jc w:val="center"/>
+        </w:trPr>
         <w:tc>
           <w:tcPr>
+            <w:tcW w:w="0" w:type="auto"/>
             <w:tcBorders>
               <w:top w:val="single" w:sz="1" w:space="0" w:color="000000"/>
+              <w:left w:val="single" w:sz="1" w:space="0" w:color="000000"/>
               <w:bottom w:val="single" w:sz="1" w:space="0" w:color="000000"/>
-              <w:left w:val="single" w:sz="1" w:space="0" w:color="000000"/>
               <w:right w:val="single" w:sz="1" w:space="0" w:color="000000"/>
             </w:tcBorders>
           </w:tcPr>
           <w:p>
-            <w:pPr>
-              <w:spacing w:lineRule="auto"/>
-            </w:pPr>
             <w:r>
-              <w:rPr/>
-              <w:t xml:space="preserve">JSON</w:t>
+              <w:t>JSON</w:t>
             </w:r>
           </w:p>
         </w:tc>
         <w:tc>
           <w:tcPr>
+            <w:tcW w:w="0" w:type="auto"/>
             <w:tcBorders>
               <w:top w:val="single" w:sz="1" w:space="0" w:color="000000"/>
+              <w:left w:val="single" w:sz="1" w:space="0" w:color="000000"/>
               <w:bottom w:val="single" w:sz="1" w:space="0" w:color="000000"/>
-              <w:left w:val="single" w:sz="1" w:space="0" w:color="000000"/>
               <w:right w:val="single" w:sz="1" w:space="0" w:color="000000"/>
             </w:tcBorders>
           </w:tcPr>
           <w:p>
-            <w:pPr>
-              <w:spacing w:lineRule="auto"/>
-            </w:pPr>
             <w:r>
               <w:rPr>
                 <w:highlight w:val="lightGray"/>
               </w:rPr>
-              <w:t xml:space="preserve">config/keywords/_index.json</w:t>
+              <w:t>config/keywords/_index.json</w:t>
             </w:r>
           </w:p>
         </w:tc>
         <w:tc>
           <w:tcPr>
+            <w:tcW w:w="0" w:type="auto"/>
             <w:tcBorders>
               <w:top w:val="single" w:sz="1" w:space="0" w:color="000000"/>
+              <w:left w:val="single" w:sz="1" w:space="0" w:color="000000"/>
               <w:bottom w:val="single" w:sz="1" w:space="0" w:color="000000"/>
-              <w:left w:val="single" w:sz="1" w:space="0" w:color="000000"/>
               <w:right w:val="single" w:sz="1" w:space="0" w:color="000000"/>
             </w:tcBorders>
           </w:tcPr>
           <w:p>
-            <w:pPr>
-              <w:spacing w:lineRule="auto"/>
-            </w:pPr>
             <w:r>
               <w:rPr>
                 <w:highlight w:val="lightGray"/>
               </w:rPr>
-              <w:t xml:space="preserve">KeywordManager._update_index_file()</w:t>
+              <w:t>KeywordManager._update_index_file()</w:t>
             </w:r>
           </w:p>
         </w:tc>
         <w:tc>
           <w:tcPr>
+            <w:tcW w:w="0" w:type="auto"/>
             <w:tcBorders>
               <w:top w:val="single" w:sz="1" w:space="0" w:color="000000"/>
+              <w:left w:val="single" w:sz="1" w:space="0" w:color="000000"/>
               <w:bottom w:val="single" w:sz="1" w:space="0" w:color="000000"/>
-              <w:left w:val="single" w:sz="1" w:space="0" w:color="000000"/>
               <w:right w:val="single" w:sz="1" w:space="0" w:color="000000"/>
             </w:tcBorders>
           </w:tcPr>
           <w:p>
-            <w:pPr>
-              <w:spacing w:lineRule="auto"/>
-            </w:pPr>
             <w:r>
-              <w:rPr/>
-              <w:t xml:space="preserve">分類索引，記錄各分類對應的 JSON 檔案名稱</w:t>
+              <w:t>分類索引，記錄各分類對應的</w:t>
+            </w:r>
+            <w:r>
+              <w:t xml:space="preserve"> JSON </w:t>
+            </w:r>
+            <w:r>
+              <w:t>檔案名稱</w:t>
             </w:r>
           </w:p>
         </w:tc>
       </w:tr>
       <w:tr>
-        <w:trPr/>
+        <w:trPr>
+          <w:tblCellSpacing w:w="0" w:type="dxa"/>
+          <w:jc w:val="center"/>
+        </w:trPr>
         <w:tc>
           <w:tcPr>
+            <w:tcW w:w="0" w:type="auto"/>
             <w:tcBorders>
               <w:top w:val="single" w:sz="1" w:space="0" w:color="000000"/>
+              <w:left w:val="single" w:sz="1" w:space="0" w:color="000000"/>
               <w:bottom w:val="single" w:sz="1" w:space="0" w:color="000000"/>
-              <w:left w:val="single" w:sz="1" w:space="0" w:color="000000"/>
               <w:right w:val="single" w:sz="1" w:space="0" w:color="000000"/>
             </w:tcBorders>
           </w:tcPr>
           <w:p>
-            <w:pPr>
-              <w:spacing w:lineRule="auto"/>
-            </w:pPr>
             <w:r>
-              <w:rPr/>
-              <w:t xml:space="preserve">JSON</w:t>
+              <w:t>JSON</w:t>
             </w:r>
           </w:p>
         </w:tc>
         <w:tc>
           <w:tcPr>
+            <w:tcW w:w="0" w:type="auto"/>
             <w:tcBorders>
               <w:top w:val="single" w:sz="1" w:space="0" w:color="000000"/>
+              <w:left w:val="single" w:sz="1" w:space="0" w:color="000000"/>
               <w:bottom w:val="single" w:sz="1" w:space="0" w:color="000000"/>
-              <w:left w:val="single" w:sz="1" w:space="0" w:color="000000"/>
               <w:right w:val="single" w:sz="1" w:space="0" w:color="000000"/>
             </w:tcBorders>
           </w:tcPr>
           <w:p>
-            <w:pPr>
-              <w:spacing w:lineRule="auto"/>
-            </w:pPr>
             <w:r>
               <w:rPr>
                 <w:highlight w:val="lightGray"/>
               </w:rPr>
-              <w:t xml:space="preserve">config/market_keywords.json</w:t>
+              <w:t>config/market_keywords.json</w:t>
             </w:r>
           </w:p>
         </w:tc>
         <w:tc>
           <w:tcPr>
+            <w:tcW w:w="0" w:type="auto"/>
             <w:tcBorders>
               <w:top w:val="single" w:sz="1" w:space="0" w:color="000000"/>
+              <w:left w:val="single" w:sz="1" w:space="0" w:color="000000"/>
               <w:bottom w:val="single" w:sz="1" w:space="0" w:color="000000"/>
-              <w:left w:val="single" w:sz="1" w:space="0" w:color="000000"/>
               <w:right w:val="single" w:sz="1" w:space="0" w:color="000000"/>
             </w:tcBorders>
           </w:tcPr>
           <w:p>
-            <w:pPr>
-              <w:spacing w:lineRule="auto"/>
-            </w:pPr>
             <w:r>
               <w:rPr>
                 <w:highlight w:val="lightGray"/>
               </w:rPr>
-              <w:t xml:space="preserve">KeywordLoader.load_from_single_file()</w:t>
+              <w:t>KeywordLoader.load_from_single_file()</w:t>
             </w:r>
           </w:p>
         </w:tc>
         <w:tc>
           <w:tcPr>
+            <w:tcW w:w="0" w:type="auto"/>
             <w:tcBorders>
               <w:top w:val="single" w:sz="1" w:space="0" w:color="000000"/>
+              <w:left w:val="single" w:sz="1" w:space="0" w:color="000000"/>
               <w:bottom w:val="single" w:sz="1" w:space="0" w:color="000000"/>
-              <w:left w:val="single" w:sz="1" w:space="0" w:color="000000"/>
               <w:right w:val="single" w:sz="1" w:space="0" w:color="000000"/>
             </w:tcBorders>
           </w:tcPr>
           <w:p>
-            <w:pPr>
-              <w:spacing w:lineRule="auto"/>
-            </w:pPr>
             <w:r>
-              <w:rPr/>
-              <w:t xml:space="preserve">備用單一檔案（舊版相容，主要由分類目錄取代）</w:t>
+              <w:t>備用單一檔案（舊版相容，主要由分類目錄取代）</w:t>
             </w:r>
           </w:p>
         </w:tc>
       </w:tr>
     </w:tbl>
-    <w:p>
-      <w:pPr>
-        <w:spacing w:lineRule="auto"/>
-      </w:pPr>
-      <w:r>
-        <w:rPr/>
-      </w:r>
-    </w:p>
+    <w:p/>
+    <w:sectPr>
+      <w:pgSz w:w="12240" w:h="15840"/>
+      <w:pgMar w:top="1440" w:right="1800" w:bottom="1440" w:left="1800" w:header="720" w:footer="720" w:gutter="0"/>
+      <w:cols w:space="720"/>
+    </w:sectPr>
   </w:body>
 </w:document>
 </file>
 
 <file path=word/numbering.xml><?xml version="1.0" encoding="utf-8"?>
-<w:numbering xmlns:w="http://schemas.openxmlformats.org/wordprocessingml/2006/main" xmlns:ve="http://schemas.openxmlformats.org/markup-compatibility/2006" xmlns:o="urn:schemas-microsoft-com:office:office" xmlns:r="http://schemas.openxmlformats.org/officeDocument/2006/relationships" xmlns:v="urn:schemas-microsoft-com:vml" xmlns:wp="http://schemas.openxmlformats.org/drawingml/2006/wordprocessingDrawing" xmlns:w10="urn:schemas-microsoft-com:office:word" xmlns:wne="http://schemas.microsoft.com/office/word/2006/wordml">
-  <w:abstractNum w:abstractNumId="1">
+<w:numbering xmlns:wpc="http://schemas.microsoft.com/office/word/2010/wordprocessingCanvas" xmlns:cx="http://schemas.microsoft.com/office/drawing/2014/chartex" xmlns:cx1="http://schemas.microsoft.com/office/drawing/2015/9/8/chartex" xmlns:cx2="http://schemas.microsoft.com/office/drawing/2015/10/21/chartex" xmlns:cx3="http://schemas.microsoft.com/office/drawing/2016/5/9/chartex" xmlns:cx4="http://schemas.microsoft.com/office/drawing/2016/5/10/chartex" xmlns:cx5="http://schemas.microsoft.com/office/drawing/2016/5/11/chartex" xmlns:cx6="http://schemas.microsoft.com/office/drawing/2016/5/12/chartex" xmlns:cx7="http://schemas.microsoft.com/office/drawing/2016/5/13/chartex" xmlns:cx8="http://schemas.microsoft.com/office/drawing/2016/5/14/chartex" xmlns:mc="http://schemas.openxmlformats.org/markup-compatibility/2006" xmlns:aink="http://schemas.microsoft.com/office/drawing/2016/ink" xmlns:am3d="http://schemas.microsoft.com/office/drawing/2017/model3d" xmlns:o="urn:schemas-microsoft-com:office:office" xmlns:oel="http://schemas.microsoft.com/office/2019/extlst" xmlns:r="http://schemas.openxmlformats.org/officeDocument/2006/relationships" xmlns:m="http://schemas.openxmlformats.org/officeDocument/2006/math" xmlns:v="urn:schemas-microsoft-com:vml" xmlns:wp14="http://schemas.microsoft.com/office/word/2010/wordprocessingDrawing" xmlns:wp="http://schemas.openxmlformats.org/drawingml/2006/wordprocessingDrawing" xmlns:w10="urn:schemas-microsoft-com:office:word" xmlns:w="http://schemas.openxmlformats.org/wordprocessingml/2006/main" xmlns:w14="http://schemas.microsoft.com/office/word/2010/wordml" xmlns:w15="http://schemas.microsoft.com/office/word/2012/wordml" xmlns:w16cex="http://schemas.microsoft.com/office/word/2018/wordml/cex" xmlns:w16cid="http://schemas.microsoft.com/office/word/2016/wordml/cid" xmlns:w16="http://schemas.microsoft.com/office/word/2018/wordml" xmlns:w16du="http://schemas.microsoft.com/office/word/2023/wordml/word16du" xmlns:w16sdtdh="http://schemas.microsoft.com/office/word/2020/wordml/sdtdatahash" xmlns:w16sdtfl="http://schemas.microsoft.com/office/word/2024/wordml/sdtformatlock" xmlns:w16se="http://schemas.microsoft.com/office/word/2015/wordml/symex" xmlns:wpg="http://schemas.microsoft.com/office/word/2010/wordprocessingGroup" xmlns:wpi="http://schemas.microsoft.com/office/word/2010/wordprocessingInk" xmlns:wne="http://schemas.microsoft.com/office/word/2006/wordml" xmlns:wps="http://schemas.microsoft.com/office/word/2010/wordprocessingShape" mc:Ignorable="w14 w15 w16se w16cid w16 w16cex w16sdtdh w16sdtfl w16du wp14">
+  <w:abstractNum w:abstractNumId="0" w15:restartNumberingAfterBreak="0">
+    <w:nsid w:val="003F20DA"/>
+    <w:multiLevelType w:val="multilevel"/>
+    <w:tmpl w:val="E45C57A0"/>
     <w:lvl w:ilvl="0">
       <w:start w:val="1"/>
       <w:numFmt w:val="bullet"/>
@@ -4159,8 +3181,16 @@
         <w:rFonts w:ascii="Wingdings" w:hAnsi="Wingdings" w:hint="default"/>
       </w:rPr>
     </w:lvl>
+    <w:lvl w:ilvl="8">
+      <w:numFmt w:val="decimal"/>
+      <w:lvlText w:val=""/>
+      <w:lvlJc w:val="left"/>
+    </w:lvl>
   </w:abstractNum>
-  <w:abstractNum w:abstractNumId="2">
+  <w:abstractNum w:abstractNumId="1" w15:restartNumberingAfterBreak="0">
+    <w:nsid w:val="00BA0801"/>
+    <w:multiLevelType w:val="multilevel"/>
+    <w:tmpl w:val="A2063EE0"/>
     <w:lvl w:ilvl="0">
       <w:start w:val="1"/>
       <w:numFmt w:val="bullet"/>
@@ -4281,8 +3311,16 @@
         <w:rFonts w:ascii="Wingdings" w:hAnsi="Wingdings" w:hint="default"/>
       </w:rPr>
     </w:lvl>
+    <w:lvl w:ilvl="8">
+      <w:numFmt w:val="decimal"/>
+      <w:lvlText w:val=""/>
+      <w:lvlJc w:val="left"/>
+    </w:lvl>
   </w:abstractNum>
-  <w:abstractNum w:abstractNumId="3">
+  <w:abstractNum w:abstractNumId="2" w15:restartNumberingAfterBreak="0">
+    <w:nsid w:val="028E2988"/>
+    <w:multiLevelType w:val="multilevel"/>
+    <w:tmpl w:val="1B362F36"/>
     <w:lvl w:ilvl="0">
       <w:start w:val="1"/>
       <w:numFmt w:val="bullet"/>
@@ -4403,8 +3441,16 @@
         <w:rFonts w:ascii="Wingdings" w:hAnsi="Wingdings" w:hint="default"/>
       </w:rPr>
     </w:lvl>
+    <w:lvl w:ilvl="8">
+      <w:numFmt w:val="decimal"/>
+      <w:lvlText w:val=""/>
+      <w:lvlJc w:val="left"/>
+    </w:lvl>
   </w:abstractNum>
-  <w:abstractNum w:abstractNumId="4">
+  <w:abstractNum w:abstractNumId="3" w15:restartNumberingAfterBreak="0">
+    <w:nsid w:val="06244DEE"/>
+    <w:multiLevelType w:val="multilevel"/>
+    <w:tmpl w:val="DBFE1A50"/>
     <w:lvl w:ilvl="0">
       <w:start w:val="1"/>
       <w:numFmt w:val="bullet"/>
@@ -4525,8 +3571,16 @@
         <w:rFonts w:ascii="Wingdings" w:hAnsi="Wingdings" w:hint="default"/>
       </w:rPr>
     </w:lvl>
+    <w:lvl w:ilvl="8">
+      <w:numFmt w:val="decimal"/>
+      <w:lvlText w:val=""/>
+      <w:lvlJc w:val="left"/>
+    </w:lvl>
   </w:abstractNum>
-  <w:abstractNum w:abstractNumId="5">
+  <w:abstractNum w:abstractNumId="4" w15:restartNumberingAfterBreak="0">
+    <w:nsid w:val="0CCC1AAC"/>
+    <w:multiLevelType w:val="multilevel"/>
+    <w:tmpl w:val="EA3CA646"/>
     <w:lvl w:ilvl="0">
       <w:start w:val="1"/>
       <w:numFmt w:val="bullet"/>
@@ -4647,8 +3701,16 @@
         <w:rFonts w:ascii="Wingdings" w:hAnsi="Wingdings" w:hint="default"/>
       </w:rPr>
     </w:lvl>
+    <w:lvl w:ilvl="8">
+      <w:numFmt w:val="decimal"/>
+      <w:lvlText w:val=""/>
+      <w:lvlJc w:val="left"/>
+    </w:lvl>
   </w:abstractNum>
-  <w:abstractNum w:abstractNumId="6">
+  <w:abstractNum w:abstractNumId="5" w15:restartNumberingAfterBreak="0">
+    <w:nsid w:val="0FC401F7"/>
+    <w:multiLevelType w:val="multilevel"/>
+    <w:tmpl w:val="290CFC5C"/>
     <w:lvl w:ilvl="0">
       <w:start w:val="1"/>
       <w:numFmt w:val="bullet"/>
@@ -4769,8 +3831,16 @@
         <w:rFonts w:ascii="Wingdings" w:hAnsi="Wingdings" w:hint="default"/>
       </w:rPr>
     </w:lvl>
+    <w:lvl w:ilvl="8">
+      <w:numFmt w:val="decimal"/>
+      <w:lvlText w:val=""/>
+      <w:lvlJc w:val="left"/>
+    </w:lvl>
   </w:abstractNum>
-  <w:abstractNum w:abstractNumId="7">
+  <w:abstractNum w:abstractNumId="6" w15:restartNumberingAfterBreak="0">
+    <w:nsid w:val="15700E35"/>
+    <w:multiLevelType w:val="multilevel"/>
+    <w:tmpl w:val="926019F2"/>
     <w:lvl w:ilvl="0">
       <w:start w:val="1"/>
       <w:numFmt w:val="bullet"/>
@@ -4891,8 +3961,16 @@
         <w:rFonts w:ascii="Wingdings" w:hAnsi="Wingdings" w:hint="default"/>
       </w:rPr>
     </w:lvl>
+    <w:lvl w:ilvl="8">
+      <w:numFmt w:val="decimal"/>
+      <w:lvlText w:val=""/>
+      <w:lvlJc w:val="left"/>
+    </w:lvl>
   </w:abstractNum>
-  <w:abstractNum w:abstractNumId="8">
+  <w:abstractNum w:abstractNumId="7" w15:restartNumberingAfterBreak="0">
+    <w:nsid w:val="16E87CEB"/>
+    <w:multiLevelType w:val="multilevel"/>
+    <w:tmpl w:val="3A66DF0A"/>
     <w:lvl w:ilvl="0">
       <w:start w:val="1"/>
       <w:numFmt w:val="bullet"/>
@@ -5013,8 +4091,16 @@
         <w:rFonts w:ascii="Wingdings" w:hAnsi="Wingdings" w:hint="default"/>
       </w:rPr>
     </w:lvl>
+    <w:lvl w:ilvl="8">
+      <w:numFmt w:val="decimal"/>
+      <w:lvlText w:val=""/>
+      <w:lvlJc w:val="left"/>
+    </w:lvl>
   </w:abstractNum>
-  <w:abstractNum w:abstractNumId="9">
+  <w:abstractNum w:abstractNumId="8" w15:restartNumberingAfterBreak="0">
+    <w:nsid w:val="1D586CCB"/>
+    <w:multiLevelType w:val="multilevel"/>
+    <w:tmpl w:val="F9D4C554"/>
     <w:lvl w:ilvl="0">
       <w:start w:val="1"/>
       <w:numFmt w:val="bullet"/>
@@ -5135,8 +4221,16 @@
         <w:rFonts w:ascii="Wingdings" w:hAnsi="Wingdings" w:hint="default"/>
       </w:rPr>
     </w:lvl>
+    <w:lvl w:ilvl="8">
+      <w:numFmt w:val="decimal"/>
+      <w:lvlText w:val=""/>
+      <w:lvlJc w:val="left"/>
+    </w:lvl>
   </w:abstractNum>
-  <w:abstractNum w:abstractNumId="10">
+  <w:abstractNum w:abstractNumId="9" w15:restartNumberingAfterBreak="0">
+    <w:nsid w:val="1E294660"/>
+    <w:multiLevelType w:val="multilevel"/>
+    <w:tmpl w:val="03287F74"/>
     <w:lvl w:ilvl="0">
       <w:start w:val="1"/>
       <w:numFmt w:val="bullet"/>
@@ -5257,8 +4351,16 @@
         <w:rFonts w:ascii="Wingdings" w:hAnsi="Wingdings" w:hint="default"/>
       </w:rPr>
     </w:lvl>
+    <w:lvl w:ilvl="8">
+      <w:numFmt w:val="decimal"/>
+      <w:lvlText w:val=""/>
+      <w:lvlJc w:val="left"/>
+    </w:lvl>
   </w:abstractNum>
-  <w:abstractNum w:abstractNumId="11">
+  <w:abstractNum w:abstractNumId="10" w15:restartNumberingAfterBreak="0">
+    <w:nsid w:val="1E432E3F"/>
+    <w:multiLevelType w:val="multilevel"/>
+    <w:tmpl w:val="BB32F4BE"/>
     <w:lvl w:ilvl="0">
       <w:start w:val="1"/>
       <w:numFmt w:val="bullet"/>
@@ -5379,8 +4481,16 @@
         <w:rFonts w:ascii="Wingdings" w:hAnsi="Wingdings" w:hint="default"/>
       </w:rPr>
     </w:lvl>
+    <w:lvl w:ilvl="8">
+      <w:numFmt w:val="decimal"/>
+      <w:lvlText w:val=""/>
+      <w:lvlJc w:val="left"/>
+    </w:lvl>
   </w:abstractNum>
-  <w:abstractNum w:abstractNumId="12">
+  <w:abstractNum w:abstractNumId="11" w15:restartNumberingAfterBreak="0">
+    <w:nsid w:val="204F3F26"/>
+    <w:multiLevelType w:val="multilevel"/>
+    <w:tmpl w:val="C9987294"/>
     <w:lvl w:ilvl="0">
       <w:start w:val="1"/>
       <w:numFmt w:val="bullet"/>
@@ -5501,8 +4611,16 @@
         <w:rFonts w:ascii="Wingdings" w:hAnsi="Wingdings" w:hint="default"/>
       </w:rPr>
     </w:lvl>
+    <w:lvl w:ilvl="8">
+      <w:numFmt w:val="decimal"/>
+      <w:lvlText w:val=""/>
+      <w:lvlJc w:val="left"/>
+    </w:lvl>
   </w:abstractNum>
-  <w:abstractNum w:abstractNumId="13">
+  <w:abstractNum w:abstractNumId="12" w15:restartNumberingAfterBreak="0">
+    <w:nsid w:val="20976DEC"/>
+    <w:multiLevelType w:val="multilevel"/>
+    <w:tmpl w:val="81900416"/>
     <w:lvl w:ilvl="0">
       <w:start w:val="1"/>
       <w:numFmt w:val="bullet"/>
@@ -5623,8 +4741,16 @@
         <w:rFonts w:ascii="Wingdings" w:hAnsi="Wingdings" w:hint="default"/>
       </w:rPr>
     </w:lvl>
+    <w:lvl w:ilvl="8">
+      <w:numFmt w:val="decimal"/>
+      <w:lvlText w:val=""/>
+      <w:lvlJc w:val="left"/>
+    </w:lvl>
   </w:abstractNum>
-  <w:abstractNum w:abstractNumId="14">
+  <w:abstractNum w:abstractNumId="13" w15:restartNumberingAfterBreak="0">
+    <w:nsid w:val="34CF2A1D"/>
+    <w:multiLevelType w:val="multilevel"/>
+    <w:tmpl w:val="AA76DFD8"/>
     <w:lvl w:ilvl="0">
       <w:start w:val="1"/>
       <w:numFmt w:val="bullet"/>
@@ -5745,8 +4871,16 @@
         <w:rFonts w:ascii="Wingdings" w:hAnsi="Wingdings" w:hint="default"/>
       </w:rPr>
     </w:lvl>
+    <w:lvl w:ilvl="8">
+      <w:numFmt w:val="decimal"/>
+      <w:lvlText w:val=""/>
+      <w:lvlJc w:val="left"/>
+    </w:lvl>
   </w:abstractNum>
-  <w:abstractNum w:abstractNumId="15">
+  <w:abstractNum w:abstractNumId="14" w15:restartNumberingAfterBreak="0">
+    <w:nsid w:val="356819C5"/>
+    <w:multiLevelType w:val="multilevel"/>
+    <w:tmpl w:val="B6CEB63E"/>
     <w:lvl w:ilvl="0">
       <w:start w:val="1"/>
       <w:numFmt w:val="bullet"/>
@@ -5867,8 +5001,16 @@
         <w:rFonts w:ascii="Wingdings" w:hAnsi="Wingdings" w:hint="default"/>
       </w:rPr>
     </w:lvl>
+    <w:lvl w:ilvl="8">
+      <w:numFmt w:val="decimal"/>
+      <w:lvlText w:val=""/>
+      <w:lvlJc w:val="left"/>
+    </w:lvl>
   </w:abstractNum>
-  <w:abstractNum w:abstractNumId="16">
+  <w:abstractNum w:abstractNumId="15" w15:restartNumberingAfterBreak="0">
+    <w:nsid w:val="44995763"/>
+    <w:multiLevelType w:val="multilevel"/>
+    <w:tmpl w:val="75BC2970"/>
     <w:lvl w:ilvl="0">
       <w:start w:val="1"/>
       <w:numFmt w:val="bullet"/>
@@ -5989,8 +5131,16 @@
         <w:rFonts w:ascii="Wingdings" w:hAnsi="Wingdings" w:hint="default"/>
       </w:rPr>
     </w:lvl>
+    <w:lvl w:ilvl="8">
+      <w:numFmt w:val="decimal"/>
+      <w:lvlText w:val=""/>
+      <w:lvlJc w:val="left"/>
+    </w:lvl>
   </w:abstractNum>
-  <w:abstractNum w:abstractNumId="17">
+  <w:abstractNum w:abstractNumId="16" w15:restartNumberingAfterBreak="0">
+    <w:nsid w:val="474C6F4B"/>
+    <w:multiLevelType w:val="multilevel"/>
+    <w:tmpl w:val="B2863C32"/>
     <w:lvl w:ilvl="0">
       <w:start w:val="1"/>
       <w:numFmt w:val="bullet"/>
@@ -6111,8 +5261,16 @@
         <w:rFonts w:ascii="Wingdings" w:hAnsi="Wingdings" w:hint="default"/>
       </w:rPr>
     </w:lvl>
+    <w:lvl w:ilvl="8">
+      <w:numFmt w:val="decimal"/>
+      <w:lvlText w:val=""/>
+      <w:lvlJc w:val="left"/>
+    </w:lvl>
   </w:abstractNum>
-  <w:abstractNum w:abstractNumId="18">
+  <w:abstractNum w:abstractNumId="17" w15:restartNumberingAfterBreak="0">
+    <w:nsid w:val="4BEF4B98"/>
+    <w:multiLevelType w:val="multilevel"/>
+    <w:tmpl w:val="8056E8CE"/>
     <w:lvl w:ilvl="0">
       <w:start w:val="1"/>
       <w:numFmt w:val="bullet"/>
@@ -6233,8 +5391,16 @@
         <w:rFonts w:ascii="Wingdings" w:hAnsi="Wingdings" w:hint="default"/>
       </w:rPr>
     </w:lvl>
+    <w:lvl w:ilvl="8">
+      <w:numFmt w:val="decimal"/>
+      <w:lvlText w:val=""/>
+      <w:lvlJc w:val="left"/>
+    </w:lvl>
   </w:abstractNum>
-  <w:abstractNum w:abstractNumId="19">
+  <w:abstractNum w:abstractNumId="18" w15:restartNumberingAfterBreak="0">
+    <w:nsid w:val="55A151A9"/>
+    <w:multiLevelType w:val="multilevel"/>
+    <w:tmpl w:val="F75888D4"/>
     <w:lvl w:ilvl="0">
       <w:start w:val="1"/>
       <w:numFmt w:val="bullet"/>
@@ -6355,8 +5521,16 @@
         <w:rFonts w:ascii="Wingdings" w:hAnsi="Wingdings" w:hint="default"/>
       </w:rPr>
     </w:lvl>
+    <w:lvl w:ilvl="8">
+      <w:numFmt w:val="decimal"/>
+      <w:lvlText w:val=""/>
+      <w:lvlJc w:val="left"/>
+    </w:lvl>
   </w:abstractNum>
-  <w:abstractNum w:abstractNumId="20">
+  <w:abstractNum w:abstractNumId="19" w15:restartNumberingAfterBreak="0">
+    <w:nsid w:val="629D7FCC"/>
+    <w:multiLevelType w:val="multilevel"/>
+    <w:tmpl w:val="1462314E"/>
     <w:lvl w:ilvl="0">
       <w:start w:val="1"/>
       <w:numFmt w:val="bullet"/>
@@ -6477,8 +5651,16 @@
         <w:rFonts w:ascii="Wingdings" w:hAnsi="Wingdings" w:hint="default"/>
       </w:rPr>
     </w:lvl>
+    <w:lvl w:ilvl="8">
+      <w:numFmt w:val="decimal"/>
+      <w:lvlText w:val=""/>
+      <w:lvlJc w:val="left"/>
+    </w:lvl>
   </w:abstractNum>
-  <w:abstractNum w:abstractNumId="21">
+  <w:abstractNum w:abstractNumId="20" w15:restartNumberingAfterBreak="0">
+    <w:nsid w:val="64B706DB"/>
+    <w:multiLevelType w:val="multilevel"/>
+    <w:tmpl w:val="53507A84"/>
     <w:lvl w:ilvl="0">
       <w:start w:val="1"/>
       <w:numFmt w:val="bullet"/>
@@ -6599,8 +5781,16 @@
         <w:rFonts w:ascii="Wingdings" w:hAnsi="Wingdings" w:hint="default"/>
       </w:rPr>
     </w:lvl>
+    <w:lvl w:ilvl="8">
+      <w:numFmt w:val="decimal"/>
+      <w:lvlText w:val=""/>
+      <w:lvlJc w:val="left"/>
+    </w:lvl>
   </w:abstractNum>
-  <w:abstractNum w:abstractNumId="22">
+  <w:abstractNum w:abstractNumId="21" w15:restartNumberingAfterBreak="0">
+    <w:nsid w:val="6D440969"/>
+    <w:multiLevelType w:val="multilevel"/>
+    <w:tmpl w:val="7B2CB646"/>
     <w:lvl w:ilvl="0">
       <w:start w:val="1"/>
       <w:numFmt w:val="bullet"/>
@@ -6721,8 +5911,16 @@
         <w:rFonts w:ascii="Wingdings" w:hAnsi="Wingdings" w:hint="default"/>
       </w:rPr>
     </w:lvl>
+    <w:lvl w:ilvl="8">
+      <w:numFmt w:val="decimal"/>
+      <w:lvlText w:val=""/>
+      <w:lvlJc w:val="left"/>
+    </w:lvl>
   </w:abstractNum>
-  <w:abstractNum w:abstractNumId="23">
+  <w:abstractNum w:abstractNumId="22" w15:restartNumberingAfterBreak="0">
+    <w:nsid w:val="745A7972"/>
+    <w:multiLevelType w:val="multilevel"/>
+    <w:tmpl w:val="CB1C7E3C"/>
     <w:lvl w:ilvl="0">
       <w:start w:val="1"/>
       <w:numFmt w:val="bullet"/>
@@ -6843,8 +6041,16 @@
         <w:rFonts w:ascii="Wingdings" w:hAnsi="Wingdings" w:hint="default"/>
       </w:rPr>
     </w:lvl>
+    <w:lvl w:ilvl="8">
+      <w:numFmt w:val="decimal"/>
+      <w:lvlText w:val=""/>
+      <w:lvlJc w:val="left"/>
+    </w:lvl>
   </w:abstractNum>
-  <w:abstractNum w:abstractNumId="24">
+  <w:abstractNum w:abstractNumId="23" w15:restartNumberingAfterBreak="0">
+    <w:nsid w:val="78070639"/>
+    <w:multiLevelType w:val="multilevel"/>
+    <w:tmpl w:val="C5D2890A"/>
     <w:lvl w:ilvl="0">
       <w:start w:val="1"/>
       <w:numFmt w:val="bullet"/>
@@ -6965,8 +6171,16 @@
         <w:rFonts w:ascii="Wingdings" w:hAnsi="Wingdings" w:hint="default"/>
       </w:rPr>
     </w:lvl>
+    <w:lvl w:ilvl="8">
+      <w:numFmt w:val="decimal"/>
+      <w:lvlText w:val=""/>
+      <w:lvlJc w:val="left"/>
+    </w:lvl>
   </w:abstractNum>
-  <w:abstractNum w:abstractNumId="25">
+  <w:abstractNum w:abstractNumId="24" w15:restartNumberingAfterBreak="0">
+    <w:nsid w:val="7A777932"/>
+    <w:multiLevelType w:val="multilevel"/>
+    <w:tmpl w:val="677EECEA"/>
     <w:lvl w:ilvl="0">
       <w:start w:val="1"/>
       <w:numFmt w:val="bullet"/>
@@ -7087,8 +6301,16 @@
         <w:rFonts w:ascii="Wingdings" w:hAnsi="Wingdings" w:hint="default"/>
       </w:rPr>
     </w:lvl>
+    <w:lvl w:ilvl="8">
+      <w:numFmt w:val="decimal"/>
+      <w:lvlText w:val=""/>
+      <w:lvlJc w:val="left"/>
+    </w:lvl>
   </w:abstractNum>
-  <w:abstractNum w:abstractNumId="26">
+  <w:abstractNum w:abstractNumId="25" w15:restartNumberingAfterBreak="0">
+    <w:nsid w:val="7B216FFB"/>
+    <w:multiLevelType w:val="multilevel"/>
+    <w:tmpl w:val="69C64E54"/>
     <w:lvl w:ilvl="0">
       <w:start w:val="1"/>
       <w:numFmt w:val="bullet"/>
@@ -7209,94 +6431,99 @@
         <w:rFonts w:ascii="Wingdings" w:hAnsi="Wingdings" w:hint="default"/>
       </w:rPr>
     </w:lvl>
+    <w:lvl w:ilvl="8">
+      <w:numFmt w:val="decimal"/>
+      <w:lvlText w:val=""/>
+      <w:lvlJc w:val="left"/>
+    </w:lvl>
   </w:abstractNum>
-  <w:num w:numId="1">
+  <w:num w:numId="1" w16cid:durableId="2004358598">
+    <w:abstractNumId w:val="21"/>
+  </w:num>
+  <w:num w:numId="2" w16cid:durableId="1003051312">
+    <w:abstractNumId w:val="6"/>
+  </w:num>
+  <w:num w:numId="3" w16cid:durableId="736394877">
+    <w:abstractNumId w:val="15"/>
+  </w:num>
+  <w:num w:numId="4" w16cid:durableId="2132750143">
+    <w:abstractNumId w:val="18"/>
+  </w:num>
+  <w:num w:numId="5" w16cid:durableId="1914467707">
+    <w:abstractNumId w:val="0"/>
+  </w:num>
+  <w:num w:numId="6" w16cid:durableId="1859388762">
+    <w:abstractNumId w:val="16"/>
+  </w:num>
+  <w:num w:numId="7" w16cid:durableId="1366057435">
+    <w:abstractNumId w:val="11"/>
+  </w:num>
+  <w:num w:numId="8" w16cid:durableId="1813719369">
+    <w:abstractNumId w:val="12"/>
+  </w:num>
+  <w:num w:numId="9" w16cid:durableId="209654517">
+    <w:abstractNumId w:val="2"/>
+  </w:num>
+  <w:num w:numId="10" w16cid:durableId="777916010">
+    <w:abstractNumId w:val="4"/>
+  </w:num>
+  <w:num w:numId="11" w16cid:durableId="474218673">
+    <w:abstractNumId w:val="22"/>
+  </w:num>
+  <w:num w:numId="12" w16cid:durableId="420806916">
+    <w:abstractNumId w:val="5"/>
+  </w:num>
+  <w:num w:numId="13" w16cid:durableId="1949701802">
+    <w:abstractNumId w:val="7"/>
+  </w:num>
+  <w:num w:numId="14" w16cid:durableId="580676147">
+    <w:abstractNumId w:val="3"/>
+  </w:num>
+  <w:num w:numId="15" w16cid:durableId="775566653">
+    <w:abstractNumId w:val="8"/>
+  </w:num>
+  <w:num w:numId="16" w16cid:durableId="83262913">
+    <w:abstractNumId w:val="10"/>
+  </w:num>
+  <w:num w:numId="17" w16cid:durableId="890530931">
+    <w:abstractNumId w:val="24"/>
+  </w:num>
+  <w:num w:numId="18" w16cid:durableId="494881637">
+    <w:abstractNumId w:val="23"/>
+  </w:num>
+  <w:num w:numId="19" w16cid:durableId="1686593072">
     <w:abstractNumId w:val="1"/>
   </w:num>
-  <w:num w:numId="2">
-    <w:abstractNumId w:val="2"/>
+  <w:num w:numId="20" w16cid:durableId="410469496">
+    <w:abstractNumId w:val="19"/>
   </w:num>
-  <w:num w:numId="3">
-    <w:abstractNumId w:val="3"/>
+  <w:num w:numId="21" w16cid:durableId="750200701">
+    <w:abstractNumId w:val="20"/>
   </w:num>
-  <w:num w:numId="4">
-    <w:abstractNumId w:val="4"/>
+  <w:num w:numId="22" w16cid:durableId="536744531">
+    <w:abstractNumId w:val="25"/>
   </w:num>
-  <w:num w:numId="5">
-    <w:abstractNumId w:val="5"/>
-  </w:num>
-  <w:num w:numId="6">
-    <w:abstractNumId w:val="6"/>
-  </w:num>
-  <w:num w:numId="7">
-    <w:abstractNumId w:val="7"/>
-  </w:num>
-  <w:num w:numId="8">
-    <w:abstractNumId w:val="8"/>
-  </w:num>
-  <w:num w:numId="9">
+  <w:num w:numId="23" w16cid:durableId="1575512503">
     <w:abstractNumId w:val="9"/>
   </w:num>
-  <w:num w:numId="10">
-    <w:abstractNumId w:val="10"/>
+  <w:num w:numId="24" w16cid:durableId="1355184610">
+    <w:abstractNumId w:val="14"/>
   </w:num>
-  <w:num w:numId="11">
-    <w:abstractNumId w:val="11"/>
-  </w:num>
-  <w:num w:numId="12">
-    <w:abstractNumId w:val="12"/>
-  </w:num>
-  <w:num w:numId="13">
+  <w:num w:numId="25" w16cid:durableId="1150052425">
     <w:abstractNumId w:val="13"/>
   </w:num>
-  <w:num w:numId="14">
-    <w:abstractNumId w:val="14"/>
-  </w:num>
-  <w:num w:numId="15">
-    <w:abstractNumId w:val="15"/>
-  </w:num>
-  <w:num w:numId="16">
-    <w:abstractNumId w:val="16"/>
-  </w:num>
-  <w:num w:numId="17">
+  <w:num w:numId="26" w16cid:durableId="1541163242">
     <w:abstractNumId w:val="17"/>
-  </w:num>
-  <w:num w:numId="18">
-    <w:abstractNumId w:val="18"/>
-  </w:num>
-  <w:num w:numId="19">
-    <w:abstractNumId w:val="19"/>
-  </w:num>
-  <w:num w:numId="20">
-    <w:abstractNumId w:val="20"/>
-  </w:num>
-  <w:num w:numId="21">
-    <w:abstractNumId w:val="21"/>
-  </w:num>
-  <w:num w:numId="22">
-    <w:abstractNumId w:val="22"/>
-  </w:num>
-  <w:num w:numId="23">
-    <w:abstractNumId w:val="23"/>
-  </w:num>
-  <w:num w:numId="24">
-    <w:abstractNumId w:val="24"/>
-  </w:num>
-  <w:num w:numId="25">
-    <w:abstractNumId w:val="25"/>
-  </w:num>
-  <w:num w:numId="26">
-    <w:abstractNumId w:val="26"/>
   </w:num>
 </w:numbering>
 </file>
 
 <file path=word/styles.xml><?xml version="1.0" encoding="utf-8"?>
-<w:styles xmlns:w="http://schemas.openxmlformats.org/wordprocessingml/2006/main" xmlns:r="http://schemas.openxmlformats.org/officeDocument/2006/relationships">
+<w:styles xmlns:mc="http://schemas.openxmlformats.org/markup-compatibility/2006" xmlns:r="http://schemas.openxmlformats.org/officeDocument/2006/relationships" xmlns:w="http://schemas.openxmlformats.org/wordprocessingml/2006/main" xmlns:w14="http://schemas.microsoft.com/office/word/2010/wordml" xmlns:w15="http://schemas.microsoft.com/office/word/2012/wordml" xmlns:w16cex="http://schemas.microsoft.com/office/word/2018/wordml/cex" xmlns:w16cid="http://schemas.microsoft.com/office/word/2016/wordml/cid" xmlns:w16="http://schemas.microsoft.com/office/word/2018/wordml" xmlns:w16du="http://schemas.microsoft.com/office/word/2023/wordml/word16du" xmlns:w16sdtdh="http://schemas.microsoft.com/office/word/2020/wordml/sdtdatahash" xmlns:w16sdtfl="http://schemas.microsoft.com/office/word/2024/wordml/sdtformatlock" xmlns:w16se="http://schemas.microsoft.com/office/word/2015/wordml/symex" mc:Ignorable="w14 w15 w16se w16cid w16 w16cex w16sdtdh w16sdtfl w16du">
   <w:docDefaults>
     <w:rPrDefault>
       <w:rPr>
-        <w:rFonts w:ascii="Times New Roman" w:eastAsiaTheme="minorHAnsi" w:hAnsiTheme="minorHAnsi" w:cstheme="minorBidi"/>
+        <w:rFonts w:ascii="Times New Roman" w:eastAsiaTheme="minorEastAsia" w:hAnsiTheme="minorHAnsi" w:cstheme="minorBidi"/>
         <w:sz w:val="22"/>
         <w:szCs w:val="22"/>
         <w:lang w:val="en-US" w:eastAsia="en-US" w:bidi="ar-SA"/>
@@ -7308,17 +6535,393 @@
       </w:pPr>
     </w:pPrDefault>
   </w:docDefaults>
-  <w:style w:type="character" w:styleId="Hyperlink">
-    <w:name w:val="Hyperlink"/>
-    <w:rPr>
-      <w:color w:val="0000FF"/>
-      <w:u w:val="single"/>
-    </w:rPr>
+  <w:latentStyles w:defLockedState="0" w:defUIPriority="99" w:defSemiHidden="0" w:defUnhideWhenUsed="0" w:defQFormat="0" w:count="376">
+    <w:lsdException w:name="Normal" w:uiPriority="0" w:qFormat="1"/>
+    <w:lsdException w:name="heading 1" w:uiPriority="9" w:qFormat="1"/>
+    <w:lsdException w:name="heading 2" w:semiHidden="1" w:uiPriority="9" w:unhideWhenUsed="1" w:qFormat="1"/>
+    <w:lsdException w:name="heading 3" w:semiHidden="1" w:uiPriority="9" w:unhideWhenUsed="1" w:qFormat="1"/>
+    <w:lsdException w:name="heading 4" w:semiHidden="1" w:uiPriority="9" w:unhideWhenUsed="1" w:qFormat="1"/>
+    <w:lsdException w:name="heading 5" w:semiHidden="1" w:uiPriority="9" w:unhideWhenUsed="1" w:qFormat="1"/>
+    <w:lsdException w:name="heading 6" w:semiHidden="1" w:uiPriority="9" w:unhideWhenUsed="1" w:qFormat="1"/>
+    <w:lsdException w:name="heading 7" w:semiHidden="1" w:uiPriority="9" w:unhideWhenUsed="1" w:qFormat="1"/>
+    <w:lsdException w:name="heading 8" w:semiHidden="1" w:uiPriority="9" w:unhideWhenUsed="1" w:qFormat="1"/>
+    <w:lsdException w:name="heading 9" w:semiHidden="1" w:uiPriority="9" w:unhideWhenUsed="1" w:qFormat="1"/>
+    <w:lsdException w:name="index 1" w:semiHidden="1" w:unhideWhenUsed="1"/>
+    <w:lsdException w:name="index 2" w:semiHidden="1" w:unhideWhenUsed="1"/>
+    <w:lsdException w:name="index 3" w:semiHidden="1" w:unhideWhenUsed="1"/>
+    <w:lsdException w:name="index 4" w:semiHidden="1" w:unhideWhenUsed="1"/>
+    <w:lsdException w:name="index 5" w:semiHidden="1" w:unhideWhenUsed="1"/>
+    <w:lsdException w:name="index 6" w:semiHidden="1" w:unhideWhenUsed="1"/>
+    <w:lsdException w:name="index 7" w:semiHidden="1" w:unhideWhenUsed="1"/>
+    <w:lsdException w:name="index 8" w:semiHidden="1" w:unhideWhenUsed="1"/>
+    <w:lsdException w:name="index 9" w:semiHidden="1" w:unhideWhenUsed="1"/>
+    <w:lsdException w:name="toc 1" w:semiHidden="1" w:uiPriority="39" w:unhideWhenUsed="1"/>
+    <w:lsdException w:name="toc 2" w:semiHidden="1" w:uiPriority="39" w:unhideWhenUsed="1"/>
+    <w:lsdException w:name="toc 3" w:semiHidden="1" w:uiPriority="39" w:unhideWhenUsed="1"/>
+    <w:lsdException w:name="toc 4" w:semiHidden="1" w:uiPriority="39" w:unhideWhenUsed="1"/>
+    <w:lsdException w:name="toc 5" w:semiHidden="1" w:uiPriority="39" w:unhideWhenUsed="1"/>
+    <w:lsdException w:name="toc 6" w:semiHidden="1" w:uiPriority="39" w:unhideWhenUsed="1"/>
+    <w:lsdException w:name="toc 7" w:semiHidden="1" w:uiPriority="39" w:unhideWhenUsed="1"/>
+    <w:lsdException w:name="toc 8" w:semiHidden="1" w:uiPriority="39" w:unhideWhenUsed="1"/>
+    <w:lsdException w:name="toc 9" w:semiHidden="1" w:uiPriority="39" w:unhideWhenUsed="1"/>
+    <w:lsdException w:name="Normal Indent" w:semiHidden="1" w:unhideWhenUsed="1"/>
+    <w:lsdException w:name="footnote text" w:semiHidden="1" w:unhideWhenUsed="1"/>
+    <w:lsdException w:name="annotation text" w:semiHidden="1" w:unhideWhenUsed="1"/>
+    <w:lsdException w:name="header" w:semiHidden="1" w:unhideWhenUsed="1"/>
+    <w:lsdException w:name="footer" w:semiHidden="1" w:unhideWhenUsed="1"/>
+    <w:lsdException w:name="index heading" w:semiHidden="1" w:unhideWhenUsed="1"/>
+    <w:lsdException w:name="caption" w:semiHidden="1" w:uiPriority="35" w:unhideWhenUsed="1" w:qFormat="1"/>
+    <w:lsdException w:name="table of figures" w:semiHidden="1" w:unhideWhenUsed="1"/>
+    <w:lsdException w:name="envelope address" w:semiHidden="1" w:unhideWhenUsed="1"/>
+    <w:lsdException w:name="envelope return" w:semiHidden="1" w:unhideWhenUsed="1"/>
+    <w:lsdException w:name="footnote reference" w:semiHidden="1" w:unhideWhenUsed="1"/>
+    <w:lsdException w:name="annotation reference" w:semiHidden="1" w:unhideWhenUsed="1"/>
+    <w:lsdException w:name="line number" w:semiHidden="1" w:unhideWhenUsed="1"/>
+    <w:lsdException w:name="page number" w:semiHidden="1" w:unhideWhenUsed="1"/>
+    <w:lsdException w:name="endnote reference" w:semiHidden="1" w:unhideWhenUsed="1"/>
+    <w:lsdException w:name="endnote text" w:semiHidden="1" w:unhideWhenUsed="1"/>
+    <w:lsdException w:name="table of authorities" w:semiHidden="1" w:unhideWhenUsed="1"/>
+    <w:lsdException w:name="macro" w:semiHidden="1" w:unhideWhenUsed="1"/>
+    <w:lsdException w:name="toa heading" w:semiHidden="1" w:unhideWhenUsed="1"/>
+    <w:lsdException w:name="List" w:semiHidden="1" w:unhideWhenUsed="1"/>
+    <w:lsdException w:name="List Bullet" w:semiHidden="1" w:unhideWhenUsed="1"/>
+    <w:lsdException w:name="List Number" w:semiHidden="1" w:unhideWhenUsed="1"/>
+    <w:lsdException w:name="List 2" w:semiHidden="1" w:unhideWhenUsed="1"/>
+    <w:lsdException w:name="List 3" w:semiHidden="1" w:unhideWhenUsed="1"/>
+    <w:lsdException w:name="List 4" w:semiHidden="1" w:unhideWhenUsed="1"/>
+    <w:lsdException w:name="List 5" w:semiHidden="1" w:unhideWhenUsed="1"/>
+    <w:lsdException w:name="List Bullet 2" w:semiHidden="1" w:unhideWhenUsed="1"/>
+    <w:lsdException w:name="List Bullet 3" w:semiHidden="1" w:unhideWhenUsed="1"/>
+    <w:lsdException w:name="List Bullet 4" w:semiHidden="1" w:unhideWhenUsed="1"/>
+    <w:lsdException w:name="List Bullet 5" w:semiHidden="1" w:unhideWhenUsed="1"/>
+    <w:lsdException w:name="List Number 2" w:semiHidden="1" w:unhideWhenUsed="1"/>
+    <w:lsdException w:name="List Number 3" w:semiHidden="1" w:unhideWhenUsed="1"/>
+    <w:lsdException w:name="List Number 4" w:semiHidden="1" w:unhideWhenUsed="1"/>
+    <w:lsdException w:name="List Number 5" w:semiHidden="1" w:unhideWhenUsed="1"/>
+    <w:lsdException w:name="Title" w:uiPriority="10" w:qFormat="1"/>
+    <w:lsdException w:name="Closing" w:semiHidden="1" w:unhideWhenUsed="1"/>
+    <w:lsdException w:name="Signature" w:semiHidden="1" w:unhideWhenUsed="1"/>
+    <w:lsdException w:name="Default Paragraph Font" w:semiHidden="1" w:uiPriority="1" w:unhideWhenUsed="1"/>
+    <w:lsdException w:name="Body Text" w:semiHidden="1" w:unhideWhenUsed="1"/>
+    <w:lsdException w:name="Body Text Indent" w:semiHidden="1" w:unhideWhenUsed="1"/>
+    <w:lsdException w:name="List Continue" w:semiHidden="1" w:unhideWhenUsed="1"/>
+    <w:lsdException w:name="List Continue 2" w:semiHidden="1" w:unhideWhenUsed="1"/>
+    <w:lsdException w:name="List Continue 3" w:semiHidden="1" w:unhideWhenUsed="1"/>
+    <w:lsdException w:name="List Continue 4" w:semiHidden="1" w:unhideWhenUsed="1"/>
+    <w:lsdException w:name="List Continue 5" w:semiHidden="1" w:unhideWhenUsed="1"/>
+    <w:lsdException w:name="Message Header" w:semiHidden="1" w:unhideWhenUsed="1"/>
+    <w:lsdException w:name="Subtitle" w:uiPriority="11" w:qFormat="1"/>
+    <w:lsdException w:name="Salutation" w:semiHidden="1" w:unhideWhenUsed="1"/>
+    <w:lsdException w:name="Date" w:semiHidden="1" w:unhideWhenUsed="1"/>
+    <w:lsdException w:name="Body Text First Indent" w:semiHidden="1" w:unhideWhenUsed="1"/>
+    <w:lsdException w:name="Body Text First Indent 2" w:semiHidden="1" w:unhideWhenUsed="1"/>
+    <w:lsdException w:name="Note Heading" w:semiHidden="1" w:unhideWhenUsed="1"/>
+    <w:lsdException w:name="Body Text 2" w:semiHidden="1" w:unhideWhenUsed="1"/>
+    <w:lsdException w:name="Body Text 3" w:semiHidden="1" w:unhideWhenUsed="1"/>
+    <w:lsdException w:name="Body Text Indent 2" w:semiHidden="1" w:unhideWhenUsed="1"/>
+    <w:lsdException w:name="Body Text Indent 3" w:semiHidden="1" w:unhideWhenUsed="1"/>
+    <w:lsdException w:name="Block Text" w:semiHidden="1" w:unhideWhenUsed="1"/>
+    <w:lsdException w:name="Hyperlink" w:semiHidden="1" w:unhideWhenUsed="1"/>
+    <w:lsdException w:name="FollowedHyperlink" w:semiHidden="1" w:unhideWhenUsed="1"/>
+    <w:lsdException w:name="Strong" w:uiPriority="22" w:qFormat="1"/>
+    <w:lsdException w:name="Emphasis" w:uiPriority="20" w:qFormat="1"/>
+    <w:lsdException w:name="Document Map" w:semiHidden="1" w:unhideWhenUsed="1"/>
+    <w:lsdException w:name="Plain Text" w:semiHidden="1" w:unhideWhenUsed="1"/>
+    <w:lsdException w:name="E-mail Signature" w:semiHidden="1" w:unhideWhenUsed="1"/>
+    <w:lsdException w:name="HTML Top of Form" w:semiHidden="1" w:unhideWhenUsed="1"/>
+    <w:lsdException w:name="HTML Bottom of Form" w:semiHidden="1" w:unhideWhenUsed="1"/>
+    <w:lsdException w:name="Normal (Web)" w:semiHidden="1" w:unhideWhenUsed="1"/>
+    <w:lsdException w:name="HTML Acronym" w:semiHidden="1" w:unhideWhenUsed="1"/>
+    <w:lsdException w:name="HTML Address" w:semiHidden="1" w:unhideWhenUsed="1"/>
+    <w:lsdException w:name="HTML Cite" w:semiHidden="1" w:unhideWhenUsed="1"/>
+    <w:lsdException w:name="HTML Code" w:semiHidden="1" w:unhideWhenUsed="1"/>
+    <w:lsdException w:name="HTML Definition" w:semiHidden="1" w:unhideWhenUsed="1"/>
+    <w:lsdException w:name="HTML Keyboard" w:semiHidden="1" w:unhideWhenUsed="1"/>
+    <w:lsdException w:name="HTML Preformatted" w:semiHidden="1" w:unhideWhenUsed="1"/>
+    <w:lsdException w:name="HTML Sample" w:semiHidden="1" w:unhideWhenUsed="1"/>
+    <w:lsdException w:name="HTML Typewriter" w:semiHidden="1" w:unhideWhenUsed="1"/>
+    <w:lsdException w:name="HTML Variable" w:semiHidden="1" w:unhideWhenUsed="1"/>
+    <w:lsdException w:name="Normal Table" w:semiHidden="1" w:unhideWhenUsed="1"/>
+    <w:lsdException w:name="annotation subject" w:semiHidden="1" w:unhideWhenUsed="1"/>
+    <w:lsdException w:name="No List" w:semiHidden="1" w:unhideWhenUsed="1"/>
+    <w:lsdException w:name="Outline List 1" w:semiHidden="1" w:unhideWhenUsed="1"/>
+    <w:lsdException w:name="Outline List 2" w:semiHidden="1" w:unhideWhenUsed="1"/>
+    <w:lsdException w:name="Outline List 3" w:semiHidden="1" w:unhideWhenUsed="1"/>
+    <w:lsdException w:name="Table Simple 1" w:semiHidden="1" w:unhideWhenUsed="1"/>
+    <w:lsdException w:name="Table Simple 2" w:semiHidden="1" w:unhideWhenUsed="1"/>
+    <w:lsdException w:name="Table Simple 3" w:semiHidden="1" w:unhideWhenUsed="1"/>
+    <w:lsdException w:name="Table Classic 1" w:semiHidden="1" w:unhideWhenUsed="1"/>
+    <w:lsdException w:name="Table Classic 2" w:semiHidden="1" w:unhideWhenUsed="1"/>
+    <w:lsdException w:name="Table Classic 3" w:semiHidden="1" w:unhideWhenUsed="1"/>
+    <w:lsdException w:name="Table Classic 4" w:semiHidden="1" w:unhideWhenUsed="1"/>
+    <w:lsdException w:name="Table Colorful 1" w:semiHidden="1" w:unhideWhenUsed="1"/>
+    <w:lsdException w:name="Table Colorful 2" w:semiHidden="1" w:unhideWhenUsed="1"/>
+    <w:lsdException w:name="Table Colorful 3" w:semiHidden="1" w:unhideWhenUsed="1"/>
+    <w:lsdException w:name="Table Columns 1" w:semiHidden="1" w:unhideWhenUsed="1"/>
+    <w:lsdException w:name="Table Columns 2" w:semiHidden="1" w:unhideWhenUsed="1"/>
+    <w:lsdException w:name="Table Columns 3" w:semiHidden="1" w:unhideWhenUsed="1"/>
+    <w:lsdException w:name="Table Columns 4" w:semiHidden="1" w:unhideWhenUsed="1"/>
+    <w:lsdException w:name="Table Columns 5" w:semiHidden="1" w:unhideWhenUsed="1"/>
+    <w:lsdException w:name="Table Grid 1" w:semiHidden="1" w:unhideWhenUsed="1"/>
+    <w:lsdException w:name="Table Grid 2" w:semiHidden="1" w:unhideWhenUsed="1"/>
+    <w:lsdException w:name="Table Grid 3" w:semiHidden="1" w:unhideWhenUsed="1"/>
+    <w:lsdException w:name="Table Grid 4" w:semiHidden="1" w:unhideWhenUsed="1"/>
+    <w:lsdException w:name="Table Grid 5" w:semiHidden="1" w:unhideWhenUsed="1"/>
+    <w:lsdException w:name="Table Grid 6" w:semiHidden="1" w:unhideWhenUsed="1"/>
+    <w:lsdException w:name="Table Grid 7" w:semiHidden="1" w:unhideWhenUsed="1"/>
+    <w:lsdException w:name="Table Grid 8" w:semiHidden="1" w:unhideWhenUsed="1"/>
+    <w:lsdException w:name="Table List 1" w:semiHidden="1" w:unhideWhenUsed="1"/>
+    <w:lsdException w:name="Table List 2" w:semiHidden="1" w:unhideWhenUsed="1"/>
+    <w:lsdException w:name="Table List 3" w:semiHidden="1" w:unhideWhenUsed="1"/>
+    <w:lsdException w:name="Table List 4" w:semiHidden="1" w:unhideWhenUsed="1"/>
+    <w:lsdException w:name="Table List 5" w:semiHidden="1" w:unhideWhenUsed="1"/>
+    <w:lsdException w:name="Table List 6" w:semiHidden="1" w:unhideWhenUsed="1"/>
+    <w:lsdException w:name="Table List 7" w:semiHidden="1" w:unhideWhenUsed="1"/>
+    <w:lsdException w:name="Table List 8" w:semiHidden="1" w:unhideWhenUsed="1"/>
+    <w:lsdException w:name="Table 3D effects 1" w:semiHidden="1" w:unhideWhenUsed="1"/>
+    <w:lsdException w:name="Table 3D effects 2" w:semiHidden="1" w:unhideWhenUsed="1"/>
+    <w:lsdException w:name="Table 3D effects 3" w:semiHidden="1" w:unhideWhenUsed="1"/>
+    <w:lsdException w:name="Table Contemporary" w:semiHidden="1" w:unhideWhenUsed="1"/>
+    <w:lsdException w:name="Table Elegant" w:semiHidden="1" w:unhideWhenUsed="1"/>
+    <w:lsdException w:name="Table Professional" w:semiHidden="1" w:unhideWhenUsed="1"/>
+    <w:lsdException w:name="Table Subtle 1" w:semiHidden="1" w:unhideWhenUsed="1"/>
+    <w:lsdException w:name="Table Subtle 2" w:semiHidden="1" w:unhideWhenUsed="1"/>
+    <w:lsdException w:name="Table Web 1" w:semiHidden="1" w:unhideWhenUsed="1"/>
+    <w:lsdException w:name="Table Web 2" w:semiHidden="1" w:unhideWhenUsed="1"/>
+    <w:lsdException w:name="Table Web 3" w:semiHidden="1" w:unhideWhenUsed="1"/>
+    <w:lsdException w:name="Balloon Text" w:semiHidden="1" w:unhideWhenUsed="1"/>
+    <w:lsdException w:name="Table Grid" w:uiPriority="39"/>
+    <w:lsdException w:name="Table Theme" w:semiHidden="1" w:unhideWhenUsed="1"/>
+    <w:lsdException w:name="Placeholder Text" w:semiHidden="1"/>
+    <w:lsdException w:name="No Spacing" w:uiPriority="1" w:qFormat="1"/>
+    <w:lsdException w:name="Light Shading" w:uiPriority="60"/>
+    <w:lsdException w:name="Light List" w:uiPriority="61"/>
+    <w:lsdException w:name="Light Grid" w:uiPriority="62"/>
+    <w:lsdException w:name="Medium Shading 1" w:uiPriority="63"/>
+    <w:lsdException w:name="Medium Shading 2" w:uiPriority="64"/>
+    <w:lsdException w:name="Medium List 1" w:uiPriority="65"/>
+    <w:lsdException w:name="Medium List 2" w:uiPriority="66"/>
+    <w:lsdException w:name="Medium Grid 1" w:uiPriority="67"/>
+    <w:lsdException w:name="Medium Grid 2" w:uiPriority="68"/>
+    <w:lsdException w:name="Medium Grid 3" w:uiPriority="69"/>
+    <w:lsdException w:name="Dark List" w:uiPriority="70"/>
+    <w:lsdException w:name="Colorful Shading" w:uiPriority="71"/>
+    <w:lsdException w:name="Colorful List" w:uiPriority="72"/>
+    <w:lsdException w:name="Colorful Grid" w:uiPriority="73"/>
+    <w:lsdException w:name="Light Shading Accent 1" w:uiPriority="60"/>
+    <w:lsdException w:name="Light List Accent 1" w:uiPriority="61"/>
+    <w:lsdException w:name="Light Grid Accent 1" w:uiPriority="62"/>
+    <w:lsdException w:name="Medium Shading 1 Accent 1" w:uiPriority="63"/>
+    <w:lsdException w:name="Medium Shading 2 Accent 1" w:uiPriority="64"/>
+    <w:lsdException w:name="Medium List 1 Accent 1" w:uiPriority="65"/>
+    <w:lsdException w:name="Revision" w:semiHidden="1"/>
+    <w:lsdException w:name="List Paragraph" w:uiPriority="34" w:qFormat="1"/>
+    <w:lsdException w:name="Quote" w:uiPriority="29" w:qFormat="1"/>
+    <w:lsdException w:name="Intense Quote" w:uiPriority="30" w:qFormat="1"/>
+    <w:lsdException w:name="Medium List 2 Accent 1" w:uiPriority="66"/>
+    <w:lsdException w:name="Medium Grid 1 Accent 1" w:uiPriority="67"/>
+    <w:lsdException w:name="Medium Grid 2 Accent 1" w:uiPriority="68"/>
+    <w:lsdException w:name="Medium Grid 3 Accent 1" w:uiPriority="69"/>
+    <w:lsdException w:name="Dark List Accent 1" w:uiPriority="70"/>
+    <w:lsdException w:name="Colorful Shading Accent 1" w:uiPriority="71"/>
+    <w:lsdException w:name="Colorful List Accent 1" w:uiPriority="72"/>
+    <w:lsdException w:name="Colorful Grid Accent 1" w:uiPriority="73"/>
+    <w:lsdException w:name="Light Shading Accent 2" w:uiPriority="60"/>
+    <w:lsdException w:name="Light List Accent 2" w:uiPriority="61"/>
+    <w:lsdException w:name="Light Grid Accent 2" w:uiPriority="62"/>
+    <w:lsdException w:name="Medium Shading 1 Accent 2" w:uiPriority="63"/>
+    <w:lsdException w:name="Medium Shading 2 Accent 2" w:uiPriority="64"/>
+    <w:lsdException w:name="Medium List 1 Accent 2" w:uiPriority="65"/>
+    <w:lsdException w:name="Medium List 2 Accent 2" w:uiPriority="66"/>
+    <w:lsdException w:name="Medium Grid 1 Accent 2" w:uiPriority="67"/>
+    <w:lsdException w:name="Medium Grid 2 Accent 2" w:uiPriority="68"/>
+    <w:lsdException w:name="Medium Grid 3 Accent 2" w:uiPriority="69"/>
+    <w:lsdException w:name="Dark List Accent 2" w:uiPriority="70"/>
+    <w:lsdException w:name="Colorful Shading Accent 2" w:uiPriority="71"/>
+    <w:lsdException w:name="Colorful List Accent 2" w:uiPriority="72"/>
+    <w:lsdException w:name="Colorful Grid Accent 2" w:uiPriority="73"/>
+    <w:lsdException w:name="Light Shading Accent 3" w:uiPriority="60"/>
+    <w:lsdException w:name="Light List Accent 3" w:uiPriority="61"/>
+    <w:lsdException w:name="Light Grid Accent 3" w:uiPriority="62"/>
+    <w:lsdException w:name="Medium Shading 1 Accent 3" w:uiPriority="63"/>
+    <w:lsdException w:name="Medium Shading 2 Accent 3" w:uiPriority="64"/>
+    <w:lsdException w:name="Medium List 1 Accent 3" w:uiPriority="65"/>
+    <w:lsdException w:name="Medium List 2 Accent 3" w:uiPriority="66"/>
+    <w:lsdException w:name="Medium Grid 1 Accent 3" w:uiPriority="67"/>
+    <w:lsdException w:name="Medium Grid 2 Accent 3" w:uiPriority="68"/>
+    <w:lsdException w:name="Medium Grid 3 Accent 3" w:uiPriority="69"/>
+    <w:lsdException w:name="Dark List Accent 3" w:uiPriority="70"/>
+    <w:lsdException w:name="Colorful Shading Accent 3" w:uiPriority="71"/>
+    <w:lsdException w:name="Colorful List Accent 3" w:uiPriority="72"/>
+    <w:lsdException w:name="Colorful Grid Accent 3" w:uiPriority="73"/>
+    <w:lsdException w:name="Light Shading Accent 4" w:uiPriority="60"/>
+    <w:lsdException w:name="Light List Accent 4" w:uiPriority="61"/>
+    <w:lsdException w:name="Light Grid Accent 4" w:uiPriority="62"/>
+    <w:lsdException w:name="Medium Shading 1 Accent 4" w:uiPriority="63"/>
+    <w:lsdException w:name="Medium Shading 2 Accent 4" w:uiPriority="64"/>
+    <w:lsdException w:name="Medium List 1 Accent 4" w:uiPriority="65"/>
+    <w:lsdException w:name="Medium List 2 Accent 4" w:uiPriority="66"/>
+    <w:lsdException w:name="Medium Grid 1 Accent 4" w:uiPriority="67"/>
+    <w:lsdException w:name="Medium Grid 2 Accent 4" w:uiPriority="68"/>
+    <w:lsdException w:name="Medium Grid 3 Accent 4" w:uiPriority="69"/>
+    <w:lsdException w:name="Dark List Accent 4" w:uiPriority="70"/>
+    <w:lsdException w:name="Colorful Shading Accent 4" w:uiPriority="71"/>
+    <w:lsdException w:name="Colorful List Accent 4" w:uiPriority="72"/>
+    <w:lsdException w:name="Colorful Grid Accent 4" w:uiPriority="73"/>
+    <w:lsdException w:name="Light Shading Accent 5" w:uiPriority="60"/>
+    <w:lsdException w:name="Light List Accent 5" w:uiPriority="61"/>
+    <w:lsdException w:name="Light Grid Accent 5" w:uiPriority="62"/>
+    <w:lsdException w:name="Medium Shading 1 Accent 5" w:uiPriority="63"/>
+    <w:lsdException w:name="Medium Shading 2 Accent 5" w:uiPriority="64"/>
+    <w:lsdException w:name="Medium List 1 Accent 5" w:uiPriority="65"/>
+    <w:lsdException w:name="Medium List 2 Accent 5" w:uiPriority="66"/>
+    <w:lsdException w:name="Medium Grid 1 Accent 5" w:uiPriority="67"/>
+    <w:lsdException w:name="Medium Grid 2 Accent 5" w:uiPriority="68"/>
+    <w:lsdException w:name="Medium Grid 3 Accent 5" w:uiPriority="69"/>
+    <w:lsdException w:name="Dark List Accent 5" w:uiPriority="70"/>
+    <w:lsdException w:name="Colorful Shading Accent 5" w:uiPriority="71"/>
+    <w:lsdException w:name="Colorful List Accent 5" w:uiPriority="72"/>
+    <w:lsdException w:name="Colorful Grid Accent 5" w:uiPriority="73"/>
+    <w:lsdException w:name="Light Shading Accent 6" w:uiPriority="60"/>
+    <w:lsdException w:name="Light List Accent 6" w:uiPriority="61"/>
+    <w:lsdException w:name="Light Grid Accent 6" w:uiPriority="62"/>
+    <w:lsdException w:name="Medium Shading 1 Accent 6" w:uiPriority="63"/>
+    <w:lsdException w:name="Medium Shading 2 Accent 6" w:uiPriority="64"/>
+    <w:lsdException w:name="Medium List 1 Accent 6" w:uiPriority="65"/>
+    <w:lsdException w:name="Medium List 2 Accent 6" w:uiPriority="66"/>
+    <w:lsdException w:name="Medium Grid 1 Accent 6" w:uiPriority="67"/>
+    <w:lsdException w:name="Medium Grid 2 Accent 6" w:uiPriority="68"/>
+    <w:lsdException w:name="Medium Grid 3 Accent 6" w:uiPriority="69"/>
+    <w:lsdException w:name="Dark List Accent 6" w:uiPriority="70"/>
+    <w:lsdException w:name="Colorful Shading Accent 6" w:uiPriority="71"/>
+    <w:lsdException w:name="Colorful List Accent 6" w:uiPriority="72"/>
+    <w:lsdException w:name="Colorful Grid Accent 6" w:uiPriority="73"/>
+    <w:lsdException w:name="Subtle Emphasis" w:uiPriority="19" w:qFormat="1"/>
+    <w:lsdException w:name="Intense Emphasis" w:uiPriority="21" w:qFormat="1"/>
+    <w:lsdException w:name="Subtle Reference" w:uiPriority="31" w:qFormat="1"/>
+    <w:lsdException w:name="Intense Reference" w:uiPriority="32" w:qFormat="1"/>
+    <w:lsdException w:name="Book Title" w:uiPriority="33" w:qFormat="1"/>
+    <w:lsdException w:name="Bibliography" w:semiHidden="1" w:uiPriority="37" w:unhideWhenUsed="1"/>
+    <w:lsdException w:name="TOC Heading" w:semiHidden="1" w:uiPriority="39" w:unhideWhenUsed="1" w:qFormat="1"/>
+    <w:lsdException w:name="Plain Table 1" w:uiPriority="41"/>
+    <w:lsdException w:name="Plain Table 2" w:uiPriority="42"/>
+    <w:lsdException w:name="Plain Table 3" w:uiPriority="43"/>
+    <w:lsdException w:name="Plain Table 4" w:uiPriority="44"/>
+    <w:lsdException w:name="Plain Table 5" w:uiPriority="45"/>
+    <w:lsdException w:name="Grid Table Light" w:uiPriority="40"/>
+    <w:lsdException w:name="Grid Table 1 Light" w:uiPriority="46"/>
+    <w:lsdException w:name="Grid Table 2" w:uiPriority="47"/>
+    <w:lsdException w:name="Grid Table 3" w:uiPriority="48"/>
+    <w:lsdException w:name="Grid Table 4" w:uiPriority="49"/>
+    <w:lsdException w:name="Grid Table 5 Dark" w:uiPriority="50"/>
+    <w:lsdException w:name="Grid Table 6 Colorful" w:uiPriority="51"/>
+    <w:lsdException w:name="Grid Table 7 Colorful" w:uiPriority="52"/>
+    <w:lsdException w:name="Grid Table 1 Light Accent 1" w:uiPriority="46"/>
+    <w:lsdException w:name="Grid Table 2 Accent 1" w:uiPriority="47"/>
+    <w:lsdException w:name="Grid Table 3 Accent 1" w:uiPriority="48"/>
+    <w:lsdException w:name="Grid Table 4 Accent 1" w:uiPriority="49"/>
+    <w:lsdException w:name="Grid Table 5 Dark Accent 1" w:uiPriority="50"/>
+    <w:lsdException w:name="Grid Table 6 Colorful Accent 1" w:uiPriority="51"/>
+    <w:lsdException w:name="Grid Table 7 Colorful Accent 1" w:uiPriority="52"/>
+    <w:lsdException w:name="Grid Table 1 Light Accent 2" w:uiPriority="46"/>
+    <w:lsdException w:name="Grid Table 2 Accent 2" w:uiPriority="47"/>
+    <w:lsdException w:name="Grid Table 3 Accent 2" w:uiPriority="48"/>
+    <w:lsdException w:name="Grid Table 4 Accent 2" w:uiPriority="49"/>
+    <w:lsdException w:name="Grid Table 5 Dark Accent 2" w:uiPriority="50"/>
+    <w:lsdException w:name="Grid Table 6 Colorful Accent 2" w:uiPriority="51"/>
+    <w:lsdException w:name="Grid Table 7 Colorful Accent 2" w:uiPriority="52"/>
+    <w:lsdException w:name="Grid Table 1 Light Accent 3" w:uiPriority="46"/>
+    <w:lsdException w:name="Grid Table 2 Accent 3" w:uiPriority="47"/>
+    <w:lsdException w:name="Grid Table 3 Accent 3" w:uiPriority="48"/>
+    <w:lsdException w:name="Grid Table 4 Accent 3" w:uiPriority="49"/>
+    <w:lsdException w:name="Grid Table 5 Dark Accent 3" w:uiPriority="50"/>
+    <w:lsdException w:name="Grid Table 6 Colorful Accent 3" w:uiPriority="51"/>
+    <w:lsdException w:name="Grid Table 7 Colorful Accent 3" w:uiPriority="52"/>
+    <w:lsdException w:name="Grid Table 1 Light Accent 4" w:uiPriority="46"/>
+    <w:lsdException w:name="Grid Table 2 Accent 4" w:uiPriority="47"/>
+    <w:lsdException w:name="Grid Table 3 Accent 4" w:uiPriority="48"/>
+    <w:lsdException w:name="Grid Table 4 Accent 4" w:uiPriority="49"/>
+    <w:lsdException w:name="Grid Table 5 Dark Accent 4" w:uiPriority="50"/>
+    <w:lsdException w:name="Grid Table 6 Colorful Accent 4" w:uiPriority="51"/>
+    <w:lsdException w:name="Grid Table 7 Colorful Accent 4" w:uiPriority="52"/>
+    <w:lsdException w:name="Grid Table 1 Light Accent 5" w:uiPriority="46"/>
+    <w:lsdException w:name="Grid Table 2 Accent 5" w:uiPriority="47"/>
+    <w:lsdException w:name="Grid Table 3 Accent 5" w:uiPriority="48"/>
+    <w:lsdException w:name="Grid Table 4 Accent 5" w:uiPriority="49"/>
+    <w:lsdException w:name="Grid Table 5 Dark Accent 5" w:uiPriority="50"/>
+    <w:lsdException w:name="Grid Table 6 Colorful Accent 5" w:uiPriority="51"/>
+    <w:lsdException w:name="Grid Table 7 Colorful Accent 5" w:uiPriority="52"/>
+    <w:lsdException w:name="Grid Table 1 Light Accent 6" w:uiPriority="46"/>
+    <w:lsdException w:name="Grid Table 2 Accent 6" w:uiPriority="47"/>
+    <w:lsdException w:name="Grid Table 3 Accent 6" w:uiPriority="48"/>
+    <w:lsdException w:name="Grid Table 4 Accent 6" w:uiPriority="49"/>
+    <w:lsdException w:name="Grid Table 5 Dark Accent 6" w:uiPriority="50"/>
+    <w:lsdException w:name="Grid Table 6 Colorful Accent 6" w:uiPriority="51"/>
+    <w:lsdException w:name="Grid Table 7 Colorful Accent 6" w:uiPriority="52"/>
+    <w:lsdException w:name="List Table 1 Light" w:uiPriority="46"/>
+    <w:lsdException w:name="List Table 2" w:uiPriority="47"/>
+    <w:lsdException w:name="List Table 3" w:uiPriority="48"/>
+    <w:lsdException w:name="List Table 4" w:uiPriority="49"/>
+    <w:lsdException w:name="List Table 5 Dark" w:uiPriority="50"/>
+    <w:lsdException w:name="List Table 6 Colorful" w:uiPriority="51"/>
+    <w:lsdException w:name="List Table 7 Colorful" w:uiPriority="52"/>
+    <w:lsdException w:name="List Table 1 Light Accent 1" w:uiPriority="46"/>
+    <w:lsdException w:name="List Table 2 Accent 1" w:uiPriority="47"/>
+    <w:lsdException w:name="List Table 3 Accent 1" w:uiPriority="48"/>
+    <w:lsdException w:name="List Table 4 Accent 1" w:uiPriority="49"/>
+    <w:lsdException w:name="List Table 5 Dark Accent 1" w:uiPriority="50"/>
+    <w:lsdException w:name="List Table 6 Colorful Accent 1" w:uiPriority="51"/>
+    <w:lsdException w:name="List Table 7 Colorful Accent 1" w:uiPriority="52"/>
+    <w:lsdException w:name="List Table 1 Light Accent 2" w:uiPriority="46"/>
+    <w:lsdException w:name="List Table 2 Accent 2" w:uiPriority="47"/>
+    <w:lsdException w:name="List Table 3 Accent 2" w:uiPriority="48"/>
+    <w:lsdException w:name="List Table 4 Accent 2" w:uiPriority="49"/>
+    <w:lsdException w:name="List Table 5 Dark Accent 2" w:uiPriority="50"/>
+    <w:lsdException w:name="List Table 6 Colorful Accent 2" w:uiPriority="51"/>
+    <w:lsdException w:name="List Table 7 Colorful Accent 2" w:uiPriority="52"/>
+    <w:lsdException w:name="List Table 1 Light Accent 3" w:uiPriority="46"/>
+    <w:lsdException w:name="List Table 2 Accent 3" w:uiPriority="47"/>
+    <w:lsdException w:name="List Table 3 Accent 3" w:uiPriority="48"/>
+    <w:lsdException w:name="List Table 4 Accent 3" w:uiPriority="49"/>
+    <w:lsdException w:name="List Table 5 Dark Accent 3" w:uiPriority="50"/>
+    <w:lsdException w:name="List Table 6 Colorful Accent 3" w:uiPriority="51"/>
+    <w:lsdException w:name="List Table 7 Colorful Accent 3" w:uiPriority="52"/>
+    <w:lsdException w:name="List Table 1 Light Accent 4" w:uiPriority="46"/>
+    <w:lsdException w:name="List Table 2 Accent 4" w:uiPriority="47"/>
+    <w:lsdException w:name="List Table 3 Accent 4" w:uiPriority="48"/>
+    <w:lsdException w:name="List Table 4 Accent 4" w:uiPriority="49"/>
+    <w:lsdException w:name="List Table 5 Dark Accent 4" w:uiPriority="50"/>
+    <w:lsdException w:name="List Table 6 Colorful Accent 4" w:uiPriority="51"/>
+    <w:lsdException w:name="List Table 7 Colorful Accent 4" w:uiPriority="52"/>
+    <w:lsdException w:name="List Table 1 Light Accent 5" w:uiPriority="46"/>
+    <w:lsdException w:name="List Table 2 Accent 5" w:uiPriority="47"/>
+    <w:lsdException w:name="List Table 3 Accent 5" w:uiPriority="48"/>
+    <w:lsdException w:name="List Table 4 Accent 5" w:uiPriority="49"/>
+    <w:lsdException w:name="List Table 5 Dark Accent 5" w:uiPriority="50"/>
+    <w:lsdException w:name="List Table 6 Colorful Accent 5" w:uiPriority="51"/>
+    <w:lsdException w:name="List Table 7 Colorful Accent 5" w:uiPriority="52"/>
+    <w:lsdException w:name="List Table 1 Light Accent 6" w:uiPriority="46"/>
+    <w:lsdException w:name="List Table 2 Accent 6" w:uiPriority="47"/>
+    <w:lsdException w:name="List Table 3 Accent 6" w:uiPriority="48"/>
+    <w:lsdException w:name="List Table 4 Accent 6" w:uiPriority="49"/>
+    <w:lsdException w:name="List Table 5 Dark Accent 6" w:uiPriority="50"/>
+    <w:lsdException w:name="List Table 6 Colorful Accent 6" w:uiPriority="51"/>
+    <w:lsdException w:name="List Table 7 Colorful Accent 6" w:uiPriority="52"/>
+    <w:lsdException w:name="Mention" w:semiHidden="1" w:unhideWhenUsed="1"/>
+    <w:lsdException w:name="Smart Hyperlink" w:semiHidden="1" w:unhideWhenUsed="1"/>
+    <w:lsdException w:name="Hashtag" w:semiHidden="1" w:unhideWhenUsed="1"/>
+    <w:lsdException w:name="Unresolved Mention" w:semiHidden="1" w:unhideWhenUsed="1"/>
+    <w:lsdException w:name="Smart Link" w:semiHidden="1" w:unhideWhenUsed="1"/>
+  </w:latentStyles>
+  <w:style w:type="paragraph" w:default="1" w:styleId="a">
+    <w:name w:val="Normal"/>
+    <w:qFormat/>
+    <w:pPr>
+      <w:widowControl w:val="0"/>
+    </w:pPr>
   </w:style>
-  <w:style w:type="paragraph" w:styleId="Heading1">
+  <w:style w:type="paragraph" w:styleId="1">
     <w:name w:val="heading 1"/>
-    <w:basedOn w:val="Normal"/>
-    <w:next w:val="Normal"/>
     <w:uiPriority w:val="9"/>
     <w:qFormat/>
     <w:pPr>
@@ -7333,10 +6936,8 @@
       <w:szCs w:val="48"/>
     </w:rPr>
   </w:style>
-  <w:style w:type="paragraph" w:styleId="Heading2">
+  <w:style w:type="paragraph" w:styleId="2">
     <w:name w:val="heading 2"/>
-    <w:basedOn w:val="Normal"/>
-    <w:next w:val="Normal"/>
     <w:uiPriority w:val="9"/>
     <w:unhideWhenUsed/>
     <w:qFormat/>
@@ -7352,12 +6953,9 @@
       <w:szCs w:val="36"/>
     </w:rPr>
   </w:style>
-  <w:style w:type="paragraph" w:styleId="Heading3">
+  <w:style w:type="paragraph" w:styleId="3">
     <w:name w:val="heading 3"/>
-    <w:basedOn w:val="Normal"/>
-    <w:next w:val="Normal"/>
     <w:uiPriority w:val="9"/>
-    <w:semiHidden/>
     <w:unhideWhenUsed/>
     <w:qFormat/>
     <w:pPr>
@@ -7372,10 +6970,8 @@
       <w:szCs w:val="28"/>
     </w:rPr>
   </w:style>
-  <w:style w:type="paragraph" w:styleId="Heading4">
+  <w:style w:type="paragraph" w:styleId="4">
     <w:name w:val="heading 4"/>
-    <w:basedOn w:val="Normal"/>
-    <w:next w:val="Normal"/>
     <w:uiPriority w:val="9"/>
     <w:semiHidden/>
     <w:unhideWhenUsed/>
@@ -7392,10 +6988,8 @@
       <w:szCs w:val="24"/>
     </w:rPr>
   </w:style>
-  <w:style w:type="paragraph" w:styleId="Heading5">
+  <w:style w:type="paragraph" w:styleId="5">
     <w:name w:val="heading 5"/>
-    <w:basedOn w:val="Normal"/>
-    <w:next w:val="Normal"/>
     <w:uiPriority w:val="9"/>
     <w:semiHidden/>
     <w:unhideWhenUsed/>
@@ -7410,10 +7004,8 @@
       <w:b/>
     </w:rPr>
   </w:style>
-  <w:style w:type="paragraph" w:styleId="Heading6">
+  <w:style w:type="paragraph" w:styleId="6">
     <w:name w:val="heading 6"/>
-    <w:basedOn w:val="Normal"/>
-    <w:next w:val="Normal"/>
     <w:uiPriority w:val="9"/>
     <w:semiHidden/>
     <w:unhideWhenUsed/>
@@ -7428,6 +7020,40 @@
       <w:b/>
       <w:sz w:val="20"/>
       <w:szCs w:val="20"/>
+    </w:rPr>
+  </w:style>
+  <w:style w:type="character" w:default="1" w:styleId="a0">
+    <w:name w:val="Default Paragraph Font"/>
+    <w:uiPriority w:val="1"/>
+    <w:semiHidden/>
+    <w:unhideWhenUsed/>
+  </w:style>
+  <w:style w:type="table" w:default="1" w:styleId="a1">
+    <w:name w:val="Normal Table"/>
+    <w:uiPriority w:val="99"/>
+    <w:semiHidden/>
+    <w:unhideWhenUsed/>
+    <w:tblPr>
+      <w:tblInd w:w="0" w:type="dxa"/>
+      <w:tblCellMar>
+        <w:top w:w="0" w:type="dxa"/>
+        <w:left w:w="108" w:type="dxa"/>
+        <w:bottom w:w="0" w:type="dxa"/>
+        <w:right w:w="108" w:type="dxa"/>
+      </w:tblCellMar>
+    </w:tblPr>
+  </w:style>
+  <w:style w:type="numbering" w:default="1" w:styleId="a2">
+    <w:name w:val="No List"/>
+    <w:uiPriority w:val="99"/>
+    <w:semiHidden/>
+    <w:unhideWhenUsed/>
+  </w:style>
+  <w:style w:type="character" w:styleId="a3">
+    <w:name w:val="Hyperlink"/>
+    <w:rPr>
+      <w:color w:val="0000FF"/>
+      <w:u w:val="single"/>
     </w:rPr>
   </w:style>
 </w:styles>
@@ -7477,12 +7103,12 @@
     <a:fontScheme name="Office">
       <a:majorFont>
         <a:latin typeface="Times New Roman"/>
-        <a:ea typeface="Times New Roman"/>
+        <a:ea typeface="細明體"/>
         <a:cs typeface=""/>
       </a:majorFont>
       <a:minorFont>
         <a:latin typeface="Times New Roman"/>
-        <a:ea typeface="Times New Roman"/>
+        <a:ea typeface="新細明體"/>
         <a:cs typeface=""/>
       </a:minorFont>
     </a:fontScheme>
@@ -7624,5 +7250,7 @@
       </a:bgFillStyleLst>
     </a:fmtScheme>
   </a:themeElements>
+  <a:objectDefaults/>
+  <a:extraClrSchemeLst/>
 </a:theme>
 </file>